--- a/docs/docx/8_sinif/unit1/U1_MD_03C_5N1K_Kavram_Tablosu.docx
+++ b/docs/docx/8_sinif/unit1/U1_MD_03C_5N1K_Kavram_Tablosu.docx
@@ -31,20 +31,6 @@
       </w:r>
     </w:p>
     <w:p>
-      <w:pPr>
-        <w:keepNext/>
-      </w:pPr>
-      <w:r>
-        <w:rPr>
-          <w:rFonts w:ascii="Aptos" w:hAnsi="Aptos" w:eastAsia="Aptos"/>
-          <w:b/>
-          <w:color w:val="EA580C"/>
-          <w:sz w:val="24"/>
-        </w:rPr>
-        <w:t>İnovatif Düşüncenin Geliştirilmesi, Fikirlerin Korunması ve Etik</w:t>
-      </w:r>
-    </w:p>
-    <w:p>
       <w:r>
         <w:rPr>
           <w:rFonts w:ascii="Aptos" w:hAnsi="Aptos" w:eastAsia="Aptos"/>
@@ -52,84 +38,7 @@
           <w:color w:val="1F2937"/>
           <w:sz w:val="20"/>
         </w:rPr>
-        <w:t>**Ders:** Teknoloji ve Tasarım&lt;br/&gt;</w:t>
-      </w:r>
-    </w:p>
-    <w:p>
-      <w:r>
-        <w:rPr>
-          <w:rFonts w:ascii="Aptos" w:hAnsi="Aptos" w:eastAsia="Aptos"/>
-          <w:b w:val="0"/>
-          <w:color w:val="1F2937"/>
-          <w:sz w:val="20"/>
-        </w:rPr>
-        <w:t>**Sınıf:** 8&lt;br/&gt;</w:t>
-      </w:r>
-    </w:p>
-    <w:p>
-      <w:r>
-        <w:rPr>
-          <w:rFonts w:ascii="Aptos" w:hAnsi="Aptos" w:eastAsia="Aptos"/>
-          <w:b w:val="0"/>
-          <w:color w:val="1F2937"/>
-          <w:sz w:val="20"/>
-        </w:rPr>
-        <w:t>**Belge türü:** Üniteye özgü kavram sorgulama aracı&lt;br/&gt;</w:t>
-      </w:r>
-    </w:p>
-    <w:p>
-      <w:r>
-        <w:rPr>
-          <w:rFonts w:ascii="Aptos" w:hAnsi="Aptos" w:eastAsia="Aptos"/>
-          <w:b w:val="0"/>
-          <w:color w:val="1F2937"/>
-          <w:sz w:val="20"/>
-        </w:rPr>
-        <w:t>**Kullanım zamanı:** 6. ders; 10 dakikalık Pekiştir etkinliği&lt;br/&gt;</w:t>
-      </w:r>
-    </w:p>
-    <w:p>
-      <w:r>
-        <w:rPr>
-          <w:rFonts w:ascii="Aptos" w:hAnsi="Aptos" w:eastAsia="Aptos"/>
-          <w:b w:val="0"/>
-          <w:color w:val="1F2937"/>
-          <w:sz w:val="20"/>
-        </w:rPr>
-        <w:t>**Birincil program kaynağı:** [Türkiye Yüzyılı Maarif Modeli — 8. Sınıf 1. Ünite](https://tymm.meb.gov.tr/teknoloji-tasarim-dersi/unite/1446)&lt;br/&gt;</w:t>
-      </w:r>
-    </w:p>
-    <w:p>
-      <w:r>
-        <w:rPr>
-          <w:rFonts w:ascii="Aptos" w:hAnsi="Aptos" w:eastAsia="Aptos"/>
-          <w:b w:val="0"/>
-          <w:color w:val="1F2937"/>
-          <w:sz w:val="20"/>
-        </w:rPr>
-        <w:t>**Resmî araştırma başlangıç kaynağı:** [TÜRKPATENT](https://www.turkpatent.gov.tr/)&lt;br/&gt;</w:t>
-      </w:r>
-    </w:p>
-    <w:p>
-      <w:r>
-        <w:rPr>
-          <w:rFonts w:ascii="Aptos" w:hAnsi="Aptos" w:eastAsia="Aptos"/>
-          <w:b w:val="0"/>
-          <w:color w:val="1F2937"/>
-          <w:sz w:val="20"/>
-        </w:rPr>
-        <w:t>**Canlı kaynak doğrulaması:** 13.09.2026</w:t>
-      </w:r>
-    </w:p>
-    <w:p>
-      <w:r>
-        <w:rPr>
-          <w:rFonts w:ascii="Aptos" w:hAnsi="Aptos" w:eastAsia="Aptos"/>
-          <w:b w:val="0"/>
-          <w:color w:val="1F2937"/>
-          <w:sz w:val="20"/>
-        </w:rPr>
-        <w:t>---</w:t>
+        <w:t>Bu tablo başvuru içindir. Öğrencinin bütün kavramları ezberlemesi beklenmez; gerektiğinde bir kavram seçip kullanır.</w:t>
       </w:r>
     </w:p>
     <w:p>
@@ -143,7 +52,1301 @@
           <w:color w:val="EA580C"/>
           <w:sz w:val="24"/>
         </w:rPr>
-        <w:t>Kullanım amacı ve sınırı</w:t>
+        <w:t>Öğretmen ve öğrenci başvuru tablosu</w:t>
+      </w:r>
+    </w:p>
+    <w:tbl>
+      <w:tblPr>
+        <w:tblW w:type="auto" w:w="0"/>
+        <w:tblLook w:firstColumn="1" w:firstRow="1" w:lastColumn="0" w:lastRow="0" w:noHBand="0" w:noVBand="1" w:val="04A0"/>
+      </w:tblPr>
+      <w:tblGrid>
+        <w:gridCol w:w="1928"/>
+        <w:gridCol w:w="1928"/>
+        <w:gridCol w:w="1928"/>
+        <w:gridCol w:w="1928"/>
+        <w:gridCol w:w="1928"/>
+      </w:tblGrid>
+      <w:tr>
+        <w:trPr>
+          <w:cantSplit/>
+          <w:tblHeader w:val="true"/>
+        </w:trPr>
+        <w:tc>
+          <w:tcPr>
+            <w:tcW w:type="dxa" w:w="1928"/>
+            <w:vAlign w:val="center"/>
+            <w:shd w:fill="C2410C"/>
+            <w:tcBorders>
+              <w:top w:val="single" w:sz="4" w:color="D1D5DB"/>
+              <w:left w:val="single" w:sz="4" w:color="D1D5DB"/>
+              <w:bottom w:val="single" w:sz="4" w:color="D1D5DB"/>
+              <w:right w:val="single" w:sz="4" w:color="D1D5DB"/>
+            </w:tcBorders>
+          </w:tcPr>
+          <w:p>
+            <w:pPr>
+              <w:spacing w:after="0"/>
+            </w:pPr>
+            <w:r>
+              <w:rPr>
+                <w:rFonts w:ascii="Aptos" w:hAnsi="Aptos" w:eastAsia="Aptos"/>
+                <w:b/>
+                <w:color w:val="FFFFFF"/>
+                <w:sz w:val="16"/>
+              </w:rPr>
+              <w:t>Kavram</w:t>
+            </w:r>
+          </w:p>
+        </w:tc>
+        <w:tc>
+          <w:tcPr>
+            <w:tcW w:type="dxa" w:w="1928"/>
+            <w:vAlign w:val="center"/>
+            <w:shd w:fill="C2410C"/>
+            <w:tcBorders>
+              <w:top w:val="single" w:sz="4" w:color="D1D5DB"/>
+              <w:left w:val="single" w:sz="4" w:color="D1D5DB"/>
+              <w:bottom w:val="single" w:sz="4" w:color="D1D5DB"/>
+              <w:right w:val="single" w:sz="4" w:color="D1D5DB"/>
+            </w:tcBorders>
+          </w:tcPr>
+          <w:p>
+            <w:pPr>
+              <w:spacing w:after="0"/>
+            </w:pPr>
+            <w:r>
+              <w:rPr>
+                <w:rFonts w:ascii="Aptos" w:hAnsi="Aptos" w:eastAsia="Aptos"/>
+                <w:b/>
+                <w:color w:val="FFFFFF"/>
+                <w:sz w:val="16"/>
+              </w:rPr>
+              <w:t>Ne?</w:t>
+            </w:r>
+          </w:p>
+        </w:tc>
+        <w:tc>
+          <w:tcPr>
+            <w:tcW w:type="dxa" w:w="1928"/>
+            <w:vAlign w:val="center"/>
+            <w:shd w:fill="C2410C"/>
+            <w:tcBorders>
+              <w:top w:val="single" w:sz="4" w:color="D1D5DB"/>
+              <w:left w:val="single" w:sz="4" w:color="D1D5DB"/>
+              <w:bottom w:val="single" w:sz="4" w:color="D1D5DB"/>
+              <w:right w:val="single" w:sz="4" w:color="D1D5DB"/>
+            </w:tcBorders>
+          </w:tcPr>
+          <w:p>
+            <w:pPr>
+              <w:spacing w:after="0"/>
+            </w:pPr>
+            <w:r>
+              <w:rPr>
+                <w:rFonts w:ascii="Aptos" w:hAnsi="Aptos" w:eastAsia="Aptos"/>
+                <w:b/>
+                <w:color w:val="FFFFFF"/>
+                <w:sz w:val="16"/>
+              </w:rPr>
+              <w:t>Ne zaman / nerede?</w:t>
+            </w:r>
+          </w:p>
+        </w:tc>
+        <w:tc>
+          <w:tcPr>
+            <w:tcW w:type="dxa" w:w="1928"/>
+            <w:vAlign w:val="center"/>
+            <w:shd w:fill="C2410C"/>
+            <w:tcBorders>
+              <w:top w:val="single" w:sz="4" w:color="D1D5DB"/>
+              <w:left w:val="single" w:sz="4" w:color="D1D5DB"/>
+              <w:bottom w:val="single" w:sz="4" w:color="D1D5DB"/>
+              <w:right w:val="single" w:sz="4" w:color="D1D5DB"/>
+            </w:tcBorders>
+          </w:tcPr>
+          <w:p>
+            <w:pPr>
+              <w:spacing w:after="0"/>
+            </w:pPr>
+            <w:r>
+              <w:rPr>
+                <w:rFonts w:ascii="Aptos" w:hAnsi="Aptos" w:eastAsia="Aptos"/>
+                <w:b/>
+                <w:color w:val="FFFFFF"/>
+                <w:sz w:val="16"/>
+              </w:rPr>
+              <w:t>Nasıl / neden?</w:t>
+            </w:r>
+          </w:p>
+        </w:tc>
+        <w:tc>
+          <w:tcPr>
+            <w:tcW w:type="dxa" w:w="1928"/>
+            <w:vAlign w:val="center"/>
+            <w:shd w:fill="C2410C"/>
+            <w:tcBorders>
+              <w:top w:val="single" w:sz="4" w:color="D1D5DB"/>
+              <w:left w:val="single" w:sz="4" w:color="D1D5DB"/>
+              <w:bottom w:val="single" w:sz="4" w:color="D1D5DB"/>
+              <w:right w:val="single" w:sz="4" w:color="D1D5DB"/>
+            </w:tcBorders>
+          </w:tcPr>
+          <w:p>
+            <w:pPr>
+              <w:spacing w:after="0"/>
+            </w:pPr>
+            <w:r>
+              <w:rPr>
+                <w:rFonts w:ascii="Aptos" w:hAnsi="Aptos" w:eastAsia="Aptos"/>
+                <w:b/>
+                <w:color w:val="FFFFFF"/>
+                <w:sz w:val="16"/>
+              </w:rPr>
+              <w:t>Kim?</w:t>
+            </w:r>
+          </w:p>
+        </w:tc>
+      </w:tr>
+      <w:tr>
+        <w:trPr>
+          <w:cantSplit/>
+        </w:trPr>
+        <w:tc>
+          <w:tcPr>
+            <w:tcW w:type="dxa" w:w="1928"/>
+            <w:vAlign w:val="center"/>
+            <w:shd w:fill="FFFFFF"/>
+            <w:tcBorders>
+              <w:top w:val="single" w:sz="4" w:color="D1D5DB"/>
+              <w:left w:val="single" w:sz="4" w:color="D1D5DB"/>
+              <w:bottom w:val="single" w:sz="4" w:color="D1D5DB"/>
+              <w:right w:val="single" w:sz="4" w:color="D1D5DB"/>
+            </w:tcBorders>
+          </w:tcPr>
+          <w:p>
+            <w:pPr>
+              <w:spacing w:after="0"/>
+            </w:pPr>
+            <w:r>
+              <w:rPr>
+                <w:rFonts w:ascii="Aptos" w:hAnsi="Aptos" w:eastAsia="Aptos"/>
+                <w:b w:val="0"/>
+                <w:color w:val="1F2937"/>
+                <w:sz w:val="16"/>
+              </w:rPr>
+              <w:t>İnovasyon</w:t>
+            </w:r>
+          </w:p>
+        </w:tc>
+        <w:tc>
+          <w:tcPr>
+            <w:tcW w:type="dxa" w:w="1928"/>
+            <w:vAlign w:val="center"/>
+            <w:shd w:fill="FFFFFF"/>
+            <w:tcBorders>
+              <w:top w:val="single" w:sz="4" w:color="D1D5DB"/>
+              <w:left w:val="single" w:sz="4" w:color="D1D5DB"/>
+              <w:bottom w:val="single" w:sz="4" w:color="D1D5DB"/>
+              <w:right w:val="single" w:sz="4" w:color="D1D5DB"/>
+            </w:tcBorders>
+          </w:tcPr>
+          <w:p>
+            <w:pPr>
+              <w:spacing w:after="0"/>
+            </w:pPr>
+            <w:r>
+              <w:rPr>
+                <w:rFonts w:ascii="Aptos" w:hAnsi="Aptos" w:eastAsia="Aptos"/>
+                <w:b w:val="0"/>
+                <w:color w:val="1F2937"/>
+                <w:sz w:val="16"/>
+              </w:rPr>
+              <w:t>Değer oluşturan yeni veya geliştirilmiş çözüm</w:t>
+            </w:r>
+          </w:p>
+        </w:tc>
+        <w:tc>
+          <w:tcPr>
+            <w:tcW w:type="dxa" w:w="1928"/>
+            <w:vAlign w:val="center"/>
+            <w:shd w:fill="FFFFFF"/>
+            <w:tcBorders>
+              <w:top w:val="single" w:sz="4" w:color="D1D5DB"/>
+              <w:left w:val="single" w:sz="4" w:color="D1D5DB"/>
+              <w:bottom w:val="single" w:sz="4" w:color="D1D5DB"/>
+              <w:right w:val="single" w:sz="4" w:color="D1D5DB"/>
+            </w:tcBorders>
+          </w:tcPr>
+          <w:p>
+            <w:pPr>
+              <w:spacing w:after="0"/>
+            </w:pPr>
+            <w:r>
+              <w:rPr>
+                <w:rFonts w:ascii="Aptos" w:hAnsi="Aptos" w:eastAsia="Aptos"/>
+                <w:b w:val="0"/>
+                <w:color w:val="1F2937"/>
+                <w:sz w:val="16"/>
+              </w:rPr>
+              <w:t>İhtiyaç fark edildiğinde</w:t>
+            </w:r>
+          </w:p>
+        </w:tc>
+        <w:tc>
+          <w:tcPr>
+            <w:tcW w:type="dxa" w:w="1928"/>
+            <w:vAlign w:val="center"/>
+            <w:shd w:fill="FFFFFF"/>
+            <w:tcBorders>
+              <w:top w:val="single" w:sz="4" w:color="D1D5DB"/>
+              <w:left w:val="single" w:sz="4" w:color="D1D5DB"/>
+              <w:bottom w:val="single" w:sz="4" w:color="D1D5DB"/>
+              <w:right w:val="single" w:sz="4" w:color="D1D5DB"/>
+            </w:tcBorders>
+          </w:tcPr>
+          <w:p>
+            <w:pPr>
+              <w:spacing w:after="0"/>
+            </w:pPr>
+            <w:r>
+              <w:rPr>
+                <w:rFonts w:ascii="Aptos" w:hAnsi="Aptos" w:eastAsia="Aptos"/>
+                <w:b w:val="0"/>
+                <w:color w:val="1F2937"/>
+                <w:sz w:val="16"/>
+              </w:rPr>
+              <w:t>Kullanıcıya fayda sağlamak için</w:t>
+            </w:r>
+          </w:p>
+        </w:tc>
+        <w:tc>
+          <w:tcPr>
+            <w:tcW w:type="dxa" w:w="1928"/>
+            <w:vAlign w:val="center"/>
+            <w:shd w:fill="FFFFFF"/>
+            <w:tcBorders>
+              <w:top w:val="single" w:sz="4" w:color="D1D5DB"/>
+              <w:left w:val="single" w:sz="4" w:color="D1D5DB"/>
+              <w:bottom w:val="single" w:sz="4" w:color="D1D5DB"/>
+              <w:right w:val="single" w:sz="4" w:color="D1D5DB"/>
+            </w:tcBorders>
+          </w:tcPr>
+          <w:p>
+            <w:pPr>
+              <w:spacing w:after="0"/>
+            </w:pPr>
+            <w:r>
+              <w:rPr>
+                <w:rFonts w:ascii="Aptos" w:hAnsi="Aptos" w:eastAsia="Aptos"/>
+                <w:b w:val="0"/>
+                <w:color w:val="1F2937"/>
+                <w:sz w:val="16"/>
+              </w:rPr>
+              <w:t>Tasarımcı, kullanıcı, toplum</w:t>
+            </w:r>
+          </w:p>
+        </w:tc>
+      </w:tr>
+      <w:tr>
+        <w:trPr>
+          <w:cantSplit/>
+        </w:trPr>
+        <w:tc>
+          <w:tcPr>
+            <w:tcW w:type="dxa" w:w="1928"/>
+            <w:vAlign w:val="center"/>
+            <w:shd w:fill="FFF8F3"/>
+            <w:tcBorders>
+              <w:top w:val="single" w:sz="4" w:color="D1D5DB"/>
+              <w:left w:val="single" w:sz="4" w:color="D1D5DB"/>
+              <w:bottom w:val="single" w:sz="4" w:color="D1D5DB"/>
+              <w:right w:val="single" w:sz="4" w:color="D1D5DB"/>
+            </w:tcBorders>
+          </w:tcPr>
+          <w:p>
+            <w:pPr>
+              <w:spacing w:after="0"/>
+            </w:pPr>
+            <w:r>
+              <w:rPr>
+                <w:rFonts w:ascii="Aptos" w:hAnsi="Aptos" w:eastAsia="Aptos"/>
+                <w:b w:val="0"/>
+                <w:color w:val="1F2937"/>
+                <w:sz w:val="16"/>
+              </w:rPr>
+              <w:t>AR-GE</w:t>
+            </w:r>
+          </w:p>
+        </w:tc>
+        <w:tc>
+          <w:tcPr>
+            <w:tcW w:type="dxa" w:w="1928"/>
+            <w:vAlign w:val="center"/>
+            <w:shd w:fill="FFF8F3"/>
+            <w:tcBorders>
+              <w:top w:val="single" w:sz="4" w:color="D1D5DB"/>
+              <w:left w:val="single" w:sz="4" w:color="D1D5DB"/>
+              <w:bottom w:val="single" w:sz="4" w:color="D1D5DB"/>
+              <w:right w:val="single" w:sz="4" w:color="D1D5DB"/>
+            </w:tcBorders>
+          </w:tcPr>
+          <w:p>
+            <w:pPr>
+              <w:spacing w:after="0"/>
+            </w:pPr>
+            <w:r>
+              <w:rPr>
+                <w:rFonts w:ascii="Aptos" w:hAnsi="Aptos" w:eastAsia="Aptos"/>
+                <w:b w:val="0"/>
+                <w:color w:val="1F2937"/>
+                <w:sz w:val="16"/>
+              </w:rPr>
+              <w:t>Araştırma ve geliştirme süreci</w:t>
+            </w:r>
+          </w:p>
+        </w:tc>
+        <w:tc>
+          <w:tcPr>
+            <w:tcW w:type="dxa" w:w="1928"/>
+            <w:vAlign w:val="center"/>
+            <w:shd w:fill="FFF8F3"/>
+            <w:tcBorders>
+              <w:top w:val="single" w:sz="4" w:color="D1D5DB"/>
+              <w:left w:val="single" w:sz="4" w:color="D1D5DB"/>
+              <w:bottom w:val="single" w:sz="4" w:color="D1D5DB"/>
+              <w:right w:val="single" w:sz="4" w:color="D1D5DB"/>
+            </w:tcBorders>
+          </w:tcPr>
+          <w:p>
+            <w:pPr>
+              <w:spacing w:after="0"/>
+            </w:pPr>
+            <w:r>
+              <w:rPr>
+                <w:rFonts w:ascii="Aptos" w:hAnsi="Aptos" w:eastAsia="Aptos"/>
+                <w:b w:val="0"/>
+                <w:color w:val="1F2937"/>
+                <w:sz w:val="16"/>
+              </w:rPr>
+              <w:t>Çözüm öncesi ve sırasında</w:t>
+            </w:r>
+          </w:p>
+        </w:tc>
+        <w:tc>
+          <w:tcPr>
+            <w:tcW w:type="dxa" w:w="1928"/>
+            <w:vAlign w:val="center"/>
+            <w:shd w:fill="FFF8F3"/>
+            <w:tcBorders>
+              <w:top w:val="single" w:sz="4" w:color="D1D5DB"/>
+              <w:left w:val="single" w:sz="4" w:color="D1D5DB"/>
+              <w:bottom w:val="single" w:sz="4" w:color="D1D5DB"/>
+              <w:right w:val="single" w:sz="4" w:color="D1D5DB"/>
+            </w:tcBorders>
+          </w:tcPr>
+          <w:p>
+            <w:pPr>
+              <w:spacing w:after="0"/>
+            </w:pPr>
+            <w:r>
+              <w:rPr>
+                <w:rFonts w:ascii="Aptos" w:hAnsi="Aptos" w:eastAsia="Aptos"/>
+                <w:b w:val="0"/>
+                <w:color w:val="1F2937"/>
+                <w:sz w:val="16"/>
+              </w:rPr>
+              <w:t>Deneme ve iyileştirmeyle</w:t>
+            </w:r>
+          </w:p>
+        </w:tc>
+        <w:tc>
+          <w:tcPr>
+            <w:tcW w:type="dxa" w:w="1928"/>
+            <w:vAlign w:val="center"/>
+            <w:shd w:fill="FFF8F3"/>
+            <w:tcBorders>
+              <w:top w:val="single" w:sz="4" w:color="D1D5DB"/>
+              <w:left w:val="single" w:sz="4" w:color="D1D5DB"/>
+              <w:bottom w:val="single" w:sz="4" w:color="D1D5DB"/>
+              <w:right w:val="single" w:sz="4" w:color="D1D5DB"/>
+            </w:tcBorders>
+          </w:tcPr>
+          <w:p>
+            <w:pPr>
+              <w:spacing w:after="0"/>
+            </w:pPr>
+            <w:r>
+              <w:rPr>
+                <w:rFonts w:ascii="Aptos" w:hAnsi="Aptos" w:eastAsia="Aptos"/>
+                <w:b w:val="0"/>
+                <w:color w:val="1F2937"/>
+                <w:sz w:val="16"/>
+              </w:rPr>
+              <w:t>Araştırmacı, tasarımcı</w:t>
+            </w:r>
+          </w:p>
+        </w:tc>
+      </w:tr>
+      <w:tr>
+        <w:trPr>
+          <w:cantSplit/>
+        </w:trPr>
+        <w:tc>
+          <w:tcPr>
+            <w:tcW w:type="dxa" w:w="1928"/>
+            <w:vAlign w:val="center"/>
+            <w:shd w:fill="FFFFFF"/>
+            <w:tcBorders>
+              <w:top w:val="single" w:sz="4" w:color="D1D5DB"/>
+              <w:left w:val="single" w:sz="4" w:color="D1D5DB"/>
+              <w:bottom w:val="single" w:sz="4" w:color="D1D5DB"/>
+              <w:right w:val="single" w:sz="4" w:color="D1D5DB"/>
+            </w:tcBorders>
+          </w:tcPr>
+          <w:p>
+            <w:pPr>
+              <w:spacing w:after="0"/>
+            </w:pPr>
+            <w:r>
+              <w:rPr>
+                <w:rFonts w:ascii="Aptos" w:hAnsi="Aptos" w:eastAsia="Aptos"/>
+                <w:b w:val="0"/>
+                <w:color w:val="1F2937"/>
+                <w:sz w:val="16"/>
+              </w:rPr>
+              <w:t>İhtiyaç</w:t>
+            </w:r>
+          </w:p>
+        </w:tc>
+        <w:tc>
+          <w:tcPr>
+            <w:tcW w:type="dxa" w:w="1928"/>
+            <w:vAlign w:val="center"/>
+            <w:shd w:fill="FFFFFF"/>
+            <w:tcBorders>
+              <w:top w:val="single" w:sz="4" w:color="D1D5DB"/>
+              <w:left w:val="single" w:sz="4" w:color="D1D5DB"/>
+              <w:bottom w:val="single" w:sz="4" w:color="D1D5DB"/>
+              <w:right w:val="single" w:sz="4" w:color="D1D5DB"/>
+            </w:tcBorders>
+          </w:tcPr>
+          <w:p>
+            <w:pPr>
+              <w:spacing w:after="0"/>
+            </w:pPr>
+            <w:r>
+              <w:rPr>
+                <w:rFonts w:ascii="Aptos" w:hAnsi="Aptos" w:eastAsia="Aptos"/>
+                <w:b w:val="0"/>
+                <w:color w:val="1F2937"/>
+                <w:sz w:val="16"/>
+              </w:rPr>
+              <w:t>Karşılanması gereken durum</w:t>
+            </w:r>
+          </w:p>
+        </w:tc>
+        <w:tc>
+          <w:tcPr>
+            <w:tcW w:type="dxa" w:w="1928"/>
+            <w:vAlign w:val="center"/>
+            <w:shd w:fill="FFFFFF"/>
+            <w:tcBorders>
+              <w:top w:val="single" w:sz="4" w:color="D1D5DB"/>
+              <w:left w:val="single" w:sz="4" w:color="D1D5DB"/>
+              <w:bottom w:val="single" w:sz="4" w:color="D1D5DB"/>
+              <w:right w:val="single" w:sz="4" w:color="D1D5DB"/>
+            </w:tcBorders>
+          </w:tcPr>
+          <w:p>
+            <w:pPr>
+              <w:spacing w:after="0"/>
+            </w:pPr>
+            <w:r>
+              <w:rPr>
+                <w:rFonts w:ascii="Aptos" w:hAnsi="Aptos" w:eastAsia="Aptos"/>
+                <w:b w:val="0"/>
+                <w:color w:val="1F2937"/>
+                <w:sz w:val="16"/>
+              </w:rPr>
+              <w:t>Ev, okul, çevre</w:t>
+            </w:r>
+          </w:p>
+        </w:tc>
+        <w:tc>
+          <w:tcPr>
+            <w:tcW w:type="dxa" w:w="1928"/>
+            <w:vAlign w:val="center"/>
+            <w:shd w:fill="FFFFFF"/>
+            <w:tcBorders>
+              <w:top w:val="single" w:sz="4" w:color="D1D5DB"/>
+              <w:left w:val="single" w:sz="4" w:color="D1D5DB"/>
+              <w:bottom w:val="single" w:sz="4" w:color="D1D5DB"/>
+              <w:right w:val="single" w:sz="4" w:color="D1D5DB"/>
+            </w:tcBorders>
+          </w:tcPr>
+          <w:p>
+            <w:pPr>
+              <w:spacing w:after="0"/>
+            </w:pPr>
+            <w:r>
+              <w:rPr>
+                <w:rFonts w:ascii="Aptos" w:hAnsi="Aptos" w:eastAsia="Aptos"/>
+                <w:b w:val="0"/>
+                <w:color w:val="1F2937"/>
+                <w:sz w:val="16"/>
+              </w:rPr>
+              <w:t>Problemi anlamak için</w:t>
+            </w:r>
+          </w:p>
+        </w:tc>
+        <w:tc>
+          <w:tcPr>
+            <w:tcW w:type="dxa" w:w="1928"/>
+            <w:vAlign w:val="center"/>
+            <w:shd w:fill="FFFFFF"/>
+            <w:tcBorders>
+              <w:top w:val="single" w:sz="4" w:color="D1D5DB"/>
+              <w:left w:val="single" w:sz="4" w:color="D1D5DB"/>
+              <w:bottom w:val="single" w:sz="4" w:color="D1D5DB"/>
+              <w:right w:val="single" w:sz="4" w:color="D1D5DB"/>
+            </w:tcBorders>
+          </w:tcPr>
+          <w:p>
+            <w:pPr>
+              <w:spacing w:after="0"/>
+            </w:pPr>
+            <w:r>
+              <w:rPr>
+                <w:rFonts w:ascii="Aptos" w:hAnsi="Aptos" w:eastAsia="Aptos"/>
+                <w:b w:val="0"/>
+                <w:color w:val="1F2937"/>
+                <w:sz w:val="16"/>
+              </w:rPr>
+              <w:t>Kullanıcı</w:t>
+            </w:r>
+          </w:p>
+        </w:tc>
+      </w:tr>
+      <w:tr>
+        <w:trPr>
+          <w:cantSplit/>
+        </w:trPr>
+        <w:tc>
+          <w:tcPr>
+            <w:tcW w:type="dxa" w:w="1928"/>
+            <w:vAlign w:val="center"/>
+            <w:shd w:fill="FFF8F3"/>
+            <w:tcBorders>
+              <w:top w:val="single" w:sz="4" w:color="D1D5DB"/>
+              <w:left w:val="single" w:sz="4" w:color="D1D5DB"/>
+              <w:bottom w:val="single" w:sz="4" w:color="D1D5DB"/>
+              <w:right w:val="single" w:sz="4" w:color="D1D5DB"/>
+            </w:tcBorders>
+          </w:tcPr>
+          <w:p>
+            <w:pPr>
+              <w:spacing w:after="0"/>
+            </w:pPr>
+            <w:r>
+              <w:rPr>
+                <w:rFonts w:ascii="Aptos" w:hAnsi="Aptos" w:eastAsia="Aptos"/>
+                <w:b w:val="0"/>
+                <w:color w:val="1F2937"/>
+                <w:sz w:val="16"/>
+              </w:rPr>
+              <w:t>Problem</w:t>
+            </w:r>
+          </w:p>
+        </w:tc>
+        <w:tc>
+          <w:tcPr>
+            <w:tcW w:type="dxa" w:w="1928"/>
+            <w:vAlign w:val="center"/>
+            <w:shd w:fill="FFF8F3"/>
+            <w:tcBorders>
+              <w:top w:val="single" w:sz="4" w:color="D1D5DB"/>
+              <w:left w:val="single" w:sz="4" w:color="D1D5DB"/>
+              <w:bottom w:val="single" w:sz="4" w:color="D1D5DB"/>
+              <w:right w:val="single" w:sz="4" w:color="D1D5DB"/>
+            </w:tcBorders>
+          </w:tcPr>
+          <w:p>
+            <w:pPr>
+              <w:spacing w:after="0"/>
+            </w:pPr>
+            <w:r>
+              <w:rPr>
+                <w:rFonts w:ascii="Aptos" w:hAnsi="Aptos" w:eastAsia="Aptos"/>
+                <w:b w:val="0"/>
+                <w:color w:val="1F2937"/>
+                <w:sz w:val="16"/>
+              </w:rPr>
+              <w:t>Çözüm gerektiren açık zorluk</w:t>
+            </w:r>
+          </w:p>
+        </w:tc>
+        <w:tc>
+          <w:tcPr>
+            <w:tcW w:type="dxa" w:w="1928"/>
+            <w:vAlign w:val="center"/>
+            <w:shd w:fill="FFF8F3"/>
+            <w:tcBorders>
+              <w:top w:val="single" w:sz="4" w:color="D1D5DB"/>
+              <w:left w:val="single" w:sz="4" w:color="D1D5DB"/>
+              <w:bottom w:val="single" w:sz="4" w:color="D1D5DB"/>
+              <w:right w:val="single" w:sz="4" w:color="D1D5DB"/>
+            </w:tcBorders>
+          </w:tcPr>
+          <w:p>
+            <w:pPr>
+              <w:spacing w:after="0"/>
+            </w:pPr>
+            <w:r>
+              <w:rPr>
+                <w:rFonts w:ascii="Aptos" w:hAnsi="Aptos" w:eastAsia="Aptos"/>
+                <w:b w:val="0"/>
+                <w:color w:val="1F2937"/>
+                <w:sz w:val="16"/>
+              </w:rPr>
+              <w:t>Gözlem sonrasında</w:t>
+            </w:r>
+          </w:p>
+        </w:tc>
+        <w:tc>
+          <w:tcPr>
+            <w:tcW w:type="dxa" w:w="1928"/>
+            <w:vAlign w:val="center"/>
+            <w:shd w:fill="FFF8F3"/>
+            <w:tcBorders>
+              <w:top w:val="single" w:sz="4" w:color="D1D5DB"/>
+              <w:left w:val="single" w:sz="4" w:color="D1D5DB"/>
+              <w:bottom w:val="single" w:sz="4" w:color="D1D5DB"/>
+              <w:right w:val="single" w:sz="4" w:color="D1D5DB"/>
+            </w:tcBorders>
+          </w:tcPr>
+          <w:p>
+            <w:pPr>
+              <w:spacing w:after="0"/>
+            </w:pPr>
+            <w:r>
+              <w:rPr>
+                <w:rFonts w:ascii="Aptos" w:hAnsi="Aptos" w:eastAsia="Aptos"/>
+                <w:b w:val="0"/>
+                <w:color w:val="1F2937"/>
+                <w:sz w:val="16"/>
+              </w:rPr>
+              <w:t>Sınırı belirlemek için</w:t>
+            </w:r>
+          </w:p>
+        </w:tc>
+        <w:tc>
+          <w:tcPr>
+            <w:tcW w:type="dxa" w:w="1928"/>
+            <w:vAlign w:val="center"/>
+            <w:shd w:fill="FFF8F3"/>
+            <w:tcBorders>
+              <w:top w:val="single" w:sz="4" w:color="D1D5DB"/>
+              <w:left w:val="single" w:sz="4" w:color="D1D5DB"/>
+              <w:bottom w:val="single" w:sz="4" w:color="D1D5DB"/>
+              <w:right w:val="single" w:sz="4" w:color="D1D5DB"/>
+            </w:tcBorders>
+          </w:tcPr>
+          <w:p>
+            <w:pPr>
+              <w:spacing w:after="0"/>
+            </w:pPr>
+            <w:r>
+              <w:rPr>
+                <w:rFonts w:ascii="Aptos" w:hAnsi="Aptos" w:eastAsia="Aptos"/>
+                <w:b w:val="0"/>
+                <w:color w:val="1F2937"/>
+                <w:sz w:val="16"/>
+              </w:rPr>
+              <w:t>Etkilenen kişi</w:t>
+            </w:r>
+          </w:p>
+        </w:tc>
+      </w:tr>
+      <w:tr>
+        <w:trPr>
+          <w:cantSplit/>
+        </w:trPr>
+        <w:tc>
+          <w:tcPr>
+            <w:tcW w:type="dxa" w:w="1928"/>
+            <w:vAlign w:val="center"/>
+            <w:shd w:fill="FFFFFF"/>
+            <w:tcBorders>
+              <w:top w:val="single" w:sz="4" w:color="D1D5DB"/>
+              <w:left w:val="single" w:sz="4" w:color="D1D5DB"/>
+              <w:bottom w:val="single" w:sz="4" w:color="D1D5DB"/>
+              <w:right w:val="single" w:sz="4" w:color="D1D5DB"/>
+            </w:tcBorders>
+          </w:tcPr>
+          <w:p>
+            <w:pPr>
+              <w:spacing w:after="0"/>
+            </w:pPr>
+            <w:r>
+              <w:rPr>
+                <w:rFonts w:ascii="Aptos" w:hAnsi="Aptos" w:eastAsia="Aptos"/>
+                <w:b w:val="0"/>
+                <w:color w:val="1F2937"/>
+                <w:sz w:val="16"/>
+              </w:rPr>
+              <w:t>Kaynak</w:t>
+            </w:r>
+          </w:p>
+        </w:tc>
+        <w:tc>
+          <w:tcPr>
+            <w:tcW w:type="dxa" w:w="1928"/>
+            <w:vAlign w:val="center"/>
+            <w:shd w:fill="FFFFFF"/>
+            <w:tcBorders>
+              <w:top w:val="single" w:sz="4" w:color="D1D5DB"/>
+              <w:left w:val="single" w:sz="4" w:color="D1D5DB"/>
+              <w:bottom w:val="single" w:sz="4" w:color="D1D5DB"/>
+              <w:right w:val="single" w:sz="4" w:color="D1D5DB"/>
+            </w:tcBorders>
+          </w:tcPr>
+          <w:p>
+            <w:pPr>
+              <w:spacing w:after="0"/>
+            </w:pPr>
+            <w:r>
+              <w:rPr>
+                <w:rFonts w:ascii="Aptos" w:hAnsi="Aptos" w:eastAsia="Aptos"/>
+                <w:b w:val="0"/>
+                <w:color w:val="1F2937"/>
+                <w:sz w:val="16"/>
+              </w:rPr>
+              <w:t>Bilgiye ulaşılan kişi, kurum veya yayın</w:t>
+            </w:r>
+          </w:p>
+        </w:tc>
+        <w:tc>
+          <w:tcPr>
+            <w:tcW w:type="dxa" w:w="1928"/>
+            <w:vAlign w:val="center"/>
+            <w:shd w:fill="FFFFFF"/>
+            <w:tcBorders>
+              <w:top w:val="single" w:sz="4" w:color="D1D5DB"/>
+              <w:left w:val="single" w:sz="4" w:color="D1D5DB"/>
+              <w:bottom w:val="single" w:sz="4" w:color="D1D5DB"/>
+              <w:right w:val="single" w:sz="4" w:color="D1D5DB"/>
+            </w:tcBorders>
+          </w:tcPr>
+          <w:p>
+            <w:pPr>
+              <w:spacing w:after="0"/>
+            </w:pPr>
+            <w:r>
+              <w:rPr>
+                <w:rFonts w:ascii="Aptos" w:hAnsi="Aptos" w:eastAsia="Aptos"/>
+                <w:b w:val="0"/>
+                <w:color w:val="1F2937"/>
+                <w:sz w:val="16"/>
+              </w:rPr>
+              <w:t>Araştırma sırasında</w:t>
+            </w:r>
+          </w:p>
+        </w:tc>
+        <w:tc>
+          <w:tcPr>
+            <w:tcW w:type="dxa" w:w="1928"/>
+            <w:vAlign w:val="center"/>
+            <w:shd w:fill="FFFFFF"/>
+            <w:tcBorders>
+              <w:top w:val="single" w:sz="4" w:color="D1D5DB"/>
+              <w:left w:val="single" w:sz="4" w:color="D1D5DB"/>
+              <w:bottom w:val="single" w:sz="4" w:color="D1D5DB"/>
+              <w:right w:val="single" w:sz="4" w:color="D1D5DB"/>
+            </w:tcBorders>
+          </w:tcPr>
+          <w:p>
+            <w:pPr>
+              <w:spacing w:after="0"/>
+            </w:pPr>
+            <w:r>
+              <w:rPr>
+                <w:rFonts w:ascii="Aptos" w:hAnsi="Aptos" w:eastAsia="Aptos"/>
+                <w:b w:val="0"/>
+                <w:color w:val="1F2937"/>
+                <w:sz w:val="16"/>
+              </w:rPr>
+              <w:t>İddiayı kontrol etmek için</w:t>
+            </w:r>
+          </w:p>
+        </w:tc>
+        <w:tc>
+          <w:tcPr>
+            <w:tcW w:type="dxa" w:w="1928"/>
+            <w:vAlign w:val="center"/>
+            <w:shd w:fill="FFFFFF"/>
+            <w:tcBorders>
+              <w:top w:val="single" w:sz="4" w:color="D1D5DB"/>
+              <w:left w:val="single" w:sz="4" w:color="D1D5DB"/>
+              <w:bottom w:val="single" w:sz="4" w:color="D1D5DB"/>
+              <w:right w:val="single" w:sz="4" w:color="D1D5DB"/>
+            </w:tcBorders>
+          </w:tcPr>
+          <w:p>
+            <w:pPr>
+              <w:spacing w:after="0"/>
+            </w:pPr>
+            <w:r>
+              <w:rPr>
+                <w:rFonts w:ascii="Aptos" w:hAnsi="Aptos" w:eastAsia="Aptos"/>
+                <w:b w:val="0"/>
+                <w:color w:val="1F2937"/>
+                <w:sz w:val="16"/>
+              </w:rPr>
+              <w:t>Yazar, kurum</w:t>
+            </w:r>
+          </w:p>
+        </w:tc>
+      </w:tr>
+      <w:tr>
+        <w:trPr>
+          <w:cantSplit/>
+        </w:trPr>
+        <w:tc>
+          <w:tcPr>
+            <w:tcW w:type="dxa" w:w="1928"/>
+            <w:vAlign w:val="center"/>
+            <w:shd w:fill="FFF8F3"/>
+            <w:tcBorders>
+              <w:top w:val="single" w:sz="4" w:color="D1D5DB"/>
+              <w:left w:val="single" w:sz="4" w:color="D1D5DB"/>
+              <w:bottom w:val="single" w:sz="4" w:color="D1D5DB"/>
+              <w:right w:val="single" w:sz="4" w:color="D1D5DB"/>
+            </w:tcBorders>
+          </w:tcPr>
+          <w:p>
+            <w:pPr>
+              <w:spacing w:after="0"/>
+            </w:pPr>
+            <w:r>
+              <w:rPr>
+                <w:rFonts w:ascii="Aptos" w:hAnsi="Aptos" w:eastAsia="Aptos"/>
+                <w:b w:val="0"/>
+                <w:color w:val="1F2937"/>
+                <w:sz w:val="16"/>
+              </w:rPr>
+              <w:t>Kanıt</w:t>
+            </w:r>
+          </w:p>
+        </w:tc>
+        <w:tc>
+          <w:tcPr>
+            <w:tcW w:type="dxa" w:w="1928"/>
+            <w:vAlign w:val="center"/>
+            <w:shd w:fill="FFF8F3"/>
+            <w:tcBorders>
+              <w:top w:val="single" w:sz="4" w:color="D1D5DB"/>
+              <w:left w:val="single" w:sz="4" w:color="D1D5DB"/>
+              <w:bottom w:val="single" w:sz="4" w:color="D1D5DB"/>
+              <w:right w:val="single" w:sz="4" w:color="D1D5DB"/>
+            </w:tcBorders>
+          </w:tcPr>
+          <w:p>
+            <w:pPr>
+              <w:spacing w:after="0"/>
+            </w:pPr>
+            <w:r>
+              <w:rPr>
+                <w:rFonts w:ascii="Aptos" w:hAnsi="Aptos" w:eastAsia="Aptos"/>
+                <w:b w:val="0"/>
+                <w:color w:val="1F2937"/>
+                <w:sz w:val="16"/>
+              </w:rPr>
+              <w:t>İddiayı destekleyen bilgi veya veri</w:t>
+            </w:r>
+          </w:p>
+        </w:tc>
+        <w:tc>
+          <w:tcPr>
+            <w:tcW w:type="dxa" w:w="1928"/>
+            <w:vAlign w:val="center"/>
+            <w:shd w:fill="FFF8F3"/>
+            <w:tcBorders>
+              <w:top w:val="single" w:sz="4" w:color="D1D5DB"/>
+              <w:left w:val="single" w:sz="4" w:color="D1D5DB"/>
+              <w:bottom w:val="single" w:sz="4" w:color="D1D5DB"/>
+              <w:right w:val="single" w:sz="4" w:color="D1D5DB"/>
+            </w:tcBorders>
+          </w:tcPr>
+          <w:p>
+            <w:pPr>
+              <w:spacing w:after="0"/>
+            </w:pPr>
+            <w:r>
+              <w:rPr>
+                <w:rFonts w:ascii="Aptos" w:hAnsi="Aptos" w:eastAsia="Aptos"/>
+                <w:b w:val="0"/>
+                <w:color w:val="1F2937"/>
+                <w:sz w:val="16"/>
+              </w:rPr>
+              <w:t>Karar verirken</w:t>
+            </w:r>
+          </w:p>
+        </w:tc>
+        <w:tc>
+          <w:tcPr>
+            <w:tcW w:type="dxa" w:w="1928"/>
+            <w:vAlign w:val="center"/>
+            <w:shd w:fill="FFF8F3"/>
+            <w:tcBorders>
+              <w:top w:val="single" w:sz="4" w:color="D1D5DB"/>
+              <w:left w:val="single" w:sz="4" w:color="D1D5DB"/>
+              <w:bottom w:val="single" w:sz="4" w:color="D1D5DB"/>
+              <w:right w:val="single" w:sz="4" w:color="D1D5DB"/>
+            </w:tcBorders>
+          </w:tcPr>
+          <w:p>
+            <w:pPr>
+              <w:spacing w:after="0"/>
+            </w:pPr>
+            <w:r>
+              <w:rPr>
+                <w:rFonts w:ascii="Aptos" w:hAnsi="Aptos" w:eastAsia="Aptos"/>
+                <w:b w:val="0"/>
+                <w:color w:val="1F2937"/>
+                <w:sz w:val="16"/>
+              </w:rPr>
+              <w:t>Gerekçe kurmak için</w:t>
+            </w:r>
+          </w:p>
+        </w:tc>
+        <w:tc>
+          <w:tcPr>
+            <w:tcW w:type="dxa" w:w="1928"/>
+            <w:vAlign w:val="center"/>
+            <w:shd w:fill="FFF8F3"/>
+            <w:tcBorders>
+              <w:top w:val="single" w:sz="4" w:color="D1D5DB"/>
+              <w:left w:val="single" w:sz="4" w:color="D1D5DB"/>
+              <w:bottom w:val="single" w:sz="4" w:color="D1D5DB"/>
+              <w:right w:val="single" w:sz="4" w:color="D1D5DB"/>
+            </w:tcBorders>
+          </w:tcPr>
+          <w:p>
+            <w:pPr>
+              <w:spacing w:after="0"/>
+            </w:pPr>
+            <w:r>
+              <w:rPr>
+                <w:rFonts w:ascii="Aptos" w:hAnsi="Aptos" w:eastAsia="Aptos"/>
+                <w:b w:val="0"/>
+                <w:color w:val="1F2937"/>
+                <w:sz w:val="16"/>
+              </w:rPr>
+              <w:t>Araştıran kişi</w:t>
+            </w:r>
+          </w:p>
+        </w:tc>
+      </w:tr>
+      <w:tr>
+        <w:trPr>
+          <w:cantSplit/>
+        </w:trPr>
+        <w:tc>
+          <w:tcPr>
+            <w:tcW w:type="dxa" w:w="1928"/>
+            <w:vAlign w:val="center"/>
+            <w:shd w:fill="FFFFFF"/>
+            <w:tcBorders>
+              <w:top w:val="single" w:sz="4" w:color="D1D5DB"/>
+              <w:left w:val="single" w:sz="4" w:color="D1D5DB"/>
+              <w:bottom w:val="single" w:sz="4" w:color="D1D5DB"/>
+              <w:right w:val="single" w:sz="4" w:color="D1D5DB"/>
+            </w:tcBorders>
+          </w:tcPr>
+          <w:p>
+            <w:pPr>
+              <w:spacing w:after="0"/>
+            </w:pPr>
+            <w:r>
+              <w:rPr>
+                <w:rFonts w:ascii="Aptos" w:hAnsi="Aptos" w:eastAsia="Aptos"/>
+                <w:b w:val="0"/>
+                <w:color w:val="1F2937"/>
+                <w:sz w:val="16"/>
+              </w:rPr>
+              <w:t>Eskiz</w:t>
+            </w:r>
+          </w:p>
+        </w:tc>
+        <w:tc>
+          <w:tcPr>
+            <w:tcW w:type="dxa" w:w="1928"/>
+            <w:vAlign w:val="center"/>
+            <w:shd w:fill="FFFFFF"/>
+            <w:tcBorders>
+              <w:top w:val="single" w:sz="4" w:color="D1D5DB"/>
+              <w:left w:val="single" w:sz="4" w:color="D1D5DB"/>
+              <w:bottom w:val="single" w:sz="4" w:color="D1D5DB"/>
+              <w:right w:val="single" w:sz="4" w:color="D1D5DB"/>
+            </w:tcBorders>
+          </w:tcPr>
+          <w:p>
+            <w:pPr>
+              <w:spacing w:after="0"/>
+            </w:pPr>
+            <w:r>
+              <w:rPr>
+                <w:rFonts w:ascii="Aptos" w:hAnsi="Aptos" w:eastAsia="Aptos"/>
+                <w:b w:val="0"/>
+                <w:color w:val="1F2937"/>
+                <w:sz w:val="16"/>
+              </w:rPr>
+              <w:t>Fikrin görsel anlatımı</w:t>
+            </w:r>
+          </w:p>
+        </w:tc>
+        <w:tc>
+          <w:tcPr>
+            <w:tcW w:type="dxa" w:w="1928"/>
+            <w:vAlign w:val="center"/>
+            <w:shd w:fill="FFFFFF"/>
+            <w:tcBorders>
+              <w:top w:val="single" w:sz="4" w:color="D1D5DB"/>
+              <w:left w:val="single" w:sz="4" w:color="D1D5DB"/>
+              <w:bottom w:val="single" w:sz="4" w:color="D1D5DB"/>
+              <w:right w:val="single" w:sz="4" w:color="D1D5DB"/>
+            </w:tcBorders>
+          </w:tcPr>
+          <w:p>
+            <w:pPr>
+              <w:spacing w:after="0"/>
+            </w:pPr>
+            <w:r>
+              <w:rPr>
+                <w:rFonts w:ascii="Aptos" w:hAnsi="Aptos" w:eastAsia="Aptos"/>
+                <w:b w:val="0"/>
+                <w:color w:val="1F2937"/>
+                <w:sz w:val="16"/>
+              </w:rPr>
+              <w:t>Fikir seçildikten sonra</w:t>
+            </w:r>
+          </w:p>
+        </w:tc>
+        <w:tc>
+          <w:tcPr>
+            <w:tcW w:type="dxa" w:w="1928"/>
+            <w:vAlign w:val="center"/>
+            <w:shd w:fill="FFFFFF"/>
+            <w:tcBorders>
+              <w:top w:val="single" w:sz="4" w:color="D1D5DB"/>
+              <w:left w:val="single" w:sz="4" w:color="D1D5DB"/>
+              <w:bottom w:val="single" w:sz="4" w:color="D1D5DB"/>
+              <w:right w:val="single" w:sz="4" w:color="D1D5DB"/>
+            </w:tcBorders>
+          </w:tcPr>
+          <w:p>
+            <w:pPr>
+              <w:spacing w:after="0"/>
+            </w:pPr>
+            <w:r>
+              <w:rPr>
+                <w:rFonts w:ascii="Aptos" w:hAnsi="Aptos" w:eastAsia="Aptos"/>
+                <w:b w:val="0"/>
+                <w:color w:val="1F2937"/>
+                <w:sz w:val="16"/>
+              </w:rPr>
+              <w:t>İşleyişi göstermek için</w:t>
+            </w:r>
+          </w:p>
+        </w:tc>
+        <w:tc>
+          <w:tcPr>
+            <w:tcW w:type="dxa" w:w="1928"/>
+            <w:vAlign w:val="center"/>
+            <w:shd w:fill="FFFFFF"/>
+            <w:tcBorders>
+              <w:top w:val="single" w:sz="4" w:color="D1D5DB"/>
+              <w:left w:val="single" w:sz="4" w:color="D1D5DB"/>
+              <w:bottom w:val="single" w:sz="4" w:color="D1D5DB"/>
+              <w:right w:val="single" w:sz="4" w:color="D1D5DB"/>
+            </w:tcBorders>
+          </w:tcPr>
+          <w:p>
+            <w:pPr>
+              <w:spacing w:after="0"/>
+            </w:pPr>
+            <w:r>
+              <w:rPr>
+                <w:rFonts w:ascii="Aptos" w:hAnsi="Aptos" w:eastAsia="Aptos"/>
+                <w:b w:val="0"/>
+                <w:color w:val="1F2937"/>
+                <w:sz w:val="16"/>
+              </w:rPr>
+              <w:t>Tasarımcı</w:t>
+            </w:r>
+          </w:p>
+        </w:tc>
+      </w:tr>
+      <w:tr>
+        <w:trPr>
+          <w:cantSplit/>
+        </w:trPr>
+        <w:tc>
+          <w:tcPr>
+            <w:tcW w:type="dxa" w:w="1928"/>
+            <w:vAlign w:val="center"/>
+            <w:shd w:fill="FFF8F3"/>
+            <w:tcBorders>
+              <w:top w:val="single" w:sz="4" w:color="D1D5DB"/>
+              <w:left w:val="single" w:sz="4" w:color="D1D5DB"/>
+              <w:bottom w:val="single" w:sz="4" w:color="D1D5DB"/>
+              <w:right w:val="single" w:sz="4" w:color="D1D5DB"/>
+            </w:tcBorders>
+          </w:tcPr>
+          <w:p>
+            <w:pPr>
+              <w:spacing w:after="0"/>
+            </w:pPr>
+            <w:r>
+              <w:rPr>
+                <w:rFonts w:ascii="Aptos" w:hAnsi="Aptos" w:eastAsia="Aptos"/>
+                <w:b w:val="0"/>
+                <w:color w:val="1F2937"/>
+                <w:sz w:val="16"/>
+              </w:rPr>
+              <w:t>Fikrî / sınaî mülkiyet</w:t>
+            </w:r>
+          </w:p>
+        </w:tc>
+        <w:tc>
+          <w:tcPr>
+            <w:tcW w:type="dxa" w:w="1928"/>
+            <w:vAlign w:val="center"/>
+            <w:shd w:fill="FFF8F3"/>
+            <w:tcBorders>
+              <w:top w:val="single" w:sz="4" w:color="D1D5DB"/>
+              <w:left w:val="single" w:sz="4" w:color="D1D5DB"/>
+              <w:bottom w:val="single" w:sz="4" w:color="D1D5DB"/>
+              <w:right w:val="single" w:sz="4" w:color="D1D5DB"/>
+            </w:tcBorders>
+          </w:tcPr>
+          <w:p>
+            <w:pPr>
+              <w:spacing w:after="0"/>
+            </w:pPr>
+            <w:r>
+              <w:rPr>
+                <w:rFonts w:ascii="Aptos" w:hAnsi="Aptos" w:eastAsia="Aptos"/>
+                <w:b w:val="0"/>
+                <w:color w:val="1F2937"/>
+                <w:sz w:val="16"/>
+              </w:rPr>
+              <w:t>Eser, tasarım ve ürünle ilgili hak alanı</w:t>
+            </w:r>
+          </w:p>
+        </w:tc>
+        <w:tc>
+          <w:tcPr>
+            <w:tcW w:type="dxa" w:w="1928"/>
+            <w:vAlign w:val="center"/>
+            <w:shd w:fill="FFF8F3"/>
+            <w:tcBorders>
+              <w:top w:val="single" w:sz="4" w:color="D1D5DB"/>
+              <w:left w:val="single" w:sz="4" w:color="D1D5DB"/>
+              <w:bottom w:val="single" w:sz="4" w:color="D1D5DB"/>
+              <w:right w:val="single" w:sz="4" w:color="D1D5DB"/>
+            </w:tcBorders>
+          </w:tcPr>
+          <w:p>
+            <w:pPr>
+              <w:spacing w:after="0"/>
+            </w:pPr>
+            <w:r>
+              <w:rPr>
+                <w:rFonts w:ascii="Aptos" w:hAnsi="Aptos" w:eastAsia="Aptos"/>
+                <w:b w:val="0"/>
+                <w:color w:val="1F2937"/>
+                <w:sz w:val="16"/>
+              </w:rPr>
+              <w:t>Fikrini araştırırken</w:t>
+            </w:r>
+          </w:p>
+        </w:tc>
+        <w:tc>
+          <w:tcPr>
+            <w:tcW w:type="dxa" w:w="1928"/>
+            <w:vAlign w:val="center"/>
+            <w:shd w:fill="FFF8F3"/>
+            <w:tcBorders>
+              <w:top w:val="single" w:sz="4" w:color="D1D5DB"/>
+              <w:left w:val="single" w:sz="4" w:color="D1D5DB"/>
+              <w:bottom w:val="single" w:sz="4" w:color="D1D5DB"/>
+              <w:right w:val="single" w:sz="4" w:color="D1D5DB"/>
+            </w:tcBorders>
+          </w:tcPr>
+          <w:p>
+            <w:pPr>
+              <w:spacing w:after="0"/>
+            </w:pPr>
+            <w:r>
+              <w:rPr>
+                <w:rFonts w:ascii="Aptos" w:hAnsi="Aptos" w:eastAsia="Aptos"/>
+                <w:b w:val="0"/>
+                <w:color w:val="1F2937"/>
+                <w:sz w:val="16"/>
+              </w:rPr>
+              <w:t>Emeğe saygı için</w:t>
+            </w:r>
+          </w:p>
+        </w:tc>
+        <w:tc>
+          <w:tcPr>
+            <w:tcW w:type="dxa" w:w="1928"/>
+            <w:vAlign w:val="center"/>
+            <w:shd w:fill="FFF8F3"/>
+            <w:tcBorders>
+              <w:top w:val="single" w:sz="4" w:color="D1D5DB"/>
+              <w:left w:val="single" w:sz="4" w:color="D1D5DB"/>
+              <w:bottom w:val="single" w:sz="4" w:color="D1D5DB"/>
+              <w:right w:val="single" w:sz="4" w:color="D1D5DB"/>
+            </w:tcBorders>
+          </w:tcPr>
+          <w:p>
+            <w:pPr>
+              <w:spacing w:after="0"/>
+            </w:pPr>
+            <w:r>
+              <w:rPr>
+                <w:rFonts w:ascii="Aptos" w:hAnsi="Aptos" w:eastAsia="Aptos"/>
+                <w:b w:val="0"/>
+                <w:color w:val="1F2937"/>
+                <w:sz w:val="16"/>
+              </w:rPr>
+              <w:t>Üretenler, kullanıcılar</w:t>
+            </w:r>
+          </w:p>
+        </w:tc>
+      </w:tr>
+    </w:tbl>
+    <w:p/>
+    <w:p>
+      <w:r>
+        <w:br w:type="page"/>
+      </w:r>
+    </w:p>
+    <w:p>
+      <w:pPr>
+        <w:keepNext/>
+      </w:pPr>
+      <w:r>
+        <w:rPr>
+          <w:rFonts w:ascii="Aptos" w:hAnsi="Aptos" w:eastAsia="Aptos"/>
+          <w:b/>
+          <w:color w:val="EA580C"/>
+          <w:sz w:val="24"/>
+        </w:rPr>
+        <w:t>Öğrenci mini-formu</w:t>
       </w:r>
     </w:p>
     <w:p>
@@ -154,7 +1357,7 @@
           <w:color w:val="1F2937"/>
           <w:sz w:val="20"/>
         </w:rPr>
-        <w:t>Bu belge; inovasyon, tasarım ve fikirlerin korunmasıyla ilgili kavramları **5N1K sorularıyla ayırt etmek** içindir. Bireysel veya grup çalışma kâğıtlarının yerine geçmez. Varsayılan uygulamada öğretmen, 6. derste her 2–3 kişilik gruba **üç kavram kartı** verir; grup aşağıdaki mini-formu 10 dakikada doldurur ve bir kavram için sınıfa kısa açıklama yapar.</w:t>
+        <w:t>**Adı Soyadı:** ___________________________  **Tarih:** __________</w:t>
       </w:r>
     </w:p>
     <w:p>
@@ -165,7 +1368,7 @@
           <w:color w:val="1F2937"/>
           <w:sz w:val="20"/>
         </w:rPr>
-        <w:t>15 kavramın tamamını öğrenciden aynı anda yazması beklenmez. İlk tablo öğretmenin başvuru kaynağıdır; öğrenci yalnızca seçilen üç kavram üzerinde çalışır. Patent, faydalı model, marka ve tasarım tescili için cevaplar kesin tescil veya hukukî karar değildir; öğrencinin resmî kaynağa yönelen ilk araştırma sorusunu kurmasına yardım eder.</w:t>
+        <w:t>Bu üniteden üç kavram seç. Her biri için kısa bir örnek veya soru yaz.</w:t>
       </w:r>
     </w:p>
     <w:tbl>
@@ -206,7 +1409,7 @@
                 <w:color w:val="FFFFFF"/>
                 <w:sz w:val="16"/>
               </w:rPr>
-              <w:t>Kısaltma</w:t>
+              <w:t>Kavram</w:t>
             </w:r>
           </w:p>
         </w:tc>
@@ -233,7 +1436,7 @@
                 <w:color w:val="FFFFFF"/>
                 <w:sz w:val="16"/>
               </w:rPr>
-              <w:t>Soru</w:t>
+              <w:t>Kendi örneğim / sorum</w:t>
             </w:r>
           </w:p>
         </w:tc>
@@ -260,7 +1463,7 @@
                 <w:color w:val="FFFFFF"/>
                 <w:sz w:val="16"/>
               </w:rPr>
-              <w:t>Öğrencinin hedefi</w:t>
+              <w:t>Bu kavramı nerede kullanacağım?</w:t>
             </w:r>
           </w:p>
         </w:tc>
@@ -292,7 +1495,7 @@
                 <w:color w:val="1F2937"/>
                 <w:sz w:val="16"/>
               </w:rPr>
-              <w:t>Ne?</w:t>
+              <w:t>1. __________________</w:t>
             </w:r>
           </w:p>
         </w:tc>
@@ -319,7 +1522,7 @@
                 <w:color w:val="1F2937"/>
                 <w:sz w:val="16"/>
               </w:rPr>
-              <w:t>Kavramın kısa anlamı nedir?</w:t>
+              <w:t>__________________________________</w:t>
             </w:r>
           </w:p>
         </w:tc>
@@ -346,7 +1549,7 @@
                 <w:color w:val="1F2937"/>
                 <w:sz w:val="16"/>
               </w:rPr>
-              <w:t>Kavramı tanım veya örnekle açıklar.</w:t>
+              <w:t>__________________________________</w:t>
             </w:r>
           </w:p>
         </w:tc>
@@ -378,7 +1581,7 @@
                 <w:color w:val="1F2937"/>
                 <w:sz w:val="16"/>
               </w:rPr>
-              <w:t>Ne zaman?</w:t>
+              <w:t>2. __________________</w:t>
             </w:r>
           </w:p>
         </w:tc>
@@ -405,7 +1608,7 @@
                 <w:color w:val="1F2937"/>
                 <w:sz w:val="16"/>
               </w:rPr>
-              <w:t>Hangi durumda/evrede önem kazanır?</w:t>
+              <w:t>__________________________________</w:t>
             </w:r>
           </w:p>
         </w:tc>
@@ -432,7 +1635,7 @@
                 <w:color w:val="1F2937"/>
                 <w:sz w:val="16"/>
               </w:rPr>
-              <w:t>Süreçteki yerini görür.</w:t>
+              <w:t>__________________________________</w:t>
             </w:r>
           </w:p>
         </w:tc>
@@ -464,7 +1667,7 @@
                 <w:color w:val="1F2937"/>
                 <w:sz w:val="16"/>
               </w:rPr>
-              <w:t>Nerede?</w:t>
+              <w:t>3. __________________</w:t>
             </w:r>
           </w:p>
         </w:tc>
@@ -491,7 +1694,7 @@
                 <w:color w:val="1F2937"/>
                 <w:sz w:val="16"/>
               </w:rPr>
-              <w:t>Hangi ortam, ürün veya durumda görülür?</w:t>
+              <w:t>__________________________________</w:t>
             </w:r>
           </w:p>
         </w:tc>
@@ -518,3860 +1721,8 @@
                 <w:color w:val="1F2937"/>
                 <w:sz w:val="16"/>
               </w:rPr>
-              <w:t>Günlük yaşamla ilişki kurar.</w:t>
+              <w:t>__________________________________</w:t>
             </w:r>
-          </w:p>
-        </w:tc>
-      </w:tr>
-      <w:tr>
-        <w:trPr>
-          <w:cantSplit/>
-        </w:trPr>
-        <w:tc>
-          <w:tcPr>
-            <w:tcW w:type="dxa" w:w="3213"/>
-            <w:vAlign w:val="center"/>
-            <w:shd w:fill="FFF8F3"/>
-            <w:tcBorders>
-              <w:top w:val="single" w:sz="4" w:color="D1D5DB"/>
-              <w:left w:val="single" w:sz="4" w:color="D1D5DB"/>
-              <w:bottom w:val="single" w:sz="4" w:color="D1D5DB"/>
-              <w:right w:val="single" w:sz="4" w:color="D1D5DB"/>
-            </w:tcBorders>
-          </w:tcPr>
-          <w:p>
-            <w:pPr>
-              <w:spacing w:after="0"/>
-            </w:pPr>
-            <w:r>
-              <w:rPr>
-                <w:rFonts w:ascii="Aptos" w:hAnsi="Aptos" w:eastAsia="Aptos"/>
-                <w:b w:val="0"/>
-                <w:color w:val="1F2937"/>
-                <w:sz w:val="16"/>
-              </w:rPr>
-              <w:t>Nasıl?</w:t>
-            </w:r>
-          </w:p>
-        </w:tc>
-        <w:tc>
-          <w:tcPr>
-            <w:tcW w:type="dxa" w:w="3213"/>
-            <w:vAlign w:val="center"/>
-            <w:shd w:fill="FFF8F3"/>
-            <w:tcBorders>
-              <w:top w:val="single" w:sz="4" w:color="D1D5DB"/>
-              <w:left w:val="single" w:sz="4" w:color="D1D5DB"/>
-              <w:bottom w:val="single" w:sz="4" w:color="D1D5DB"/>
-              <w:right w:val="single" w:sz="4" w:color="D1D5DB"/>
-            </w:tcBorders>
-          </w:tcPr>
-          <w:p>
-            <w:pPr>
-              <w:spacing w:after="0"/>
-            </w:pPr>
-            <w:r>
-              <w:rPr>
-                <w:rFonts w:ascii="Aptos" w:hAnsi="Aptos" w:eastAsia="Aptos"/>
-                <w:b w:val="0"/>
-                <w:color w:val="1F2937"/>
-                <w:sz w:val="16"/>
-              </w:rPr>
-              <w:t>Hangi adım, kanıt veya uygulamayla işler?</w:t>
-            </w:r>
-          </w:p>
-        </w:tc>
-        <w:tc>
-          <w:tcPr>
-            <w:tcW w:type="dxa" w:w="3213"/>
-            <w:vAlign w:val="center"/>
-            <w:shd w:fill="FFF8F3"/>
-            <w:tcBorders>
-              <w:top w:val="single" w:sz="4" w:color="D1D5DB"/>
-              <w:left w:val="single" w:sz="4" w:color="D1D5DB"/>
-              <w:bottom w:val="single" w:sz="4" w:color="D1D5DB"/>
-              <w:right w:val="single" w:sz="4" w:color="D1D5DB"/>
-            </w:tcBorders>
-          </w:tcPr>
-          <w:p>
-            <w:pPr>
-              <w:spacing w:after="0"/>
-            </w:pPr>
-            <w:r>
-              <w:rPr>
-                <w:rFonts w:ascii="Aptos" w:hAnsi="Aptos" w:eastAsia="Aptos"/>
-                <w:b w:val="0"/>
-                <w:color w:val="1F2937"/>
-                <w:sz w:val="16"/>
-              </w:rPr>
-              <w:t>Süreci açıklar.</w:t>
-            </w:r>
-          </w:p>
-        </w:tc>
-      </w:tr>
-      <w:tr>
-        <w:trPr>
-          <w:cantSplit/>
-        </w:trPr>
-        <w:tc>
-          <w:tcPr>
-            <w:tcW w:type="dxa" w:w="3213"/>
-            <w:vAlign w:val="center"/>
-            <w:shd w:fill="FFFFFF"/>
-            <w:tcBorders>
-              <w:top w:val="single" w:sz="4" w:color="D1D5DB"/>
-              <w:left w:val="single" w:sz="4" w:color="D1D5DB"/>
-              <w:bottom w:val="single" w:sz="4" w:color="D1D5DB"/>
-              <w:right w:val="single" w:sz="4" w:color="D1D5DB"/>
-            </w:tcBorders>
-          </w:tcPr>
-          <w:p>
-            <w:pPr>
-              <w:spacing w:after="0"/>
-            </w:pPr>
-            <w:r>
-              <w:rPr>
-                <w:rFonts w:ascii="Aptos" w:hAnsi="Aptos" w:eastAsia="Aptos"/>
-                <w:b w:val="0"/>
-                <w:color w:val="1F2937"/>
-                <w:sz w:val="16"/>
-              </w:rPr>
-              <w:t>Neden?</w:t>
-            </w:r>
-          </w:p>
-        </w:tc>
-        <w:tc>
-          <w:tcPr>
-            <w:tcW w:type="dxa" w:w="3213"/>
-            <w:vAlign w:val="center"/>
-            <w:shd w:fill="FFFFFF"/>
-            <w:tcBorders>
-              <w:top w:val="single" w:sz="4" w:color="D1D5DB"/>
-              <w:left w:val="single" w:sz="4" w:color="D1D5DB"/>
-              <w:bottom w:val="single" w:sz="4" w:color="D1D5DB"/>
-              <w:right w:val="single" w:sz="4" w:color="D1D5DB"/>
-            </w:tcBorders>
-          </w:tcPr>
-          <w:p>
-            <w:pPr>
-              <w:spacing w:after="0"/>
-            </w:pPr>
-            <w:r>
-              <w:rPr>
-                <w:rFonts w:ascii="Aptos" w:hAnsi="Aptos" w:eastAsia="Aptos"/>
-                <w:b w:val="0"/>
-                <w:color w:val="1F2937"/>
-                <w:sz w:val="16"/>
-              </w:rPr>
-              <w:t>Hangi ihtiyaca, faydaya veya sorumluluğa yanıt verir?</w:t>
-            </w:r>
-          </w:p>
-        </w:tc>
-        <w:tc>
-          <w:tcPr>
-            <w:tcW w:type="dxa" w:w="3213"/>
-            <w:vAlign w:val="center"/>
-            <w:shd w:fill="FFFFFF"/>
-            <w:tcBorders>
-              <w:top w:val="single" w:sz="4" w:color="D1D5DB"/>
-              <w:left w:val="single" w:sz="4" w:color="D1D5DB"/>
-              <w:bottom w:val="single" w:sz="4" w:color="D1D5DB"/>
-              <w:right w:val="single" w:sz="4" w:color="D1D5DB"/>
-            </w:tcBorders>
-          </w:tcPr>
-          <w:p>
-            <w:pPr>
-              <w:spacing w:after="0"/>
-            </w:pPr>
-            <w:r>
-              <w:rPr>
-                <w:rFonts w:ascii="Aptos" w:hAnsi="Aptos" w:eastAsia="Aptos"/>
-                <w:b w:val="0"/>
-                <w:color w:val="1F2937"/>
-                <w:sz w:val="16"/>
-              </w:rPr>
-              <w:t>Gerekçeyi kurar.</w:t>
-            </w:r>
-          </w:p>
-        </w:tc>
-      </w:tr>
-      <w:tr>
-        <w:trPr>
-          <w:cantSplit/>
-        </w:trPr>
-        <w:tc>
-          <w:tcPr>
-            <w:tcW w:type="dxa" w:w="3213"/>
-            <w:vAlign w:val="center"/>
-            <w:shd w:fill="FFF8F3"/>
-            <w:tcBorders>
-              <w:top w:val="single" w:sz="4" w:color="D1D5DB"/>
-              <w:left w:val="single" w:sz="4" w:color="D1D5DB"/>
-              <w:bottom w:val="single" w:sz="4" w:color="D1D5DB"/>
-              <w:right w:val="single" w:sz="4" w:color="D1D5DB"/>
-            </w:tcBorders>
-          </w:tcPr>
-          <w:p>
-            <w:pPr>
-              <w:spacing w:after="0"/>
-            </w:pPr>
-            <w:r>
-              <w:rPr>
-                <w:rFonts w:ascii="Aptos" w:hAnsi="Aptos" w:eastAsia="Aptos"/>
-                <w:b w:val="0"/>
-                <w:color w:val="1F2937"/>
-                <w:sz w:val="16"/>
-              </w:rPr>
-              <w:t>Kim?</w:t>
-            </w:r>
-          </w:p>
-        </w:tc>
-        <w:tc>
-          <w:tcPr>
-            <w:tcW w:type="dxa" w:w="3213"/>
-            <w:vAlign w:val="center"/>
-            <w:shd w:fill="FFF8F3"/>
-            <w:tcBorders>
-              <w:top w:val="single" w:sz="4" w:color="D1D5DB"/>
-              <w:left w:val="single" w:sz="4" w:color="D1D5DB"/>
-              <w:bottom w:val="single" w:sz="4" w:color="D1D5DB"/>
-              <w:right w:val="single" w:sz="4" w:color="D1D5DB"/>
-            </w:tcBorders>
-          </w:tcPr>
-          <w:p>
-            <w:pPr>
-              <w:spacing w:after="0"/>
-            </w:pPr>
-            <w:r>
-              <w:rPr>
-                <w:rFonts w:ascii="Aptos" w:hAnsi="Aptos" w:eastAsia="Aptos"/>
-                <w:b w:val="0"/>
-                <w:color w:val="1F2937"/>
-                <w:sz w:val="16"/>
-              </w:rPr>
-              <w:t>Kimler etkilenir, sorumluluk alır veya araştırır?</w:t>
-            </w:r>
-          </w:p>
-        </w:tc>
-        <w:tc>
-          <w:tcPr>
-            <w:tcW w:type="dxa" w:w="3213"/>
-            <w:vAlign w:val="center"/>
-            <w:shd w:fill="FFF8F3"/>
-            <w:tcBorders>
-              <w:top w:val="single" w:sz="4" w:color="D1D5DB"/>
-              <w:left w:val="single" w:sz="4" w:color="D1D5DB"/>
-              <w:bottom w:val="single" w:sz="4" w:color="D1D5DB"/>
-              <w:right w:val="single" w:sz="4" w:color="D1D5DB"/>
-            </w:tcBorders>
-          </w:tcPr>
-          <w:p>
-            <w:pPr>
-              <w:spacing w:after="0"/>
-            </w:pPr>
-            <w:r>
-              <w:rPr>
-                <w:rFonts w:ascii="Aptos" w:hAnsi="Aptos" w:eastAsia="Aptos"/>
-                <w:b w:val="0"/>
-                <w:color w:val="1F2937"/>
-                <w:sz w:val="16"/>
-              </w:rPr>
-              <w:t>Paydaşları ayırt eder.</w:t>
-            </w:r>
-          </w:p>
-        </w:tc>
-      </w:tr>
-    </w:tbl>
-    <w:p/>
-    <w:p>
-      <w:r>
-        <w:br w:type="page"/>
-      </w:r>
-    </w:p>
-    <w:p>
-      <w:pPr>
-        <w:keepNext/>
-      </w:pPr>
-      <w:r>
-        <w:rPr>
-          <w:rFonts w:ascii="Aptos" w:hAnsi="Aptos" w:eastAsia="Aptos"/>
-          <w:b/>
-          <w:color w:val="EA580C"/>
-          <w:sz w:val="24"/>
-        </w:rPr>
-        <w:t>1. Öğretmen başvuru tablosu — 15 kavram</w:t>
-      </w:r>
-    </w:p>
-    <w:p>
-      <w:pPr>
-        <w:shd w:fill="FFF7ED"/>
-      </w:pPr>
-      <w:r>
-        <w:rPr>
-          <w:rFonts w:ascii="Aptos" w:hAnsi="Aptos" w:eastAsia="Aptos"/>
-          <w:b w:val="0"/>
-          <w:color w:val="1F2937"/>
-          <w:sz w:val="20"/>
-        </w:rPr>
-        <w:t>**Kullanım notu:** Hücreler öğrencinin ezberlemesi için değil; öğretmenin örnek soru, doğrulama ve dönüt hazırlaması içindir. Uzun hukukî açıklama yerine “hangi yönü resmî kaynaktan araştırmalıyız?” sorusunu önceleyin.</w:t>
-      </w:r>
-    </w:p>
-    <w:tbl>
-      <w:tblPr>
-        <w:tblW w:type="auto" w:w="0"/>
-        <w:tblLook w:firstColumn="1" w:firstRow="1" w:lastColumn="0" w:lastRow="0" w:noHBand="0" w:noVBand="1" w:val="04A0"/>
-      </w:tblPr>
-      <w:tblGrid>
-        <w:gridCol w:w="1377"/>
-        <w:gridCol w:w="1377"/>
-        <w:gridCol w:w="1377"/>
-        <w:gridCol w:w="1377"/>
-        <w:gridCol w:w="1377"/>
-        <w:gridCol w:w="1377"/>
-        <w:gridCol w:w="1377"/>
-      </w:tblGrid>
-      <w:tr>
-        <w:trPr>
-          <w:cantSplit/>
-          <w:tblHeader w:val="true"/>
-        </w:trPr>
-        <w:tc>
-          <w:tcPr>
-            <w:tcW w:type="dxa" w:w="1377"/>
-            <w:vAlign w:val="center"/>
-            <w:shd w:fill="C2410C"/>
-            <w:tcBorders>
-              <w:top w:val="single" w:sz="4" w:color="D1D5DB"/>
-              <w:left w:val="single" w:sz="4" w:color="D1D5DB"/>
-              <w:bottom w:val="single" w:sz="4" w:color="D1D5DB"/>
-              <w:right w:val="single" w:sz="4" w:color="D1D5DB"/>
-            </w:tcBorders>
-          </w:tcPr>
-          <w:p>
-            <w:pPr>
-              <w:spacing w:after="0"/>
-            </w:pPr>
-            <w:r>
-              <w:rPr>
-                <w:rFonts w:ascii="Aptos" w:hAnsi="Aptos" w:eastAsia="Aptos"/>
-                <w:b/>
-                <w:color w:val="FFFFFF"/>
-                <w:sz w:val="16"/>
-              </w:rPr>
-              <w:t>Kavram</w:t>
-            </w:r>
-          </w:p>
-        </w:tc>
-        <w:tc>
-          <w:tcPr>
-            <w:tcW w:type="dxa" w:w="1377"/>
-            <w:vAlign w:val="center"/>
-            <w:shd w:fill="C2410C"/>
-            <w:tcBorders>
-              <w:top w:val="single" w:sz="4" w:color="D1D5DB"/>
-              <w:left w:val="single" w:sz="4" w:color="D1D5DB"/>
-              <w:bottom w:val="single" w:sz="4" w:color="D1D5DB"/>
-              <w:right w:val="single" w:sz="4" w:color="D1D5DB"/>
-            </w:tcBorders>
-          </w:tcPr>
-          <w:p>
-            <w:pPr>
-              <w:spacing w:after="0"/>
-            </w:pPr>
-            <w:r>
-              <w:rPr>
-                <w:rFonts w:ascii="Aptos" w:hAnsi="Aptos" w:eastAsia="Aptos"/>
-                <w:b/>
-                <w:color w:val="FFFFFF"/>
-                <w:sz w:val="16"/>
-              </w:rPr>
-              <w:t>Ne?</w:t>
-            </w:r>
-          </w:p>
-        </w:tc>
-        <w:tc>
-          <w:tcPr>
-            <w:tcW w:type="dxa" w:w="1377"/>
-            <w:vAlign w:val="center"/>
-            <w:shd w:fill="C2410C"/>
-            <w:tcBorders>
-              <w:top w:val="single" w:sz="4" w:color="D1D5DB"/>
-              <w:left w:val="single" w:sz="4" w:color="D1D5DB"/>
-              <w:bottom w:val="single" w:sz="4" w:color="D1D5DB"/>
-              <w:right w:val="single" w:sz="4" w:color="D1D5DB"/>
-            </w:tcBorders>
-          </w:tcPr>
-          <w:p>
-            <w:pPr>
-              <w:spacing w:after="0"/>
-            </w:pPr>
-            <w:r>
-              <w:rPr>
-                <w:rFonts w:ascii="Aptos" w:hAnsi="Aptos" w:eastAsia="Aptos"/>
-                <w:b/>
-                <w:color w:val="FFFFFF"/>
-                <w:sz w:val="16"/>
-              </w:rPr>
-              <w:t>Ne zaman?</w:t>
-            </w:r>
-          </w:p>
-        </w:tc>
-        <w:tc>
-          <w:tcPr>
-            <w:tcW w:type="dxa" w:w="1377"/>
-            <w:vAlign w:val="center"/>
-            <w:shd w:fill="C2410C"/>
-            <w:tcBorders>
-              <w:top w:val="single" w:sz="4" w:color="D1D5DB"/>
-              <w:left w:val="single" w:sz="4" w:color="D1D5DB"/>
-              <w:bottom w:val="single" w:sz="4" w:color="D1D5DB"/>
-              <w:right w:val="single" w:sz="4" w:color="D1D5DB"/>
-            </w:tcBorders>
-          </w:tcPr>
-          <w:p>
-            <w:pPr>
-              <w:spacing w:after="0"/>
-            </w:pPr>
-            <w:r>
-              <w:rPr>
-                <w:rFonts w:ascii="Aptos" w:hAnsi="Aptos" w:eastAsia="Aptos"/>
-                <w:b/>
-                <w:color w:val="FFFFFF"/>
-                <w:sz w:val="16"/>
-              </w:rPr>
-              <w:t>Nerede?</w:t>
-            </w:r>
-          </w:p>
-        </w:tc>
-        <w:tc>
-          <w:tcPr>
-            <w:tcW w:type="dxa" w:w="1377"/>
-            <w:vAlign w:val="center"/>
-            <w:shd w:fill="C2410C"/>
-            <w:tcBorders>
-              <w:top w:val="single" w:sz="4" w:color="D1D5DB"/>
-              <w:left w:val="single" w:sz="4" w:color="D1D5DB"/>
-              <w:bottom w:val="single" w:sz="4" w:color="D1D5DB"/>
-              <w:right w:val="single" w:sz="4" w:color="D1D5DB"/>
-            </w:tcBorders>
-          </w:tcPr>
-          <w:p>
-            <w:pPr>
-              <w:spacing w:after="0"/>
-            </w:pPr>
-            <w:r>
-              <w:rPr>
-                <w:rFonts w:ascii="Aptos" w:hAnsi="Aptos" w:eastAsia="Aptos"/>
-                <w:b/>
-                <w:color w:val="FFFFFF"/>
-                <w:sz w:val="16"/>
-              </w:rPr>
-              <w:t>Nasıl?</w:t>
-            </w:r>
-          </w:p>
-        </w:tc>
-        <w:tc>
-          <w:tcPr>
-            <w:tcW w:type="dxa" w:w="1377"/>
-            <w:vAlign w:val="center"/>
-            <w:shd w:fill="C2410C"/>
-            <w:tcBorders>
-              <w:top w:val="single" w:sz="4" w:color="D1D5DB"/>
-              <w:left w:val="single" w:sz="4" w:color="D1D5DB"/>
-              <w:bottom w:val="single" w:sz="4" w:color="D1D5DB"/>
-              <w:right w:val="single" w:sz="4" w:color="D1D5DB"/>
-            </w:tcBorders>
-          </w:tcPr>
-          <w:p>
-            <w:pPr>
-              <w:spacing w:after="0"/>
-            </w:pPr>
-            <w:r>
-              <w:rPr>
-                <w:rFonts w:ascii="Aptos" w:hAnsi="Aptos" w:eastAsia="Aptos"/>
-                <w:b/>
-                <w:color w:val="FFFFFF"/>
-                <w:sz w:val="16"/>
-              </w:rPr>
-              <w:t>Neden?</w:t>
-            </w:r>
-          </w:p>
-        </w:tc>
-        <w:tc>
-          <w:tcPr>
-            <w:tcW w:type="dxa" w:w="1377"/>
-            <w:vAlign w:val="center"/>
-            <w:shd w:fill="C2410C"/>
-            <w:tcBorders>
-              <w:top w:val="single" w:sz="4" w:color="D1D5DB"/>
-              <w:left w:val="single" w:sz="4" w:color="D1D5DB"/>
-              <w:bottom w:val="single" w:sz="4" w:color="D1D5DB"/>
-              <w:right w:val="single" w:sz="4" w:color="D1D5DB"/>
-            </w:tcBorders>
-          </w:tcPr>
-          <w:p>
-            <w:pPr>
-              <w:spacing w:after="0"/>
-            </w:pPr>
-            <w:r>
-              <w:rPr>
-                <w:rFonts w:ascii="Aptos" w:hAnsi="Aptos" w:eastAsia="Aptos"/>
-                <w:b/>
-                <w:color w:val="FFFFFF"/>
-                <w:sz w:val="16"/>
-              </w:rPr>
-              <w:t>Kim?</w:t>
-            </w:r>
-          </w:p>
-        </w:tc>
-      </w:tr>
-      <w:tr>
-        <w:trPr>
-          <w:cantSplit/>
-        </w:trPr>
-        <w:tc>
-          <w:tcPr>
-            <w:tcW w:type="dxa" w:w="1377"/>
-            <w:vAlign w:val="center"/>
-            <w:shd w:fill="FFFFFF"/>
-            <w:tcBorders>
-              <w:top w:val="single" w:sz="4" w:color="D1D5DB"/>
-              <w:left w:val="single" w:sz="4" w:color="D1D5DB"/>
-              <w:bottom w:val="single" w:sz="4" w:color="D1D5DB"/>
-              <w:right w:val="single" w:sz="4" w:color="D1D5DB"/>
-            </w:tcBorders>
-          </w:tcPr>
-          <w:p>
-            <w:pPr>
-              <w:spacing w:after="0"/>
-            </w:pPr>
-            <w:r>
-              <w:rPr>
-                <w:rFonts w:ascii="Aptos" w:hAnsi="Aptos" w:eastAsia="Aptos"/>
-                <w:b w:val="0"/>
-                <w:color w:val="1F2937"/>
-                <w:sz w:val="16"/>
-              </w:rPr>
-              <w:t>**İnovasyon**</w:t>
-            </w:r>
-          </w:p>
-        </w:tc>
-        <w:tc>
-          <w:tcPr>
-            <w:tcW w:type="dxa" w:w="1377"/>
-            <w:vAlign w:val="center"/>
-            <w:shd w:fill="FFFFFF"/>
-            <w:tcBorders>
-              <w:top w:val="single" w:sz="4" w:color="D1D5DB"/>
-              <w:left w:val="single" w:sz="4" w:color="D1D5DB"/>
-              <w:bottom w:val="single" w:sz="4" w:color="D1D5DB"/>
-              <w:right w:val="single" w:sz="4" w:color="D1D5DB"/>
-            </w:tcBorders>
-          </w:tcPr>
-          <w:p>
-            <w:pPr>
-              <w:spacing w:after="0"/>
-            </w:pPr>
-            <w:r>
-              <w:rPr>
-                <w:rFonts w:ascii="Aptos" w:hAnsi="Aptos" w:eastAsia="Aptos"/>
-                <w:b w:val="0"/>
-                <w:color w:val="1F2937"/>
-                <w:sz w:val="16"/>
-              </w:rPr>
-              <w:t>İhtiyaca değer katan yeni ya da geliştirilmiş çözüm.</w:t>
-            </w:r>
-          </w:p>
-        </w:tc>
-        <w:tc>
-          <w:tcPr>
-            <w:tcW w:type="dxa" w:w="1377"/>
-            <w:vAlign w:val="center"/>
-            <w:shd w:fill="FFFFFF"/>
-            <w:tcBorders>
-              <w:top w:val="single" w:sz="4" w:color="D1D5DB"/>
-              <w:left w:val="single" w:sz="4" w:color="D1D5DB"/>
-              <w:bottom w:val="single" w:sz="4" w:color="D1D5DB"/>
-              <w:right w:val="single" w:sz="4" w:color="D1D5DB"/>
-            </w:tcBorders>
-          </w:tcPr>
-          <w:p>
-            <w:pPr>
-              <w:spacing w:after="0"/>
-            </w:pPr>
-            <w:r>
-              <w:rPr>
-                <w:rFonts w:ascii="Aptos" w:hAnsi="Aptos" w:eastAsia="Aptos"/>
-                <w:b w:val="0"/>
-                <w:color w:val="1F2937"/>
-                <w:sz w:val="16"/>
-              </w:rPr>
-              <w:t>Bir sorun veya iyileştirme fırsatı fark edildiğinde.</w:t>
-            </w:r>
-          </w:p>
-        </w:tc>
-        <w:tc>
-          <w:tcPr>
-            <w:tcW w:type="dxa" w:w="1377"/>
-            <w:vAlign w:val="center"/>
-            <w:shd w:fill="FFFFFF"/>
-            <w:tcBorders>
-              <w:top w:val="single" w:sz="4" w:color="D1D5DB"/>
-              <w:left w:val="single" w:sz="4" w:color="D1D5DB"/>
-              <w:bottom w:val="single" w:sz="4" w:color="D1D5DB"/>
-              <w:right w:val="single" w:sz="4" w:color="D1D5DB"/>
-            </w:tcBorders>
-          </w:tcPr>
-          <w:p>
-            <w:pPr>
-              <w:spacing w:after="0"/>
-            </w:pPr>
-            <w:r>
-              <w:rPr>
-                <w:rFonts w:ascii="Aptos" w:hAnsi="Aptos" w:eastAsia="Aptos"/>
-                <w:b w:val="0"/>
-                <w:color w:val="1F2937"/>
-                <w:sz w:val="16"/>
-              </w:rPr>
-              <w:t>Ürün, hizmet, süreç ve günlük yaşamda.</w:t>
-            </w:r>
-          </w:p>
-        </w:tc>
-        <w:tc>
-          <w:tcPr>
-            <w:tcW w:type="dxa" w:w="1377"/>
-            <w:vAlign w:val="center"/>
-            <w:shd w:fill="FFFFFF"/>
-            <w:tcBorders>
-              <w:top w:val="single" w:sz="4" w:color="D1D5DB"/>
-              <w:left w:val="single" w:sz="4" w:color="D1D5DB"/>
-              <w:bottom w:val="single" w:sz="4" w:color="D1D5DB"/>
-              <w:right w:val="single" w:sz="4" w:color="D1D5DB"/>
-            </w:tcBorders>
-          </w:tcPr>
-          <w:p>
-            <w:pPr>
-              <w:spacing w:after="0"/>
-            </w:pPr>
-            <w:r>
-              <w:rPr>
-                <w:rFonts w:ascii="Aptos" w:hAnsi="Aptos" w:eastAsia="Aptos"/>
-                <w:b w:val="0"/>
-                <w:color w:val="1F2937"/>
-                <w:sz w:val="16"/>
-              </w:rPr>
-              <w:t>İhtiyaç belirleme, araştırma, deneme ve geliştirmeyle.</w:t>
-            </w:r>
-          </w:p>
-        </w:tc>
-        <w:tc>
-          <w:tcPr>
-            <w:tcW w:type="dxa" w:w="1377"/>
-            <w:vAlign w:val="center"/>
-            <w:shd w:fill="FFFFFF"/>
-            <w:tcBorders>
-              <w:top w:val="single" w:sz="4" w:color="D1D5DB"/>
-              <w:left w:val="single" w:sz="4" w:color="D1D5DB"/>
-              <w:bottom w:val="single" w:sz="4" w:color="D1D5DB"/>
-              <w:right w:val="single" w:sz="4" w:color="D1D5DB"/>
-            </w:tcBorders>
-          </w:tcPr>
-          <w:p>
-            <w:pPr>
-              <w:spacing w:after="0"/>
-            </w:pPr>
-            <w:r>
-              <w:rPr>
-                <w:rFonts w:ascii="Aptos" w:hAnsi="Aptos" w:eastAsia="Aptos"/>
-                <w:b w:val="0"/>
-                <w:color w:val="1F2937"/>
-                <w:sz w:val="16"/>
-              </w:rPr>
-              <w:t>Fayda, erişilebilirlik, tasarruf veya güvenlik sağlamak için.</w:t>
-            </w:r>
-          </w:p>
-        </w:tc>
-        <w:tc>
-          <w:tcPr>
-            <w:tcW w:type="dxa" w:w="1377"/>
-            <w:vAlign w:val="center"/>
-            <w:shd w:fill="FFFFFF"/>
-            <w:tcBorders>
-              <w:top w:val="single" w:sz="4" w:color="D1D5DB"/>
-              <w:left w:val="single" w:sz="4" w:color="D1D5DB"/>
-              <w:bottom w:val="single" w:sz="4" w:color="D1D5DB"/>
-              <w:right w:val="single" w:sz="4" w:color="D1D5DB"/>
-            </w:tcBorders>
-          </w:tcPr>
-          <w:p>
-            <w:pPr>
-              <w:spacing w:after="0"/>
-            </w:pPr>
-            <w:r>
-              <w:rPr>
-                <w:rFonts w:ascii="Aptos" w:hAnsi="Aptos" w:eastAsia="Aptos"/>
-                <w:b w:val="0"/>
-                <w:color w:val="1F2937"/>
-                <w:sz w:val="16"/>
-              </w:rPr>
-              <w:t>Kullanıcılar, tasarımcılar, araştırmacılar ve üreticiler.</w:t>
-            </w:r>
-          </w:p>
-        </w:tc>
-      </w:tr>
-      <w:tr>
-        <w:trPr>
-          <w:cantSplit/>
-        </w:trPr>
-        <w:tc>
-          <w:tcPr>
-            <w:tcW w:type="dxa" w:w="1377"/>
-            <w:vAlign w:val="center"/>
-            <w:shd w:fill="FFF8F3"/>
-            <w:tcBorders>
-              <w:top w:val="single" w:sz="4" w:color="D1D5DB"/>
-              <w:left w:val="single" w:sz="4" w:color="D1D5DB"/>
-              <w:bottom w:val="single" w:sz="4" w:color="D1D5DB"/>
-              <w:right w:val="single" w:sz="4" w:color="D1D5DB"/>
-            </w:tcBorders>
-          </w:tcPr>
-          <w:p>
-            <w:pPr>
-              <w:spacing w:after="0"/>
-            </w:pPr>
-            <w:r>
-              <w:rPr>
-                <w:rFonts w:ascii="Aptos" w:hAnsi="Aptos" w:eastAsia="Aptos"/>
-                <w:b w:val="0"/>
-                <w:color w:val="1F2937"/>
-                <w:sz w:val="16"/>
-              </w:rPr>
-              <w:t>**AR-GE**</w:t>
-            </w:r>
-          </w:p>
-        </w:tc>
-        <w:tc>
-          <w:tcPr>
-            <w:tcW w:type="dxa" w:w="1377"/>
-            <w:vAlign w:val="center"/>
-            <w:shd w:fill="FFF8F3"/>
-            <w:tcBorders>
-              <w:top w:val="single" w:sz="4" w:color="D1D5DB"/>
-              <w:left w:val="single" w:sz="4" w:color="D1D5DB"/>
-              <w:bottom w:val="single" w:sz="4" w:color="D1D5DB"/>
-              <w:right w:val="single" w:sz="4" w:color="D1D5DB"/>
-            </w:tcBorders>
-          </w:tcPr>
-          <w:p>
-            <w:pPr>
-              <w:spacing w:after="0"/>
-            </w:pPr>
-            <w:r>
-              <w:rPr>
-                <w:rFonts w:ascii="Aptos" w:hAnsi="Aptos" w:eastAsia="Aptos"/>
-                <w:b w:val="0"/>
-                <w:color w:val="1F2937"/>
-                <w:sz w:val="16"/>
-              </w:rPr>
-              <w:t>Araştırma ve geliştirme çalışmaları.</w:t>
-            </w:r>
-          </w:p>
-        </w:tc>
-        <w:tc>
-          <w:tcPr>
-            <w:tcW w:type="dxa" w:w="1377"/>
-            <w:vAlign w:val="center"/>
-            <w:shd w:fill="FFF8F3"/>
-            <w:tcBorders>
-              <w:top w:val="single" w:sz="4" w:color="D1D5DB"/>
-              <w:left w:val="single" w:sz="4" w:color="D1D5DB"/>
-              <w:bottom w:val="single" w:sz="4" w:color="D1D5DB"/>
-              <w:right w:val="single" w:sz="4" w:color="D1D5DB"/>
-            </w:tcBorders>
-          </w:tcPr>
-          <w:p>
-            <w:pPr>
-              <w:spacing w:after="0"/>
-            </w:pPr>
-            <w:r>
-              <w:rPr>
-                <w:rFonts w:ascii="Aptos" w:hAnsi="Aptos" w:eastAsia="Aptos"/>
-                <w:b w:val="0"/>
-                <w:color w:val="1F2937"/>
-                <w:sz w:val="16"/>
-              </w:rPr>
-              <w:t>Çözüm üretmeden ya da geliştirmeden önce ve süreç boyunca.</w:t>
-            </w:r>
-          </w:p>
-        </w:tc>
-        <w:tc>
-          <w:tcPr>
-            <w:tcW w:type="dxa" w:w="1377"/>
-            <w:vAlign w:val="center"/>
-            <w:shd w:fill="FFF8F3"/>
-            <w:tcBorders>
-              <w:top w:val="single" w:sz="4" w:color="D1D5DB"/>
-              <w:left w:val="single" w:sz="4" w:color="D1D5DB"/>
-              <w:bottom w:val="single" w:sz="4" w:color="D1D5DB"/>
-              <w:right w:val="single" w:sz="4" w:color="D1D5DB"/>
-            </w:tcBorders>
-          </w:tcPr>
-          <w:p>
-            <w:pPr>
-              <w:spacing w:after="0"/>
-            </w:pPr>
-            <w:r>
-              <w:rPr>
-                <w:rFonts w:ascii="Aptos" w:hAnsi="Aptos" w:eastAsia="Aptos"/>
-                <w:b w:val="0"/>
-                <w:color w:val="1F2937"/>
-                <w:sz w:val="16"/>
-              </w:rPr>
-              <w:t>Okul projesi, atölye, laboratuvar, kurum ve üretimde.</w:t>
-            </w:r>
-          </w:p>
-        </w:tc>
-        <w:tc>
-          <w:tcPr>
-            <w:tcW w:type="dxa" w:w="1377"/>
-            <w:vAlign w:val="center"/>
-            <w:shd w:fill="FFF8F3"/>
-            <w:tcBorders>
-              <w:top w:val="single" w:sz="4" w:color="D1D5DB"/>
-              <w:left w:val="single" w:sz="4" w:color="D1D5DB"/>
-              <w:bottom w:val="single" w:sz="4" w:color="D1D5DB"/>
-              <w:right w:val="single" w:sz="4" w:color="D1D5DB"/>
-            </w:tcBorders>
-          </w:tcPr>
-          <w:p>
-            <w:pPr>
-              <w:spacing w:after="0"/>
-            </w:pPr>
-            <w:r>
-              <w:rPr>
-                <w:rFonts w:ascii="Aptos" w:hAnsi="Aptos" w:eastAsia="Aptos"/>
-                <w:b w:val="0"/>
-                <w:color w:val="1F2937"/>
-                <w:sz w:val="16"/>
-              </w:rPr>
-              <w:t>Soru sorma, bilgi toplama, deneme ve sonuçları değerlendirmeyle.</w:t>
-            </w:r>
-          </w:p>
-        </w:tc>
-        <w:tc>
-          <w:tcPr>
-            <w:tcW w:type="dxa" w:w="1377"/>
-            <w:vAlign w:val="center"/>
-            <w:shd w:fill="FFF8F3"/>
-            <w:tcBorders>
-              <w:top w:val="single" w:sz="4" w:color="D1D5DB"/>
-              <w:left w:val="single" w:sz="4" w:color="D1D5DB"/>
-              <w:bottom w:val="single" w:sz="4" w:color="D1D5DB"/>
-              <w:right w:val="single" w:sz="4" w:color="D1D5DB"/>
-            </w:tcBorders>
-          </w:tcPr>
-          <w:p>
-            <w:pPr>
-              <w:spacing w:after="0"/>
-            </w:pPr>
-            <w:r>
-              <w:rPr>
-                <w:rFonts w:ascii="Aptos" w:hAnsi="Aptos" w:eastAsia="Aptos"/>
-                <w:b w:val="0"/>
-                <w:color w:val="1F2937"/>
-                <w:sz w:val="16"/>
-              </w:rPr>
-              <w:t>Çözümün ihtiyaca ve kanıta dayanması için.</w:t>
-            </w:r>
-          </w:p>
-        </w:tc>
-        <w:tc>
-          <w:tcPr>
-            <w:tcW w:type="dxa" w:w="1377"/>
-            <w:vAlign w:val="center"/>
-            <w:shd w:fill="FFF8F3"/>
-            <w:tcBorders>
-              <w:top w:val="single" w:sz="4" w:color="D1D5DB"/>
-              <w:left w:val="single" w:sz="4" w:color="D1D5DB"/>
-              <w:bottom w:val="single" w:sz="4" w:color="D1D5DB"/>
-              <w:right w:val="single" w:sz="4" w:color="D1D5DB"/>
-            </w:tcBorders>
-          </w:tcPr>
-          <w:p>
-            <w:pPr>
-              <w:spacing w:after="0"/>
-            </w:pPr>
-            <w:r>
-              <w:rPr>
-                <w:rFonts w:ascii="Aptos" w:hAnsi="Aptos" w:eastAsia="Aptos"/>
-                <w:b w:val="0"/>
-                <w:color w:val="1F2937"/>
-                <w:sz w:val="16"/>
-              </w:rPr>
-              <w:t>Araştırmacılar, tasarımcılar, mühendisler ve kullanıcılar.</w:t>
-            </w:r>
-          </w:p>
-        </w:tc>
-      </w:tr>
-      <w:tr>
-        <w:trPr>
-          <w:cantSplit/>
-        </w:trPr>
-        <w:tc>
-          <w:tcPr>
-            <w:tcW w:type="dxa" w:w="1377"/>
-            <w:vAlign w:val="center"/>
-            <w:shd w:fill="FFFFFF"/>
-            <w:tcBorders>
-              <w:top w:val="single" w:sz="4" w:color="D1D5DB"/>
-              <w:left w:val="single" w:sz="4" w:color="D1D5DB"/>
-              <w:bottom w:val="single" w:sz="4" w:color="D1D5DB"/>
-              <w:right w:val="single" w:sz="4" w:color="D1D5DB"/>
-            </w:tcBorders>
-          </w:tcPr>
-          <w:p>
-            <w:pPr>
-              <w:spacing w:after="0"/>
-            </w:pPr>
-            <w:r>
-              <w:rPr>
-                <w:rFonts w:ascii="Aptos" w:hAnsi="Aptos" w:eastAsia="Aptos"/>
-                <w:b w:val="0"/>
-                <w:color w:val="1F2937"/>
-                <w:sz w:val="16"/>
-              </w:rPr>
-              <w:t>**İhtiyaç**</w:t>
-            </w:r>
-          </w:p>
-        </w:tc>
-        <w:tc>
-          <w:tcPr>
-            <w:tcW w:type="dxa" w:w="1377"/>
-            <w:vAlign w:val="center"/>
-            <w:shd w:fill="FFFFFF"/>
-            <w:tcBorders>
-              <w:top w:val="single" w:sz="4" w:color="D1D5DB"/>
-              <w:left w:val="single" w:sz="4" w:color="D1D5DB"/>
-              <w:bottom w:val="single" w:sz="4" w:color="D1D5DB"/>
-              <w:right w:val="single" w:sz="4" w:color="D1D5DB"/>
-            </w:tcBorders>
-          </w:tcPr>
-          <w:p>
-            <w:pPr>
-              <w:spacing w:after="0"/>
-            </w:pPr>
-            <w:r>
-              <w:rPr>
-                <w:rFonts w:ascii="Aptos" w:hAnsi="Aptos" w:eastAsia="Aptos"/>
-                <w:b w:val="0"/>
-                <w:color w:val="1F2937"/>
-                <w:sz w:val="16"/>
-              </w:rPr>
-              <w:t>Karşılanması veya kolaylaştırılması gereken durum.</w:t>
-            </w:r>
-          </w:p>
-        </w:tc>
-        <w:tc>
-          <w:tcPr>
-            <w:tcW w:type="dxa" w:w="1377"/>
-            <w:vAlign w:val="center"/>
-            <w:shd w:fill="FFFFFF"/>
-            <w:tcBorders>
-              <w:top w:val="single" w:sz="4" w:color="D1D5DB"/>
-              <w:left w:val="single" w:sz="4" w:color="D1D5DB"/>
-              <w:bottom w:val="single" w:sz="4" w:color="D1D5DB"/>
-              <w:right w:val="single" w:sz="4" w:color="D1D5DB"/>
-            </w:tcBorders>
-          </w:tcPr>
-          <w:p>
-            <w:pPr>
-              <w:spacing w:after="0"/>
-            </w:pPr>
-            <w:r>
-              <w:rPr>
-                <w:rFonts w:ascii="Aptos" w:hAnsi="Aptos" w:eastAsia="Aptos"/>
-                <w:b w:val="0"/>
-                <w:color w:val="1F2937"/>
-                <w:sz w:val="16"/>
-              </w:rPr>
-              <w:t>Günlük yaşamda bir zorluk fark edildiğinde.</w:t>
-            </w:r>
-          </w:p>
-        </w:tc>
-        <w:tc>
-          <w:tcPr>
-            <w:tcW w:type="dxa" w:w="1377"/>
-            <w:vAlign w:val="center"/>
-            <w:shd w:fill="FFFFFF"/>
-            <w:tcBorders>
-              <w:top w:val="single" w:sz="4" w:color="D1D5DB"/>
-              <w:left w:val="single" w:sz="4" w:color="D1D5DB"/>
-              <w:bottom w:val="single" w:sz="4" w:color="D1D5DB"/>
-              <w:right w:val="single" w:sz="4" w:color="D1D5DB"/>
-            </w:tcBorders>
-          </w:tcPr>
-          <w:p>
-            <w:pPr>
-              <w:spacing w:after="0"/>
-            </w:pPr>
-            <w:r>
-              <w:rPr>
-                <w:rFonts w:ascii="Aptos" w:hAnsi="Aptos" w:eastAsia="Aptos"/>
-                <w:b w:val="0"/>
-                <w:color w:val="1F2937"/>
-                <w:sz w:val="16"/>
-              </w:rPr>
-              <w:t>Ev, okul, ulaşım, sağlık ve çevrede.</w:t>
-            </w:r>
-          </w:p>
-        </w:tc>
-        <w:tc>
-          <w:tcPr>
-            <w:tcW w:type="dxa" w:w="1377"/>
-            <w:vAlign w:val="center"/>
-            <w:shd w:fill="FFFFFF"/>
-            <w:tcBorders>
-              <w:top w:val="single" w:sz="4" w:color="D1D5DB"/>
-              <w:left w:val="single" w:sz="4" w:color="D1D5DB"/>
-              <w:bottom w:val="single" w:sz="4" w:color="D1D5DB"/>
-              <w:right w:val="single" w:sz="4" w:color="D1D5DB"/>
-            </w:tcBorders>
-          </w:tcPr>
-          <w:p>
-            <w:pPr>
-              <w:spacing w:after="0"/>
-            </w:pPr>
-            <w:r>
-              <w:rPr>
-                <w:rFonts w:ascii="Aptos" w:hAnsi="Aptos" w:eastAsia="Aptos"/>
-                <w:b w:val="0"/>
-                <w:color w:val="1F2937"/>
-                <w:sz w:val="16"/>
-              </w:rPr>
-              <w:t>Gözlem, kullanıcı deneyimi ve veriyle belirlenir.</w:t>
-            </w:r>
-          </w:p>
-        </w:tc>
-        <w:tc>
-          <w:tcPr>
-            <w:tcW w:type="dxa" w:w="1377"/>
-            <w:vAlign w:val="center"/>
-            <w:shd w:fill="FFFFFF"/>
-            <w:tcBorders>
-              <w:top w:val="single" w:sz="4" w:color="D1D5DB"/>
-              <w:left w:val="single" w:sz="4" w:color="D1D5DB"/>
-              <w:bottom w:val="single" w:sz="4" w:color="D1D5DB"/>
-              <w:right w:val="single" w:sz="4" w:color="D1D5DB"/>
-            </w:tcBorders>
-          </w:tcPr>
-          <w:p>
-            <w:pPr>
-              <w:spacing w:after="0"/>
-            </w:pPr>
-            <w:r>
-              <w:rPr>
-                <w:rFonts w:ascii="Aptos" w:hAnsi="Aptos" w:eastAsia="Aptos"/>
-                <w:b w:val="0"/>
-                <w:color w:val="1F2937"/>
-                <w:sz w:val="16"/>
-              </w:rPr>
-              <w:t>Problemi doğru anlamak için.</w:t>
-            </w:r>
-          </w:p>
-        </w:tc>
-        <w:tc>
-          <w:tcPr>
-            <w:tcW w:type="dxa" w:w="1377"/>
-            <w:vAlign w:val="center"/>
-            <w:shd w:fill="FFFFFF"/>
-            <w:tcBorders>
-              <w:top w:val="single" w:sz="4" w:color="D1D5DB"/>
-              <w:left w:val="single" w:sz="4" w:color="D1D5DB"/>
-              <w:bottom w:val="single" w:sz="4" w:color="D1D5DB"/>
-              <w:right w:val="single" w:sz="4" w:color="D1D5DB"/>
-            </w:tcBorders>
-          </w:tcPr>
-          <w:p>
-            <w:pPr>
-              <w:spacing w:after="0"/>
-            </w:pPr>
-            <w:r>
-              <w:rPr>
-                <w:rFonts w:ascii="Aptos" w:hAnsi="Aptos" w:eastAsia="Aptos"/>
-                <w:b w:val="0"/>
-                <w:color w:val="1F2937"/>
-                <w:sz w:val="16"/>
-              </w:rPr>
-              <w:t>Kullanıcılar ve onların ihtiyaçlarını dinleyen kişiler.</w:t>
-            </w:r>
-          </w:p>
-        </w:tc>
-      </w:tr>
-      <w:tr>
-        <w:trPr>
-          <w:cantSplit/>
-        </w:trPr>
-        <w:tc>
-          <w:tcPr>
-            <w:tcW w:type="dxa" w:w="1377"/>
-            <w:vAlign w:val="center"/>
-            <w:shd w:fill="FFF8F3"/>
-            <w:tcBorders>
-              <w:top w:val="single" w:sz="4" w:color="D1D5DB"/>
-              <w:left w:val="single" w:sz="4" w:color="D1D5DB"/>
-              <w:bottom w:val="single" w:sz="4" w:color="D1D5DB"/>
-              <w:right w:val="single" w:sz="4" w:color="D1D5DB"/>
-            </w:tcBorders>
-          </w:tcPr>
-          <w:p>
-            <w:pPr>
-              <w:spacing w:after="0"/>
-            </w:pPr>
-            <w:r>
-              <w:rPr>
-                <w:rFonts w:ascii="Aptos" w:hAnsi="Aptos" w:eastAsia="Aptos"/>
-                <w:b w:val="0"/>
-                <w:color w:val="1F2937"/>
-                <w:sz w:val="16"/>
-              </w:rPr>
-              <w:t>**Problem**</w:t>
-            </w:r>
-          </w:p>
-        </w:tc>
-        <w:tc>
-          <w:tcPr>
-            <w:tcW w:type="dxa" w:w="1377"/>
-            <w:vAlign w:val="center"/>
-            <w:shd w:fill="FFF8F3"/>
-            <w:tcBorders>
-              <w:top w:val="single" w:sz="4" w:color="D1D5DB"/>
-              <w:left w:val="single" w:sz="4" w:color="D1D5DB"/>
-              <w:bottom w:val="single" w:sz="4" w:color="D1D5DB"/>
-              <w:right w:val="single" w:sz="4" w:color="D1D5DB"/>
-            </w:tcBorders>
-          </w:tcPr>
-          <w:p>
-            <w:pPr>
-              <w:spacing w:after="0"/>
-            </w:pPr>
-            <w:r>
-              <w:rPr>
-                <w:rFonts w:ascii="Aptos" w:hAnsi="Aptos" w:eastAsia="Aptos"/>
-                <w:b w:val="0"/>
-                <w:color w:val="1F2937"/>
-                <w:sz w:val="16"/>
-              </w:rPr>
-              <w:t>Çözülmesi gereken, sınırları belirlenmiş ihtiyaç durumu.</w:t>
-            </w:r>
-          </w:p>
-        </w:tc>
-        <w:tc>
-          <w:tcPr>
-            <w:tcW w:type="dxa" w:w="1377"/>
-            <w:vAlign w:val="center"/>
-            <w:shd w:fill="FFF8F3"/>
-            <w:tcBorders>
-              <w:top w:val="single" w:sz="4" w:color="D1D5DB"/>
-              <w:left w:val="single" w:sz="4" w:color="D1D5DB"/>
-              <w:bottom w:val="single" w:sz="4" w:color="D1D5DB"/>
-              <w:right w:val="single" w:sz="4" w:color="D1D5DB"/>
-            </w:tcBorders>
-          </w:tcPr>
-          <w:p>
-            <w:pPr>
-              <w:spacing w:after="0"/>
-            </w:pPr>
-            <w:r>
-              <w:rPr>
-                <w:rFonts w:ascii="Aptos" w:hAnsi="Aptos" w:eastAsia="Aptos"/>
-                <w:b w:val="0"/>
-                <w:color w:val="1F2937"/>
-                <w:sz w:val="16"/>
-              </w:rPr>
-              <w:t>İhtiyaç gözlemi sonrası, çözüm seçmeden önce.</w:t>
-            </w:r>
-          </w:p>
-        </w:tc>
-        <w:tc>
-          <w:tcPr>
-            <w:tcW w:type="dxa" w:w="1377"/>
-            <w:vAlign w:val="center"/>
-            <w:shd w:fill="FFF8F3"/>
-            <w:tcBorders>
-              <w:top w:val="single" w:sz="4" w:color="D1D5DB"/>
-              <w:left w:val="single" w:sz="4" w:color="D1D5DB"/>
-              <w:bottom w:val="single" w:sz="4" w:color="D1D5DB"/>
-              <w:right w:val="single" w:sz="4" w:color="D1D5DB"/>
-            </w:tcBorders>
-          </w:tcPr>
-          <w:p>
-            <w:pPr>
-              <w:spacing w:after="0"/>
-            </w:pPr>
-            <w:r>
-              <w:rPr>
-                <w:rFonts w:ascii="Aptos" w:hAnsi="Aptos" w:eastAsia="Aptos"/>
-                <w:b w:val="0"/>
-                <w:color w:val="1F2937"/>
-                <w:sz w:val="16"/>
-              </w:rPr>
-              <w:t>Kullanıcının yaşadığı gerçek bağlamda.</w:t>
-            </w:r>
-          </w:p>
-        </w:tc>
-        <w:tc>
-          <w:tcPr>
-            <w:tcW w:type="dxa" w:w="1377"/>
-            <w:vAlign w:val="center"/>
-            <w:shd w:fill="FFF8F3"/>
-            <w:tcBorders>
-              <w:top w:val="single" w:sz="4" w:color="D1D5DB"/>
-              <w:left w:val="single" w:sz="4" w:color="D1D5DB"/>
-              <w:bottom w:val="single" w:sz="4" w:color="D1D5DB"/>
-              <w:right w:val="single" w:sz="4" w:color="D1D5DB"/>
-            </w:tcBorders>
-          </w:tcPr>
-          <w:p>
-            <w:pPr>
-              <w:spacing w:after="0"/>
-            </w:pPr>
-            <w:r>
-              <w:rPr>
-                <w:rFonts w:ascii="Aptos" w:hAnsi="Aptos" w:eastAsia="Aptos"/>
-                <w:b w:val="0"/>
-                <w:color w:val="1F2937"/>
-                <w:sz w:val="16"/>
-              </w:rPr>
-              <w:t>“Kim için, hangi durumda, ne zorlaşıyor?” sorularıyla yazılır.</w:t>
-            </w:r>
-          </w:p>
-        </w:tc>
-        <w:tc>
-          <w:tcPr>
-            <w:tcW w:type="dxa" w:w="1377"/>
-            <w:vAlign w:val="center"/>
-            <w:shd w:fill="FFF8F3"/>
-            <w:tcBorders>
-              <w:top w:val="single" w:sz="4" w:color="D1D5DB"/>
-              <w:left w:val="single" w:sz="4" w:color="D1D5DB"/>
-              <w:bottom w:val="single" w:sz="4" w:color="D1D5DB"/>
-              <w:right w:val="single" w:sz="4" w:color="D1D5DB"/>
-            </w:tcBorders>
-          </w:tcPr>
-          <w:p>
-            <w:pPr>
-              <w:spacing w:after="0"/>
-            </w:pPr>
-            <w:r>
-              <w:rPr>
-                <w:rFonts w:ascii="Aptos" w:hAnsi="Aptos" w:eastAsia="Aptos"/>
-                <w:b w:val="0"/>
-                <w:color w:val="1F2937"/>
-                <w:sz w:val="16"/>
-              </w:rPr>
-              <w:t>Doğru çözüm hedefini kurmak için.</w:t>
-            </w:r>
-          </w:p>
-        </w:tc>
-        <w:tc>
-          <w:tcPr>
-            <w:tcW w:type="dxa" w:w="1377"/>
-            <w:vAlign w:val="center"/>
-            <w:shd w:fill="FFF8F3"/>
-            <w:tcBorders>
-              <w:top w:val="single" w:sz="4" w:color="D1D5DB"/>
-              <w:left w:val="single" w:sz="4" w:color="D1D5DB"/>
-              <w:bottom w:val="single" w:sz="4" w:color="D1D5DB"/>
-              <w:right w:val="single" w:sz="4" w:color="D1D5DB"/>
-            </w:tcBorders>
-          </w:tcPr>
-          <w:p>
-            <w:pPr>
-              <w:spacing w:after="0"/>
-            </w:pPr>
-            <w:r>
-              <w:rPr>
-                <w:rFonts w:ascii="Aptos" w:hAnsi="Aptos" w:eastAsia="Aptos"/>
-                <w:b w:val="0"/>
-                <w:color w:val="1F2937"/>
-                <w:sz w:val="16"/>
-              </w:rPr>
-              <w:t>Kullanıcı, öğrenci, tasarımcı ve etkilenen kişiler.</w:t>
-            </w:r>
-          </w:p>
-        </w:tc>
-      </w:tr>
-      <w:tr>
-        <w:trPr>
-          <w:cantSplit/>
-        </w:trPr>
-        <w:tc>
-          <w:tcPr>
-            <w:tcW w:type="dxa" w:w="1377"/>
-            <w:vAlign w:val="center"/>
-            <w:shd w:fill="FFFFFF"/>
-            <w:tcBorders>
-              <w:top w:val="single" w:sz="4" w:color="D1D5DB"/>
-              <w:left w:val="single" w:sz="4" w:color="D1D5DB"/>
-              <w:bottom w:val="single" w:sz="4" w:color="D1D5DB"/>
-              <w:right w:val="single" w:sz="4" w:color="D1D5DB"/>
-            </w:tcBorders>
-          </w:tcPr>
-          <w:p>
-            <w:pPr>
-              <w:spacing w:after="0"/>
-            </w:pPr>
-            <w:r>
-              <w:rPr>
-                <w:rFonts w:ascii="Aptos" w:hAnsi="Aptos" w:eastAsia="Aptos"/>
-                <w:b w:val="0"/>
-                <w:color w:val="1F2937"/>
-                <w:sz w:val="16"/>
-              </w:rPr>
-              <w:t>**Fikir**</w:t>
-            </w:r>
-          </w:p>
-        </w:tc>
-        <w:tc>
-          <w:tcPr>
-            <w:tcW w:type="dxa" w:w="1377"/>
-            <w:vAlign w:val="center"/>
-            <w:shd w:fill="FFFFFF"/>
-            <w:tcBorders>
-              <w:top w:val="single" w:sz="4" w:color="D1D5DB"/>
-              <w:left w:val="single" w:sz="4" w:color="D1D5DB"/>
-              <w:bottom w:val="single" w:sz="4" w:color="D1D5DB"/>
-              <w:right w:val="single" w:sz="4" w:color="D1D5DB"/>
-            </w:tcBorders>
-          </w:tcPr>
-          <w:p>
-            <w:pPr>
-              <w:spacing w:after="0"/>
-            </w:pPr>
-            <w:r>
-              <w:rPr>
-                <w:rFonts w:ascii="Aptos" w:hAnsi="Aptos" w:eastAsia="Aptos"/>
-                <w:b w:val="0"/>
-                <w:color w:val="1F2937"/>
-                <w:sz w:val="16"/>
-              </w:rPr>
-              <w:t>Probleme yönelik olası çözüm önerisi.</w:t>
-            </w:r>
-          </w:p>
-        </w:tc>
-        <w:tc>
-          <w:tcPr>
-            <w:tcW w:type="dxa" w:w="1377"/>
-            <w:vAlign w:val="center"/>
-            <w:shd w:fill="FFFFFF"/>
-            <w:tcBorders>
-              <w:top w:val="single" w:sz="4" w:color="D1D5DB"/>
-              <w:left w:val="single" w:sz="4" w:color="D1D5DB"/>
-              <w:bottom w:val="single" w:sz="4" w:color="D1D5DB"/>
-              <w:right w:val="single" w:sz="4" w:color="D1D5DB"/>
-            </w:tcBorders>
-          </w:tcPr>
-          <w:p>
-            <w:pPr>
-              <w:spacing w:after="0"/>
-            </w:pPr>
-            <w:r>
-              <w:rPr>
-                <w:rFonts w:ascii="Aptos" w:hAnsi="Aptos" w:eastAsia="Aptos"/>
-                <w:b w:val="0"/>
-                <w:color w:val="1F2937"/>
-                <w:sz w:val="16"/>
-              </w:rPr>
-              <w:t>Problem ve mevcut çözümler incelendikten sonra.</w:t>
-            </w:r>
-          </w:p>
-        </w:tc>
-        <w:tc>
-          <w:tcPr>
-            <w:tcW w:type="dxa" w:w="1377"/>
-            <w:vAlign w:val="center"/>
-            <w:shd w:fill="FFFFFF"/>
-            <w:tcBorders>
-              <w:top w:val="single" w:sz="4" w:color="D1D5DB"/>
-              <w:left w:val="single" w:sz="4" w:color="D1D5DB"/>
-              <w:bottom w:val="single" w:sz="4" w:color="D1D5DB"/>
-              <w:right w:val="single" w:sz="4" w:color="D1D5DB"/>
-            </w:tcBorders>
-          </w:tcPr>
-          <w:p>
-            <w:pPr>
-              <w:spacing w:after="0"/>
-            </w:pPr>
-            <w:r>
-              <w:rPr>
-                <w:rFonts w:ascii="Aptos" w:hAnsi="Aptos" w:eastAsia="Aptos"/>
-                <w:b w:val="0"/>
-                <w:color w:val="1F2937"/>
-                <w:sz w:val="16"/>
-              </w:rPr>
-              <w:t>Tasarım sürecinde, notta, eskizde veya tartışmada.</w:t>
-            </w:r>
-          </w:p>
-        </w:tc>
-        <w:tc>
-          <w:tcPr>
-            <w:tcW w:type="dxa" w:w="1377"/>
-            <w:vAlign w:val="center"/>
-            <w:shd w:fill="FFFFFF"/>
-            <w:tcBorders>
-              <w:top w:val="single" w:sz="4" w:color="D1D5DB"/>
-              <w:left w:val="single" w:sz="4" w:color="D1D5DB"/>
-              <w:bottom w:val="single" w:sz="4" w:color="D1D5DB"/>
-              <w:right w:val="single" w:sz="4" w:color="D1D5DB"/>
-            </w:tcBorders>
-          </w:tcPr>
-          <w:p>
-            <w:pPr>
-              <w:spacing w:after="0"/>
-            </w:pPr>
-            <w:r>
-              <w:rPr>
-                <w:rFonts w:ascii="Aptos" w:hAnsi="Aptos" w:eastAsia="Aptos"/>
-                <w:b w:val="0"/>
-                <w:color w:val="1F2937"/>
-                <w:sz w:val="16"/>
-              </w:rPr>
-              <w:t>Birden çok seçenek üreterek, karşılaştırarak ve gerekçelendirerek.</w:t>
-            </w:r>
-          </w:p>
-        </w:tc>
-        <w:tc>
-          <w:tcPr>
-            <w:tcW w:type="dxa" w:w="1377"/>
-            <w:vAlign w:val="center"/>
-            <w:shd w:fill="FFFFFF"/>
-            <w:tcBorders>
-              <w:top w:val="single" w:sz="4" w:color="D1D5DB"/>
-              <w:left w:val="single" w:sz="4" w:color="D1D5DB"/>
-              <w:bottom w:val="single" w:sz="4" w:color="D1D5DB"/>
-              <w:right w:val="single" w:sz="4" w:color="D1D5DB"/>
-            </w:tcBorders>
-          </w:tcPr>
-          <w:p>
-            <w:pPr>
-              <w:spacing w:after="0"/>
-            </w:pPr>
-            <w:r>
-              <w:rPr>
-                <w:rFonts w:ascii="Aptos" w:hAnsi="Aptos" w:eastAsia="Aptos"/>
-                <w:b w:val="0"/>
-                <w:color w:val="1F2937"/>
-                <w:sz w:val="16"/>
-              </w:rPr>
-              <w:t>Sınırlılığı azaltacak yol bulmak için.</w:t>
-            </w:r>
-          </w:p>
-        </w:tc>
-        <w:tc>
-          <w:tcPr>
-            <w:tcW w:type="dxa" w:w="1377"/>
-            <w:vAlign w:val="center"/>
-            <w:shd w:fill="FFFFFF"/>
-            <w:tcBorders>
-              <w:top w:val="single" w:sz="4" w:color="D1D5DB"/>
-              <w:left w:val="single" w:sz="4" w:color="D1D5DB"/>
-              <w:bottom w:val="single" w:sz="4" w:color="D1D5DB"/>
-              <w:right w:val="single" w:sz="4" w:color="D1D5DB"/>
-            </w:tcBorders>
-          </w:tcPr>
-          <w:p>
-            <w:pPr>
-              <w:spacing w:after="0"/>
-            </w:pPr>
-            <w:r>
-              <w:rPr>
-                <w:rFonts w:ascii="Aptos" w:hAnsi="Aptos" w:eastAsia="Aptos"/>
-                <w:b w:val="0"/>
-                <w:color w:val="1F2937"/>
-                <w:sz w:val="16"/>
-              </w:rPr>
-              <w:t>Öğrenci/tasarımcı; dönüt veren akranlar ve kullanıcılar.</w:t>
-            </w:r>
-          </w:p>
-        </w:tc>
-      </w:tr>
-      <w:tr>
-        <w:trPr>
-          <w:cantSplit/>
-        </w:trPr>
-        <w:tc>
-          <w:tcPr>
-            <w:tcW w:type="dxa" w:w="1377"/>
-            <w:vAlign w:val="center"/>
-            <w:shd w:fill="FFF8F3"/>
-            <w:tcBorders>
-              <w:top w:val="single" w:sz="4" w:color="D1D5DB"/>
-              <w:left w:val="single" w:sz="4" w:color="D1D5DB"/>
-              <w:bottom w:val="single" w:sz="4" w:color="D1D5DB"/>
-              <w:right w:val="single" w:sz="4" w:color="D1D5DB"/>
-            </w:tcBorders>
-          </w:tcPr>
-          <w:p>
-            <w:pPr>
-              <w:spacing w:after="0"/>
-            </w:pPr>
-            <w:r>
-              <w:rPr>
-                <w:rFonts w:ascii="Aptos" w:hAnsi="Aptos" w:eastAsia="Aptos"/>
-                <w:b w:val="0"/>
-                <w:color w:val="1F2937"/>
-                <w:sz w:val="16"/>
-              </w:rPr>
-              <w:t>**Eskiz**</w:t>
-            </w:r>
-          </w:p>
-        </w:tc>
-        <w:tc>
-          <w:tcPr>
-            <w:tcW w:type="dxa" w:w="1377"/>
-            <w:vAlign w:val="center"/>
-            <w:shd w:fill="FFF8F3"/>
-            <w:tcBorders>
-              <w:top w:val="single" w:sz="4" w:color="D1D5DB"/>
-              <w:left w:val="single" w:sz="4" w:color="D1D5DB"/>
-              <w:bottom w:val="single" w:sz="4" w:color="D1D5DB"/>
-              <w:right w:val="single" w:sz="4" w:color="D1D5DB"/>
-            </w:tcBorders>
-          </w:tcPr>
-          <w:p>
-            <w:pPr>
-              <w:spacing w:after="0"/>
-            </w:pPr>
-            <w:r>
-              <w:rPr>
-                <w:rFonts w:ascii="Aptos" w:hAnsi="Aptos" w:eastAsia="Aptos"/>
-                <w:b w:val="0"/>
-                <w:color w:val="1F2937"/>
-                <w:sz w:val="16"/>
-              </w:rPr>
-              <w:t>Fikri görünür kılan hızlı taslak çizim.</w:t>
-            </w:r>
-          </w:p>
-        </w:tc>
-        <w:tc>
-          <w:tcPr>
-            <w:tcW w:type="dxa" w:w="1377"/>
-            <w:vAlign w:val="center"/>
-            <w:shd w:fill="FFF8F3"/>
-            <w:tcBorders>
-              <w:top w:val="single" w:sz="4" w:color="D1D5DB"/>
-              <w:left w:val="single" w:sz="4" w:color="D1D5DB"/>
-              <w:bottom w:val="single" w:sz="4" w:color="D1D5DB"/>
-              <w:right w:val="single" w:sz="4" w:color="D1D5DB"/>
-            </w:tcBorders>
-          </w:tcPr>
-          <w:p>
-            <w:pPr>
-              <w:spacing w:after="0"/>
-            </w:pPr>
-            <w:r>
-              <w:rPr>
-                <w:rFonts w:ascii="Aptos" w:hAnsi="Aptos" w:eastAsia="Aptos"/>
-                <w:b w:val="0"/>
-                <w:color w:val="1F2937"/>
-                <w:sz w:val="16"/>
-              </w:rPr>
-              <w:t>Fikir seçildiğinde, prototipten önce.</w:t>
-            </w:r>
-          </w:p>
-        </w:tc>
-        <w:tc>
-          <w:tcPr>
-            <w:tcW w:type="dxa" w:w="1377"/>
-            <w:vAlign w:val="center"/>
-            <w:shd w:fill="FFF8F3"/>
-            <w:tcBorders>
-              <w:top w:val="single" w:sz="4" w:color="D1D5DB"/>
-              <w:left w:val="single" w:sz="4" w:color="D1D5DB"/>
-              <w:bottom w:val="single" w:sz="4" w:color="D1D5DB"/>
-              <w:right w:val="single" w:sz="4" w:color="D1D5DB"/>
-            </w:tcBorders>
-          </w:tcPr>
-          <w:p>
-            <w:pPr>
-              <w:spacing w:after="0"/>
-            </w:pPr>
-            <w:r>
-              <w:rPr>
-                <w:rFonts w:ascii="Aptos" w:hAnsi="Aptos" w:eastAsia="Aptos"/>
-                <w:b w:val="0"/>
-                <w:color w:val="1F2937"/>
-                <w:sz w:val="16"/>
-              </w:rPr>
-              <w:t>Kâğıtta veya dijital tasarım ortamında.</w:t>
-            </w:r>
-          </w:p>
-        </w:tc>
-        <w:tc>
-          <w:tcPr>
-            <w:tcW w:type="dxa" w:w="1377"/>
-            <w:vAlign w:val="center"/>
-            <w:shd w:fill="FFF8F3"/>
-            <w:tcBorders>
-              <w:top w:val="single" w:sz="4" w:color="D1D5DB"/>
-              <w:left w:val="single" w:sz="4" w:color="D1D5DB"/>
-              <w:bottom w:val="single" w:sz="4" w:color="D1D5DB"/>
-              <w:right w:val="single" w:sz="4" w:color="D1D5DB"/>
-            </w:tcBorders>
-          </w:tcPr>
-          <w:p>
-            <w:pPr>
-              <w:spacing w:after="0"/>
-            </w:pPr>
-            <w:r>
-              <w:rPr>
-                <w:rFonts w:ascii="Aptos" w:hAnsi="Aptos" w:eastAsia="Aptos"/>
-                <w:b w:val="0"/>
-                <w:color w:val="1F2937"/>
-                <w:sz w:val="16"/>
-              </w:rPr>
-              <w:t>Ok, etiket ve kısa notlarla işleyiş gösterilerek.</w:t>
-            </w:r>
-          </w:p>
-        </w:tc>
-        <w:tc>
-          <w:tcPr>
-            <w:tcW w:type="dxa" w:w="1377"/>
-            <w:vAlign w:val="center"/>
-            <w:shd w:fill="FFF8F3"/>
-            <w:tcBorders>
-              <w:top w:val="single" w:sz="4" w:color="D1D5DB"/>
-              <w:left w:val="single" w:sz="4" w:color="D1D5DB"/>
-              <w:bottom w:val="single" w:sz="4" w:color="D1D5DB"/>
-              <w:right w:val="single" w:sz="4" w:color="D1D5DB"/>
-            </w:tcBorders>
-          </w:tcPr>
-          <w:p>
-            <w:pPr>
-              <w:spacing w:after="0"/>
-            </w:pPr>
-            <w:r>
-              <w:rPr>
-                <w:rFonts w:ascii="Aptos" w:hAnsi="Aptos" w:eastAsia="Aptos"/>
-                <w:b w:val="0"/>
-                <w:color w:val="1F2937"/>
-                <w:sz w:val="16"/>
-              </w:rPr>
-              <w:t>Çözümü anlaşılır kılmak ve geliştirmek için.</w:t>
-            </w:r>
-          </w:p>
-        </w:tc>
-        <w:tc>
-          <w:tcPr>
-            <w:tcW w:type="dxa" w:w="1377"/>
-            <w:vAlign w:val="center"/>
-            <w:shd w:fill="FFF8F3"/>
-            <w:tcBorders>
-              <w:top w:val="single" w:sz="4" w:color="D1D5DB"/>
-              <w:left w:val="single" w:sz="4" w:color="D1D5DB"/>
-              <w:bottom w:val="single" w:sz="4" w:color="D1D5DB"/>
-              <w:right w:val="single" w:sz="4" w:color="D1D5DB"/>
-            </w:tcBorders>
-          </w:tcPr>
-          <w:p>
-            <w:pPr>
-              <w:spacing w:after="0"/>
-            </w:pPr>
-            <w:r>
-              <w:rPr>
-                <w:rFonts w:ascii="Aptos" w:hAnsi="Aptos" w:eastAsia="Aptos"/>
-                <w:b w:val="0"/>
-                <w:color w:val="1F2937"/>
-                <w:sz w:val="16"/>
-              </w:rPr>
-              <w:t>Tasarımcı/öğrenci, kullanıcı ve dönüt veren akran.</w:t>
-            </w:r>
-          </w:p>
-        </w:tc>
-      </w:tr>
-      <w:tr>
-        <w:trPr>
-          <w:cantSplit/>
-        </w:trPr>
-        <w:tc>
-          <w:tcPr>
-            <w:tcW w:type="dxa" w:w="1377"/>
-            <w:vAlign w:val="center"/>
-            <w:shd w:fill="FFFFFF"/>
-            <w:tcBorders>
-              <w:top w:val="single" w:sz="4" w:color="D1D5DB"/>
-              <w:left w:val="single" w:sz="4" w:color="D1D5DB"/>
-              <w:bottom w:val="single" w:sz="4" w:color="D1D5DB"/>
-              <w:right w:val="single" w:sz="4" w:color="D1D5DB"/>
-            </w:tcBorders>
-          </w:tcPr>
-          <w:p>
-            <w:pPr>
-              <w:spacing w:after="0"/>
-            </w:pPr>
-            <w:r>
-              <w:rPr>
-                <w:rFonts w:ascii="Aptos" w:hAnsi="Aptos" w:eastAsia="Aptos"/>
-                <w:b w:val="0"/>
-                <w:color w:val="1F2937"/>
-                <w:sz w:val="16"/>
-              </w:rPr>
-              <w:t>**İnovatif ürün**</w:t>
-            </w:r>
-          </w:p>
-        </w:tc>
-        <w:tc>
-          <w:tcPr>
-            <w:tcW w:type="dxa" w:w="1377"/>
-            <w:vAlign w:val="center"/>
-            <w:shd w:fill="FFFFFF"/>
-            <w:tcBorders>
-              <w:top w:val="single" w:sz="4" w:color="D1D5DB"/>
-              <w:left w:val="single" w:sz="4" w:color="D1D5DB"/>
-              <w:bottom w:val="single" w:sz="4" w:color="D1D5DB"/>
-              <w:right w:val="single" w:sz="4" w:color="D1D5DB"/>
-            </w:tcBorders>
-          </w:tcPr>
-          <w:p>
-            <w:pPr>
-              <w:spacing w:after="0"/>
-            </w:pPr>
-            <w:r>
-              <w:rPr>
-                <w:rFonts w:ascii="Aptos" w:hAnsi="Aptos" w:eastAsia="Aptos"/>
-                <w:b w:val="0"/>
-                <w:color w:val="1F2937"/>
-                <w:sz w:val="16"/>
-              </w:rPr>
-              <w:t>İhtiyaca çözüm getiren, farkı ve faydası açıklanmış ürün.</w:t>
-            </w:r>
-          </w:p>
-        </w:tc>
-        <w:tc>
-          <w:tcPr>
-            <w:tcW w:type="dxa" w:w="1377"/>
-            <w:vAlign w:val="center"/>
-            <w:shd w:fill="FFFFFF"/>
-            <w:tcBorders>
-              <w:top w:val="single" w:sz="4" w:color="D1D5DB"/>
-              <w:left w:val="single" w:sz="4" w:color="D1D5DB"/>
-              <w:bottom w:val="single" w:sz="4" w:color="D1D5DB"/>
-              <w:right w:val="single" w:sz="4" w:color="D1D5DB"/>
-            </w:tcBorders>
-          </w:tcPr>
-          <w:p>
-            <w:pPr>
-              <w:spacing w:after="0"/>
-            </w:pPr>
-            <w:r>
-              <w:rPr>
-                <w:rFonts w:ascii="Aptos" w:hAnsi="Aptos" w:eastAsia="Aptos"/>
-                <w:b w:val="0"/>
-                <w:color w:val="1F2937"/>
-                <w:sz w:val="16"/>
-              </w:rPr>
-              <w:t>Araştırma, fikir ve taslak aşamalarından sonra.</w:t>
-            </w:r>
-          </w:p>
-        </w:tc>
-        <w:tc>
-          <w:tcPr>
-            <w:tcW w:type="dxa" w:w="1377"/>
-            <w:vAlign w:val="center"/>
-            <w:shd w:fill="FFFFFF"/>
-            <w:tcBorders>
-              <w:top w:val="single" w:sz="4" w:color="D1D5DB"/>
-              <w:left w:val="single" w:sz="4" w:color="D1D5DB"/>
-              <w:bottom w:val="single" w:sz="4" w:color="D1D5DB"/>
-              <w:right w:val="single" w:sz="4" w:color="D1D5DB"/>
-            </w:tcBorders>
-          </w:tcPr>
-          <w:p>
-            <w:pPr>
-              <w:spacing w:after="0"/>
-            </w:pPr>
-            <w:r>
-              <w:rPr>
-                <w:rFonts w:ascii="Aptos" w:hAnsi="Aptos" w:eastAsia="Aptos"/>
-                <w:b w:val="0"/>
-                <w:color w:val="1F2937"/>
-                <w:sz w:val="16"/>
-              </w:rPr>
-              <w:t>Günlük kullanılan ürün, hizmet veya sistemlerde.</w:t>
-            </w:r>
-          </w:p>
-        </w:tc>
-        <w:tc>
-          <w:tcPr>
-            <w:tcW w:type="dxa" w:w="1377"/>
-            <w:vAlign w:val="center"/>
-            <w:shd w:fill="FFFFFF"/>
-            <w:tcBorders>
-              <w:top w:val="single" w:sz="4" w:color="D1D5DB"/>
-              <w:left w:val="single" w:sz="4" w:color="D1D5DB"/>
-              <w:bottom w:val="single" w:sz="4" w:color="D1D5DB"/>
-              <w:right w:val="single" w:sz="4" w:color="D1D5DB"/>
-            </w:tcBorders>
-          </w:tcPr>
-          <w:p>
-            <w:pPr>
-              <w:spacing w:after="0"/>
-            </w:pPr>
-            <w:r>
-              <w:rPr>
-                <w:rFonts w:ascii="Aptos" w:hAnsi="Aptos" w:eastAsia="Aptos"/>
-                <w:b w:val="0"/>
-                <w:color w:val="1F2937"/>
-                <w:sz w:val="16"/>
-              </w:rPr>
-              <w:t>Kullanıcı ihtiyacı, işleyiş, fark ve etki birlikte düşünülerek.</w:t>
-            </w:r>
-          </w:p>
-        </w:tc>
-        <w:tc>
-          <w:tcPr>
-            <w:tcW w:type="dxa" w:w="1377"/>
-            <w:vAlign w:val="center"/>
-            <w:shd w:fill="FFFFFF"/>
-            <w:tcBorders>
-              <w:top w:val="single" w:sz="4" w:color="D1D5DB"/>
-              <w:left w:val="single" w:sz="4" w:color="D1D5DB"/>
-              <w:bottom w:val="single" w:sz="4" w:color="D1D5DB"/>
-              <w:right w:val="single" w:sz="4" w:color="D1D5DB"/>
-            </w:tcBorders>
-          </w:tcPr>
-          <w:p>
-            <w:pPr>
-              <w:spacing w:after="0"/>
-            </w:pPr>
-            <w:r>
-              <w:rPr>
-                <w:rFonts w:ascii="Aptos" w:hAnsi="Aptos" w:eastAsia="Aptos"/>
-                <w:b w:val="0"/>
-                <w:color w:val="1F2937"/>
-                <w:sz w:val="16"/>
-              </w:rPr>
-              <w:t>Yaşamı daha güvenli, kolay, erişilebilir veya sürdürülebilir kılmak için.</w:t>
-            </w:r>
-          </w:p>
-        </w:tc>
-        <w:tc>
-          <w:tcPr>
-            <w:tcW w:type="dxa" w:w="1377"/>
-            <w:vAlign w:val="center"/>
-            <w:shd w:fill="FFFFFF"/>
-            <w:tcBorders>
-              <w:top w:val="single" w:sz="4" w:color="D1D5DB"/>
-              <w:left w:val="single" w:sz="4" w:color="D1D5DB"/>
-              <w:bottom w:val="single" w:sz="4" w:color="D1D5DB"/>
-              <w:right w:val="single" w:sz="4" w:color="D1D5DB"/>
-            </w:tcBorders>
-          </w:tcPr>
-          <w:p>
-            <w:pPr>
-              <w:spacing w:after="0"/>
-            </w:pPr>
-            <w:r>
-              <w:rPr>
-                <w:rFonts w:ascii="Aptos" w:hAnsi="Aptos" w:eastAsia="Aptos"/>
-                <w:b w:val="0"/>
-                <w:color w:val="1F2937"/>
-                <w:sz w:val="16"/>
-              </w:rPr>
-              <w:t>Kullanıcılar, üreticiler, tasarımcılar ve toplum.</w:t>
-            </w:r>
-          </w:p>
-        </w:tc>
-      </w:tr>
-      <w:tr>
-        <w:trPr>
-          <w:cantSplit/>
-        </w:trPr>
-        <w:tc>
-          <w:tcPr>
-            <w:tcW w:type="dxa" w:w="1377"/>
-            <w:vAlign w:val="center"/>
-            <w:shd w:fill="FFF8F3"/>
-            <w:tcBorders>
-              <w:top w:val="single" w:sz="4" w:color="D1D5DB"/>
-              <w:left w:val="single" w:sz="4" w:color="D1D5DB"/>
-              <w:bottom w:val="single" w:sz="4" w:color="D1D5DB"/>
-              <w:right w:val="single" w:sz="4" w:color="D1D5DB"/>
-            </w:tcBorders>
-          </w:tcPr>
-          <w:p>
-            <w:pPr>
-              <w:spacing w:after="0"/>
-            </w:pPr>
-            <w:r>
-              <w:rPr>
-                <w:rFonts w:ascii="Aptos" w:hAnsi="Aptos" w:eastAsia="Aptos"/>
-                <w:b w:val="0"/>
-                <w:color w:val="1F2937"/>
-                <w:sz w:val="16"/>
-              </w:rPr>
-              <w:t>**Fikrî mülkiyet**</w:t>
-            </w:r>
-          </w:p>
-        </w:tc>
-        <w:tc>
-          <w:tcPr>
-            <w:tcW w:type="dxa" w:w="1377"/>
-            <w:vAlign w:val="center"/>
-            <w:shd w:fill="FFF8F3"/>
-            <w:tcBorders>
-              <w:top w:val="single" w:sz="4" w:color="D1D5DB"/>
-              <w:left w:val="single" w:sz="4" w:color="D1D5DB"/>
-              <w:bottom w:val="single" w:sz="4" w:color="D1D5DB"/>
-              <w:right w:val="single" w:sz="4" w:color="D1D5DB"/>
-            </w:tcBorders>
-          </w:tcPr>
-          <w:p>
-            <w:pPr>
-              <w:spacing w:after="0"/>
-            </w:pPr>
-            <w:r>
-              <w:rPr>
-                <w:rFonts w:ascii="Aptos" w:hAnsi="Aptos" w:eastAsia="Aptos"/>
-                <w:b w:val="0"/>
-                <w:color w:val="1F2937"/>
-                <w:sz w:val="16"/>
-              </w:rPr>
-              <w:t>Zihinsel emekle oluşan eser, buluş, marka veya tasarımla ilgili hakların genel adı.</w:t>
-            </w:r>
-          </w:p>
-        </w:tc>
-        <w:tc>
-          <w:tcPr>
-            <w:tcW w:type="dxa" w:w="1377"/>
-            <w:vAlign w:val="center"/>
-            <w:shd w:fill="FFF8F3"/>
-            <w:tcBorders>
-              <w:top w:val="single" w:sz="4" w:color="D1D5DB"/>
-              <w:left w:val="single" w:sz="4" w:color="D1D5DB"/>
-              <w:bottom w:val="single" w:sz="4" w:color="D1D5DB"/>
-              <w:right w:val="single" w:sz="4" w:color="D1D5DB"/>
-            </w:tcBorders>
-          </w:tcPr>
-          <w:p>
-            <w:pPr>
-              <w:spacing w:after="0"/>
-            </w:pPr>
-            <w:r>
-              <w:rPr>
-                <w:rFonts w:ascii="Aptos" w:hAnsi="Aptos" w:eastAsia="Aptos"/>
-                <w:b w:val="0"/>
-                <w:color w:val="1F2937"/>
-                <w:sz w:val="16"/>
-              </w:rPr>
-              <w:t>Özgün fikir/ürün ortaya çıktığında veya kullanılırken.</w:t>
-            </w:r>
-          </w:p>
-        </w:tc>
-        <w:tc>
-          <w:tcPr>
-            <w:tcW w:type="dxa" w:w="1377"/>
-            <w:vAlign w:val="center"/>
-            <w:shd w:fill="FFF8F3"/>
-            <w:tcBorders>
-              <w:top w:val="single" w:sz="4" w:color="D1D5DB"/>
-              <w:left w:val="single" w:sz="4" w:color="D1D5DB"/>
-              <w:bottom w:val="single" w:sz="4" w:color="D1D5DB"/>
-              <w:right w:val="single" w:sz="4" w:color="D1D5DB"/>
-            </w:tcBorders>
-          </w:tcPr>
-          <w:p>
-            <w:pPr>
-              <w:spacing w:after="0"/>
-            </w:pPr>
-            <w:r>
-              <w:rPr>
-                <w:rFonts w:ascii="Aptos" w:hAnsi="Aptos" w:eastAsia="Aptos"/>
-                <w:b w:val="0"/>
-                <w:color w:val="1F2937"/>
-                <w:sz w:val="16"/>
-              </w:rPr>
-              <w:t>Ürünlerde, eserlerde, tasarımlarda ve dijital içerikte.</w:t>
-            </w:r>
-          </w:p>
-        </w:tc>
-        <w:tc>
-          <w:tcPr>
-            <w:tcW w:type="dxa" w:w="1377"/>
-            <w:vAlign w:val="center"/>
-            <w:shd w:fill="FFF8F3"/>
-            <w:tcBorders>
-              <w:top w:val="single" w:sz="4" w:color="D1D5DB"/>
-              <w:left w:val="single" w:sz="4" w:color="D1D5DB"/>
-              <w:bottom w:val="single" w:sz="4" w:color="D1D5DB"/>
-              <w:right w:val="single" w:sz="4" w:color="D1D5DB"/>
-            </w:tcBorders>
-          </w:tcPr>
-          <w:p>
-            <w:pPr>
-              <w:spacing w:after="0"/>
-            </w:pPr>
-            <w:r>
-              <w:rPr>
-                <w:rFonts w:ascii="Aptos" w:hAnsi="Aptos" w:eastAsia="Aptos"/>
-                <w:b w:val="0"/>
-                <w:color w:val="1F2937"/>
-                <w:sz w:val="16"/>
-              </w:rPr>
-              <w:t>Uygun koruma türü, izin ve kaynak gösterme araştırılarak.</w:t>
-            </w:r>
-          </w:p>
-        </w:tc>
-        <w:tc>
-          <w:tcPr>
-            <w:tcW w:type="dxa" w:w="1377"/>
-            <w:vAlign w:val="center"/>
-            <w:shd w:fill="FFF8F3"/>
-            <w:tcBorders>
-              <w:top w:val="single" w:sz="4" w:color="D1D5DB"/>
-              <w:left w:val="single" w:sz="4" w:color="D1D5DB"/>
-              <w:bottom w:val="single" w:sz="4" w:color="D1D5DB"/>
-              <w:right w:val="single" w:sz="4" w:color="D1D5DB"/>
-            </w:tcBorders>
-          </w:tcPr>
-          <w:p>
-            <w:pPr>
-              <w:spacing w:after="0"/>
-            </w:pPr>
-            <w:r>
-              <w:rPr>
-                <w:rFonts w:ascii="Aptos" w:hAnsi="Aptos" w:eastAsia="Aptos"/>
-                <w:b w:val="0"/>
-                <w:color w:val="1F2937"/>
-                <w:sz w:val="16"/>
-              </w:rPr>
-              <w:t>Emeğe saygı ve hakların korunması için.</w:t>
-            </w:r>
-          </w:p>
-        </w:tc>
-        <w:tc>
-          <w:tcPr>
-            <w:tcW w:type="dxa" w:w="1377"/>
-            <w:vAlign w:val="center"/>
-            <w:shd w:fill="FFF8F3"/>
-            <w:tcBorders>
-              <w:top w:val="single" w:sz="4" w:color="D1D5DB"/>
-              <w:left w:val="single" w:sz="4" w:color="D1D5DB"/>
-              <w:bottom w:val="single" w:sz="4" w:color="D1D5DB"/>
-              <w:right w:val="single" w:sz="4" w:color="D1D5DB"/>
-            </w:tcBorders>
-          </w:tcPr>
-          <w:p>
-            <w:pPr>
-              <w:spacing w:after="0"/>
-            </w:pPr>
-            <w:r>
-              <w:rPr>
-                <w:rFonts w:ascii="Aptos" w:hAnsi="Aptos" w:eastAsia="Aptos"/>
-                <w:b w:val="0"/>
-                <w:color w:val="1F2937"/>
-                <w:sz w:val="16"/>
-              </w:rPr>
-              <w:t>Eser sahibi, buluşçu, kullanıcı, kurumlar ve toplum.</w:t>
-            </w:r>
-          </w:p>
-        </w:tc>
-      </w:tr>
-      <w:tr>
-        <w:trPr>
-          <w:cantSplit/>
-        </w:trPr>
-        <w:tc>
-          <w:tcPr>
-            <w:tcW w:type="dxa" w:w="1377"/>
-            <w:vAlign w:val="center"/>
-            <w:shd w:fill="FFFFFF"/>
-            <w:tcBorders>
-              <w:top w:val="single" w:sz="4" w:color="D1D5DB"/>
-              <w:left w:val="single" w:sz="4" w:color="D1D5DB"/>
-              <w:bottom w:val="single" w:sz="4" w:color="D1D5DB"/>
-              <w:right w:val="single" w:sz="4" w:color="D1D5DB"/>
-            </w:tcBorders>
-          </w:tcPr>
-          <w:p>
-            <w:pPr>
-              <w:spacing w:after="0"/>
-            </w:pPr>
-            <w:r>
-              <w:rPr>
-                <w:rFonts w:ascii="Aptos" w:hAnsi="Aptos" w:eastAsia="Aptos"/>
-                <w:b w:val="0"/>
-                <w:color w:val="1F2937"/>
-                <w:sz w:val="16"/>
-              </w:rPr>
-              <w:t>**Patent**</w:t>
-            </w:r>
-          </w:p>
-        </w:tc>
-        <w:tc>
-          <w:tcPr>
-            <w:tcW w:type="dxa" w:w="1377"/>
-            <w:vAlign w:val="center"/>
-            <w:shd w:fill="FFFFFF"/>
-            <w:tcBorders>
-              <w:top w:val="single" w:sz="4" w:color="D1D5DB"/>
-              <w:left w:val="single" w:sz="4" w:color="D1D5DB"/>
-              <w:bottom w:val="single" w:sz="4" w:color="D1D5DB"/>
-              <w:right w:val="single" w:sz="4" w:color="D1D5DB"/>
-            </w:tcBorders>
-          </w:tcPr>
-          <w:p>
-            <w:pPr>
-              <w:spacing w:after="0"/>
-            </w:pPr>
-            <w:r>
-              <w:rPr>
-                <w:rFonts w:ascii="Aptos" w:hAnsi="Aptos" w:eastAsia="Aptos"/>
-                <w:b w:val="0"/>
-                <w:color w:val="1F2937"/>
-                <w:sz w:val="16"/>
-              </w:rPr>
-              <w:t>Teknik buluşlarla ilişkilendirilebilen koruma türü.</w:t>
-            </w:r>
-          </w:p>
-        </w:tc>
-        <w:tc>
-          <w:tcPr>
-            <w:tcW w:type="dxa" w:w="1377"/>
-            <w:vAlign w:val="center"/>
-            <w:shd w:fill="FFFFFF"/>
-            <w:tcBorders>
-              <w:top w:val="single" w:sz="4" w:color="D1D5DB"/>
-              <w:left w:val="single" w:sz="4" w:color="D1D5DB"/>
-              <w:bottom w:val="single" w:sz="4" w:color="D1D5DB"/>
-              <w:right w:val="single" w:sz="4" w:color="D1D5DB"/>
-            </w:tcBorders>
-          </w:tcPr>
-          <w:p>
-            <w:pPr>
-              <w:spacing w:after="0"/>
-            </w:pPr>
-            <w:r>
-              <w:rPr>
-                <w:rFonts w:ascii="Aptos" w:hAnsi="Aptos" w:eastAsia="Aptos"/>
-                <w:b w:val="0"/>
-                <w:color w:val="1F2937"/>
-                <w:sz w:val="16"/>
-              </w:rPr>
-              <w:t>Teknik çözüm için koruma araştırılırken.</w:t>
-            </w:r>
-          </w:p>
-        </w:tc>
-        <w:tc>
-          <w:tcPr>
-            <w:tcW w:type="dxa" w:w="1377"/>
-            <w:vAlign w:val="center"/>
-            <w:shd w:fill="FFFFFF"/>
-            <w:tcBorders>
-              <w:top w:val="single" w:sz="4" w:color="D1D5DB"/>
-              <w:left w:val="single" w:sz="4" w:color="D1D5DB"/>
-              <w:bottom w:val="single" w:sz="4" w:color="D1D5DB"/>
-              <w:right w:val="single" w:sz="4" w:color="D1D5DB"/>
-            </w:tcBorders>
-          </w:tcPr>
-          <w:p>
-            <w:pPr>
-              <w:spacing w:after="0"/>
-            </w:pPr>
-            <w:r>
-              <w:rPr>
-                <w:rFonts w:ascii="Aptos" w:hAnsi="Aptos" w:eastAsia="Aptos"/>
-                <w:b w:val="0"/>
-                <w:color w:val="1F2937"/>
-                <w:sz w:val="16"/>
-              </w:rPr>
-              <w:t>Cihaz, yöntem veya çalışma mekanizması gibi teknik çözümlerde.</w:t>
-            </w:r>
-          </w:p>
-        </w:tc>
-        <w:tc>
-          <w:tcPr>
-            <w:tcW w:type="dxa" w:w="1377"/>
-            <w:vAlign w:val="center"/>
-            <w:shd w:fill="FFFFFF"/>
-            <w:tcBorders>
-              <w:top w:val="single" w:sz="4" w:color="D1D5DB"/>
-              <w:left w:val="single" w:sz="4" w:color="D1D5DB"/>
-              <w:bottom w:val="single" w:sz="4" w:color="D1D5DB"/>
-              <w:right w:val="single" w:sz="4" w:color="D1D5DB"/>
-            </w:tcBorders>
-          </w:tcPr>
-          <w:p>
-            <w:pPr>
-              <w:spacing w:after="0"/>
-            </w:pPr>
-            <w:r>
-              <w:rPr>
-                <w:rFonts w:ascii="Aptos" w:hAnsi="Aptos" w:eastAsia="Aptos"/>
-                <w:b w:val="0"/>
-                <w:color w:val="1F2937"/>
-                <w:sz w:val="16"/>
-              </w:rPr>
-              <w:t>Koşullar ve süreç, resmî kaynaktan araştırılarak.</w:t>
-            </w:r>
-          </w:p>
-        </w:tc>
-        <w:tc>
-          <w:tcPr>
-            <w:tcW w:type="dxa" w:w="1377"/>
-            <w:vAlign w:val="center"/>
-            <w:shd w:fill="FFFFFF"/>
-            <w:tcBorders>
-              <w:top w:val="single" w:sz="4" w:color="D1D5DB"/>
-              <w:left w:val="single" w:sz="4" w:color="D1D5DB"/>
-              <w:bottom w:val="single" w:sz="4" w:color="D1D5DB"/>
-              <w:right w:val="single" w:sz="4" w:color="D1D5DB"/>
-            </w:tcBorders>
-          </w:tcPr>
-          <w:p>
-            <w:pPr>
-              <w:spacing w:after="0"/>
-            </w:pPr>
-            <w:r>
-              <w:rPr>
-                <w:rFonts w:ascii="Aptos" w:hAnsi="Aptos" w:eastAsia="Aptos"/>
-                <w:b w:val="0"/>
-                <w:color w:val="1F2937"/>
-                <w:sz w:val="16"/>
-              </w:rPr>
-              <w:t>Teknik buluşla ilgili hakları anlamak için.</w:t>
-            </w:r>
-          </w:p>
-        </w:tc>
-        <w:tc>
-          <w:tcPr>
-            <w:tcW w:type="dxa" w:w="1377"/>
-            <w:vAlign w:val="center"/>
-            <w:shd w:fill="FFFFFF"/>
-            <w:tcBorders>
-              <w:top w:val="single" w:sz="4" w:color="D1D5DB"/>
-              <w:left w:val="single" w:sz="4" w:color="D1D5DB"/>
-              <w:bottom w:val="single" w:sz="4" w:color="D1D5DB"/>
-              <w:right w:val="single" w:sz="4" w:color="D1D5DB"/>
-            </w:tcBorders>
-          </w:tcPr>
-          <w:p>
-            <w:pPr>
-              <w:spacing w:after="0"/>
-            </w:pPr>
-            <w:r>
-              <w:rPr>
-                <w:rFonts w:ascii="Aptos" w:hAnsi="Aptos" w:eastAsia="Aptos"/>
-                <w:b w:val="0"/>
-                <w:color w:val="1F2937"/>
-                <w:sz w:val="16"/>
-              </w:rPr>
-              <w:t>Buluş sahibi, uzmanlar ve resmî kurumlar.</w:t>
-            </w:r>
-          </w:p>
-        </w:tc>
-      </w:tr>
-      <w:tr>
-        <w:trPr>
-          <w:cantSplit/>
-        </w:trPr>
-        <w:tc>
-          <w:tcPr>
-            <w:tcW w:type="dxa" w:w="1377"/>
-            <w:vAlign w:val="center"/>
-            <w:shd w:fill="FFF8F3"/>
-            <w:tcBorders>
-              <w:top w:val="single" w:sz="4" w:color="D1D5DB"/>
-              <w:left w:val="single" w:sz="4" w:color="D1D5DB"/>
-              <w:bottom w:val="single" w:sz="4" w:color="D1D5DB"/>
-              <w:right w:val="single" w:sz="4" w:color="D1D5DB"/>
-            </w:tcBorders>
-          </w:tcPr>
-          <w:p>
-            <w:pPr>
-              <w:spacing w:after="0"/>
-            </w:pPr>
-            <w:r>
-              <w:rPr>
-                <w:rFonts w:ascii="Aptos" w:hAnsi="Aptos" w:eastAsia="Aptos"/>
-                <w:b w:val="0"/>
-                <w:color w:val="1F2937"/>
-                <w:sz w:val="16"/>
-              </w:rPr>
-              <w:t>**Faydalı model**</w:t>
-            </w:r>
-          </w:p>
-        </w:tc>
-        <w:tc>
-          <w:tcPr>
-            <w:tcW w:type="dxa" w:w="1377"/>
-            <w:vAlign w:val="center"/>
-            <w:shd w:fill="FFF8F3"/>
-            <w:tcBorders>
-              <w:top w:val="single" w:sz="4" w:color="D1D5DB"/>
-              <w:left w:val="single" w:sz="4" w:color="D1D5DB"/>
-              <w:bottom w:val="single" w:sz="4" w:color="D1D5DB"/>
-              <w:right w:val="single" w:sz="4" w:color="D1D5DB"/>
-            </w:tcBorders>
-          </w:tcPr>
-          <w:p>
-            <w:pPr>
-              <w:spacing w:after="0"/>
-            </w:pPr>
-            <w:r>
-              <w:rPr>
-                <w:rFonts w:ascii="Aptos" w:hAnsi="Aptos" w:eastAsia="Aptos"/>
-                <w:b w:val="0"/>
-                <w:color w:val="1F2937"/>
-                <w:sz w:val="16"/>
-              </w:rPr>
-              <w:t>Bazı teknik buluşlarla ilişkilendirilebilen koruma türü.</w:t>
-            </w:r>
-          </w:p>
-        </w:tc>
-        <w:tc>
-          <w:tcPr>
-            <w:tcW w:type="dxa" w:w="1377"/>
-            <w:vAlign w:val="center"/>
-            <w:shd w:fill="FFF8F3"/>
-            <w:tcBorders>
-              <w:top w:val="single" w:sz="4" w:color="D1D5DB"/>
-              <w:left w:val="single" w:sz="4" w:color="D1D5DB"/>
-              <w:bottom w:val="single" w:sz="4" w:color="D1D5DB"/>
-              <w:right w:val="single" w:sz="4" w:color="D1D5DB"/>
-            </w:tcBorders>
-          </w:tcPr>
-          <w:p>
-            <w:pPr>
-              <w:spacing w:after="0"/>
-            </w:pPr>
-            <w:r>
-              <w:rPr>
-                <w:rFonts w:ascii="Aptos" w:hAnsi="Aptos" w:eastAsia="Aptos"/>
-                <w:b w:val="0"/>
-                <w:color w:val="1F2937"/>
-                <w:sz w:val="16"/>
-              </w:rPr>
-              <w:t>Ürünün işlevini sağlayan teknik yön araştırılırken.</w:t>
-            </w:r>
-          </w:p>
-        </w:tc>
-        <w:tc>
-          <w:tcPr>
-            <w:tcW w:type="dxa" w:w="1377"/>
-            <w:vAlign w:val="center"/>
-            <w:shd w:fill="FFF8F3"/>
-            <w:tcBorders>
-              <w:top w:val="single" w:sz="4" w:color="D1D5DB"/>
-              <w:left w:val="single" w:sz="4" w:color="D1D5DB"/>
-              <w:bottom w:val="single" w:sz="4" w:color="D1D5DB"/>
-              <w:right w:val="single" w:sz="4" w:color="D1D5DB"/>
-            </w:tcBorders>
-          </w:tcPr>
-          <w:p>
-            <w:pPr>
-              <w:spacing w:after="0"/>
-            </w:pPr>
-            <w:r>
-              <w:rPr>
-                <w:rFonts w:ascii="Aptos" w:hAnsi="Aptos" w:eastAsia="Aptos"/>
-                <w:b w:val="0"/>
-                <w:color w:val="1F2937"/>
-                <w:sz w:val="16"/>
-              </w:rPr>
-              <w:t>Teknik ürün veya geliştirilmiş parça/mekanizmada.</w:t>
-            </w:r>
-          </w:p>
-        </w:tc>
-        <w:tc>
-          <w:tcPr>
-            <w:tcW w:type="dxa" w:w="1377"/>
-            <w:vAlign w:val="center"/>
-            <w:shd w:fill="FFF8F3"/>
-            <w:tcBorders>
-              <w:top w:val="single" w:sz="4" w:color="D1D5DB"/>
-              <w:left w:val="single" w:sz="4" w:color="D1D5DB"/>
-              <w:bottom w:val="single" w:sz="4" w:color="D1D5DB"/>
-              <w:right w:val="single" w:sz="4" w:color="D1D5DB"/>
-            </w:tcBorders>
-          </w:tcPr>
-          <w:p>
-            <w:pPr>
-              <w:spacing w:after="0"/>
-            </w:pPr>
-            <w:r>
-              <w:rPr>
-                <w:rFonts w:ascii="Aptos" w:hAnsi="Aptos" w:eastAsia="Aptos"/>
-                <w:b w:val="0"/>
-                <w:color w:val="1F2937"/>
-                <w:sz w:val="16"/>
-              </w:rPr>
-              <w:t>Patentten farkı ve koşulları resmî kaynaktan araştırılarak.</w:t>
-            </w:r>
-          </w:p>
-        </w:tc>
-        <w:tc>
-          <w:tcPr>
-            <w:tcW w:type="dxa" w:w="1377"/>
-            <w:vAlign w:val="center"/>
-            <w:shd w:fill="FFF8F3"/>
-            <w:tcBorders>
-              <w:top w:val="single" w:sz="4" w:color="D1D5DB"/>
-              <w:left w:val="single" w:sz="4" w:color="D1D5DB"/>
-              <w:bottom w:val="single" w:sz="4" w:color="D1D5DB"/>
-              <w:right w:val="single" w:sz="4" w:color="D1D5DB"/>
-            </w:tcBorders>
-          </w:tcPr>
-          <w:p>
-            <w:pPr>
-              <w:spacing w:after="0"/>
-            </w:pPr>
-            <w:r>
-              <w:rPr>
-                <w:rFonts w:ascii="Aptos" w:hAnsi="Aptos" w:eastAsia="Aptos"/>
-                <w:b w:val="0"/>
-                <w:color w:val="1F2937"/>
-                <w:sz w:val="16"/>
-              </w:rPr>
-              <w:t>Teknik çözüm için hangi araştırmanın gerektiğini görmek için.</w:t>
-            </w:r>
-          </w:p>
-        </w:tc>
-        <w:tc>
-          <w:tcPr>
-            <w:tcW w:type="dxa" w:w="1377"/>
-            <w:vAlign w:val="center"/>
-            <w:shd w:fill="FFF8F3"/>
-            <w:tcBorders>
-              <w:top w:val="single" w:sz="4" w:color="D1D5DB"/>
-              <w:left w:val="single" w:sz="4" w:color="D1D5DB"/>
-              <w:bottom w:val="single" w:sz="4" w:color="D1D5DB"/>
-              <w:right w:val="single" w:sz="4" w:color="D1D5DB"/>
-            </w:tcBorders>
-          </w:tcPr>
-          <w:p>
-            <w:pPr>
-              <w:spacing w:after="0"/>
-            </w:pPr>
-            <w:r>
-              <w:rPr>
-                <w:rFonts w:ascii="Aptos" w:hAnsi="Aptos" w:eastAsia="Aptos"/>
-                <w:b w:val="0"/>
-                <w:color w:val="1F2937"/>
-                <w:sz w:val="16"/>
-              </w:rPr>
-              <w:t>Buluş sahibi, uzmanlar ve resmî kurumlar.</w:t>
-            </w:r>
-          </w:p>
-        </w:tc>
-      </w:tr>
-      <w:tr>
-        <w:trPr>
-          <w:cantSplit/>
-        </w:trPr>
-        <w:tc>
-          <w:tcPr>
-            <w:tcW w:type="dxa" w:w="1377"/>
-            <w:vAlign w:val="center"/>
-            <w:shd w:fill="FFFFFF"/>
-            <w:tcBorders>
-              <w:top w:val="single" w:sz="4" w:color="D1D5DB"/>
-              <w:left w:val="single" w:sz="4" w:color="D1D5DB"/>
-              <w:bottom w:val="single" w:sz="4" w:color="D1D5DB"/>
-              <w:right w:val="single" w:sz="4" w:color="D1D5DB"/>
-            </w:tcBorders>
-          </w:tcPr>
-          <w:p>
-            <w:pPr>
-              <w:spacing w:after="0"/>
-            </w:pPr>
-            <w:r>
-              <w:rPr>
-                <w:rFonts w:ascii="Aptos" w:hAnsi="Aptos" w:eastAsia="Aptos"/>
-                <w:b w:val="0"/>
-                <w:color w:val="1F2937"/>
-                <w:sz w:val="16"/>
-              </w:rPr>
-              <w:t>**Marka**</w:t>
-            </w:r>
-          </w:p>
-        </w:tc>
-        <w:tc>
-          <w:tcPr>
-            <w:tcW w:type="dxa" w:w="1377"/>
-            <w:vAlign w:val="center"/>
-            <w:shd w:fill="FFFFFF"/>
-            <w:tcBorders>
-              <w:top w:val="single" w:sz="4" w:color="D1D5DB"/>
-              <w:left w:val="single" w:sz="4" w:color="D1D5DB"/>
-              <w:bottom w:val="single" w:sz="4" w:color="D1D5DB"/>
-              <w:right w:val="single" w:sz="4" w:color="D1D5DB"/>
-            </w:tcBorders>
-          </w:tcPr>
-          <w:p>
-            <w:pPr>
-              <w:spacing w:after="0"/>
-            </w:pPr>
-            <w:r>
-              <w:rPr>
-                <w:rFonts w:ascii="Aptos" w:hAnsi="Aptos" w:eastAsia="Aptos"/>
-                <w:b w:val="0"/>
-                <w:color w:val="1F2937"/>
-                <w:sz w:val="16"/>
-              </w:rPr>
-              <w:t>Ürün veya hizmeti ayırt etmeye yarayan ad, işaret ya da benzeri unsur.</w:t>
-            </w:r>
-          </w:p>
-        </w:tc>
-        <w:tc>
-          <w:tcPr>
-            <w:tcW w:type="dxa" w:w="1377"/>
-            <w:vAlign w:val="center"/>
-            <w:shd w:fill="FFFFFF"/>
-            <w:tcBorders>
-              <w:top w:val="single" w:sz="4" w:color="D1D5DB"/>
-              <w:left w:val="single" w:sz="4" w:color="D1D5DB"/>
-              <w:bottom w:val="single" w:sz="4" w:color="D1D5DB"/>
-              <w:right w:val="single" w:sz="4" w:color="D1D5DB"/>
-            </w:tcBorders>
-          </w:tcPr>
-          <w:p>
-            <w:pPr>
-              <w:spacing w:after="0"/>
-            </w:pPr>
-            <w:r>
-              <w:rPr>
-                <w:rFonts w:ascii="Aptos" w:hAnsi="Aptos" w:eastAsia="Aptos"/>
-                <w:b w:val="0"/>
-                <w:color w:val="1F2937"/>
-                <w:sz w:val="16"/>
-              </w:rPr>
-              <w:t>Ürün/hizmetin adı veya işareti düşünülürken.</w:t>
-            </w:r>
-          </w:p>
-        </w:tc>
-        <w:tc>
-          <w:tcPr>
-            <w:tcW w:type="dxa" w:w="1377"/>
-            <w:vAlign w:val="center"/>
-            <w:shd w:fill="FFFFFF"/>
-            <w:tcBorders>
-              <w:top w:val="single" w:sz="4" w:color="D1D5DB"/>
-              <w:left w:val="single" w:sz="4" w:color="D1D5DB"/>
-              <w:bottom w:val="single" w:sz="4" w:color="D1D5DB"/>
-              <w:right w:val="single" w:sz="4" w:color="D1D5DB"/>
-            </w:tcBorders>
-          </w:tcPr>
-          <w:p>
-            <w:pPr>
-              <w:spacing w:after="0"/>
-            </w:pPr>
-            <w:r>
-              <w:rPr>
-                <w:rFonts w:ascii="Aptos" w:hAnsi="Aptos" w:eastAsia="Aptos"/>
-                <w:b w:val="0"/>
-                <w:color w:val="1F2937"/>
-                <w:sz w:val="16"/>
-              </w:rPr>
-              <w:t>Ambalaj, etiket, logo, ad ve hizmetlerde.</w:t>
-            </w:r>
-          </w:p>
-        </w:tc>
-        <w:tc>
-          <w:tcPr>
-            <w:tcW w:type="dxa" w:w="1377"/>
-            <w:vAlign w:val="center"/>
-            <w:shd w:fill="FFFFFF"/>
-            <w:tcBorders>
-              <w:top w:val="single" w:sz="4" w:color="D1D5DB"/>
-              <w:left w:val="single" w:sz="4" w:color="D1D5DB"/>
-              <w:bottom w:val="single" w:sz="4" w:color="D1D5DB"/>
-              <w:right w:val="single" w:sz="4" w:color="D1D5DB"/>
-            </w:tcBorders>
-          </w:tcPr>
-          <w:p>
-            <w:pPr>
-              <w:spacing w:after="0"/>
-            </w:pPr>
-            <w:r>
-              <w:rPr>
-                <w:rFonts w:ascii="Aptos" w:hAnsi="Aptos" w:eastAsia="Aptos"/>
-                <w:b w:val="0"/>
-                <w:color w:val="1F2937"/>
-                <w:sz w:val="16"/>
-              </w:rPr>
-              <w:t>Ayırt edicilik ve başvuru bilgisi resmî kaynaktan araştırılarak.</w:t>
-            </w:r>
-          </w:p>
-        </w:tc>
-        <w:tc>
-          <w:tcPr>
-            <w:tcW w:type="dxa" w:w="1377"/>
-            <w:vAlign w:val="center"/>
-            <w:shd w:fill="FFFFFF"/>
-            <w:tcBorders>
-              <w:top w:val="single" w:sz="4" w:color="D1D5DB"/>
-              <w:left w:val="single" w:sz="4" w:color="D1D5DB"/>
-              <w:bottom w:val="single" w:sz="4" w:color="D1D5DB"/>
-              <w:right w:val="single" w:sz="4" w:color="D1D5DB"/>
-            </w:tcBorders>
-          </w:tcPr>
-          <w:p>
-            <w:pPr>
-              <w:spacing w:after="0"/>
-            </w:pPr>
-            <w:r>
-              <w:rPr>
-                <w:rFonts w:ascii="Aptos" w:hAnsi="Aptos" w:eastAsia="Aptos"/>
-                <w:b w:val="0"/>
-                <w:color w:val="1F2937"/>
-                <w:sz w:val="16"/>
-              </w:rPr>
-              <w:t>Karışıklığı azaltmak ve kaynağı ayırt etmek için.</w:t>
-            </w:r>
-          </w:p>
-        </w:tc>
-        <w:tc>
-          <w:tcPr>
-            <w:tcW w:type="dxa" w:w="1377"/>
-            <w:vAlign w:val="center"/>
-            <w:shd w:fill="FFFFFF"/>
-            <w:tcBorders>
-              <w:top w:val="single" w:sz="4" w:color="D1D5DB"/>
-              <w:left w:val="single" w:sz="4" w:color="D1D5DB"/>
-              <w:bottom w:val="single" w:sz="4" w:color="D1D5DB"/>
-              <w:right w:val="single" w:sz="4" w:color="D1D5DB"/>
-            </w:tcBorders>
-          </w:tcPr>
-          <w:p>
-            <w:pPr>
-              <w:spacing w:after="0"/>
-            </w:pPr>
-            <w:r>
-              <w:rPr>
-                <w:rFonts w:ascii="Aptos" w:hAnsi="Aptos" w:eastAsia="Aptos"/>
-                <w:b w:val="0"/>
-                <w:color w:val="1F2937"/>
-                <w:sz w:val="16"/>
-              </w:rPr>
-              <w:t>Ürün/hizmet sahibi, kullanıcılar ve resmî kurumlar.</w:t>
-            </w:r>
-          </w:p>
-        </w:tc>
-      </w:tr>
-      <w:tr>
-        <w:trPr>
-          <w:cantSplit/>
-        </w:trPr>
-        <w:tc>
-          <w:tcPr>
-            <w:tcW w:type="dxa" w:w="1377"/>
-            <w:vAlign w:val="center"/>
-            <w:shd w:fill="FFF8F3"/>
-            <w:tcBorders>
-              <w:top w:val="single" w:sz="4" w:color="D1D5DB"/>
-              <w:left w:val="single" w:sz="4" w:color="D1D5DB"/>
-              <w:bottom w:val="single" w:sz="4" w:color="D1D5DB"/>
-              <w:right w:val="single" w:sz="4" w:color="D1D5DB"/>
-            </w:tcBorders>
-          </w:tcPr>
-          <w:p>
-            <w:pPr>
-              <w:spacing w:after="0"/>
-            </w:pPr>
-            <w:r>
-              <w:rPr>
-                <w:rFonts w:ascii="Aptos" w:hAnsi="Aptos" w:eastAsia="Aptos"/>
-                <w:b w:val="0"/>
-                <w:color w:val="1F2937"/>
-                <w:sz w:val="16"/>
-              </w:rPr>
-              <w:t>**Tasarım tescili**</w:t>
-            </w:r>
-          </w:p>
-        </w:tc>
-        <w:tc>
-          <w:tcPr>
-            <w:tcW w:type="dxa" w:w="1377"/>
-            <w:vAlign w:val="center"/>
-            <w:shd w:fill="FFF8F3"/>
-            <w:tcBorders>
-              <w:top w:val="single" w:sz="4" w:color="D1D5DB"/>
-              <w:left w:val="single" w:sz="4" w:color="D1D5DB"/>
-              <w:bottom w:val="single" w:sz="4" w:color="D1D5DB"/>
-              <w:right w:val="single" w:sz="4" w:color="D1D5DB"/>
-            </w:tcBorders>
-          </w:tcPr>
-          <w:p>
-            <w:pPr>
-              <w:spacing w:after="0"/>
-            </w:pPr>
-            <w:r>
-              <w:rPr>
-                <w:rFonts w:ascii="Aptos" w:hAnsi="Aptos" w:eastAsia="Aptos"/>
-                <w:b w:val="0"/>
-                <w:color w:val="1F2937"/>
-                <w:sz w:val="16"/>
-              </w:rPr>
-              <w:t>Ürünün görünüşüyle ilişkili koruma yaklaşımı.</w:t>
-            </w:r>
-          </w:p>
-        </w:tc>
-        <w:tc>
-          <w:tcPr>
-            <w:tcW w:type="dxa" w:w="1377"/>
-            <w:vAlign w:val="center"/>
-            <w:shd w:fill="FFF8F3"/>
-            <w:tcBorders>
-              <w:top w:val="single" w:sz="4" w:color="D1D5DB"/>
-              <w:left w:val="single" w:sz="4" w:color="D1D5DB"/>
-              <w:bottom w:val="single" w:sz="4" w:color="D1D5DB"/>
-              <w:right w:val="single" w:sz="4" w:color="D1D5DB"/>
-            </w:tcBorders>
-          </w:tcPr>
-          <w:p>
-            <w:pPr>
-              <w:spacing w:after="0"/>
-            </w:pPr>
-            <w:r>
-              <w:rPr>
-                <w:rFonts w:ascii="Aptos" w:hAnsi="Aptos" w:eastAsia="Aptos"/>
-                <w:b w:val="0"/>
-                <w:color w:val="1F2937"/>
-                <w:sz w:val="16"/>
-              </w:rPr>
-              <w:t>Ürünün çizgi, biçim, renk veya dış görünüşü araştırılırken.</w:t>
-            </w:r>
-          </w:p>
-        </w:tc>
-        <w:tc>
-          <w:tcPr>
-            <w:tcW w:type="dxa" w:w="1377"/>
-            <w:vAlign w:val="center"/>
-            <w:shd w:fill="FFF8F3"/>
-            <w:tcBorders>
-              <w:top w:val="single" w:sz="4" w:color="D1D5DB"/>
-              <w:left w:val="single" w:sz="4" w:color="D1D5DB"/>
-              <w:bottom w:val="single" w:sz="4" w:color="D1D5DB"/>
-              <w:right w:val="single" w:sz="4" w:color="D1D5DB"/>
-            </w:tcBorders>
-          </w:tcPr>
-          <w:p>
-            <w:pPr>
-              <w:spacing w:after="0"/>
-            </w:pPr>
-            <w:r>
-              <w:rPr>
-                <w:rFonts w:ascii="Aptos" w:hAnsi="Aptos" w:eastAsia="Aptos"/>
-                <w:b w:val="0"/>
-                <w:color w:val="1F2937"/>
-                <w:sz w:val="16"/>
-              </w:rPr>
-              <w:t>Ürün gövdesi, ambalaj veya dış görünüşte.</w:t>
-            </w:r>
-          </w:p>
-        </w:tc>
-        <w:tc>
-          <w:tcPr>
-            <w:tcW w:type="dxa" w:w="1377"/>
-            <w:vAlign w:val="center"/>
-            <w:shd w:fill="FFF8F3"/>
-            <w:tcBorders>
-              <w:top w:val="single" w:sz="4" w:color="D1D5DB"/>
-              <w:left w:val="single" w:sz="4" w:color="D1D5DB"/>
-              <w:bottom w:val="single" w:sz="4" w:color="D1D5DB"/>
-              <w:right w:val="single" w:sz="4" w:color="D1D5DB"/>
-            </w:tcBorders>
-          </w:tcPr>
-          <w:p>
-            <w:pPr>
-              <w:spacing w:after="0"/>
-            </w:pPr>
-            <w:r>
-              <w:rPr>
-                <w:rFonts w:ascii="Aptos" w:hAnsi="Aptos" w:eastAsia="Aptos"/>
-                <w:b w:val="0"/>
-                <w:color w:val="1F2937"/>
-                <w:sz w:val="16"/>
-              </w:rPr>
-              <w:t>Görünüşün hangi yönünün ayırt edici olduğu belirlenip resmî kaynak incelenerek.</w:t>
-            </w:r>
-          </w:p>
-        </w:tc>
-        <w:tc>
-          <w:tcPr>
-            <w:tcW w:type="dxa" w:w="1377"/>
-            <w:vAlign w:val="center"/>
-            <w:shd w:fill="FFF8F3"/>
-            <w:tcBorders>
-              <w:top w:val="single" w:sz="4" w:color="D1D5DB"/>
-              <w:left w:val="single" w:sz="4" w:color="D1D5DB"/>
-              <w:bottom w:val="single" w:sz="4" w:color="D1D5DB"/>
-              <w:right w:val="single" w:sz="4" w:color="D1D5DB"/>
-            </w:tcBorders>
-          </w:tcPr>
-          <w:p>
-            <w:pPr>
-              <w:spacing w:after="0"/>
-            </w:pPr>
-            <w:r>
-              <w:rPr>
-                <w:rFonts w:ascii="Aptos" w:hAnsi="Aptos" w:eastAsia="Aptos"/>
-                <w:b w:val="0"/>
-                <w:color w:val="1F2937"/>
-                <w:sz w:val="16"/>
-              </w:rPr>
-              <w:t>Görünüşe ilişkin hakları araştırmak için.</w:t>
-            </w:r>
-          </w:p>
-        </w:tc>
-        <w:tc>
-          <w:tcPr>
-            <w:tcW w:type="dxa" w:w="1377"/>
-            <w:vAlign w:val="center"/>
-            <w:shd w:fill="FFF8F3"/>
-            <w:tcBorders>
-              <w:top w:val="single" w:sz="4" w:color="D1D5DB"/>
-              <w:left w:val="single" w:sz="4" w:color="D1D5DB"/>
-              <w:bottom w:val="single" w:sz="4" w:color="D1D5DB"/>
-              <w:right w:val="single" w:sz="4" w:color="D1D5DB"/>
-            </w:tcBorders>
-          </w:tcPr>
-          <w:p>
-            <w:pPr>
-              <w:spacing w:after="0"/>
-            </w:pPr>
-            <w:r>
-              <w:rPr>
-                <w:rFonts w:ascii="Aptos" w:hAnsi="Aptos" w:eastAsia="Aptos"/>
-                <w:b w:val="0"/>
-                <w:color w:val="1F2937"/>
-                <w:sz w:val="16"/>
-              </w:rPr>
-              <w:t>Tasarımcı, ürün sahibi, kullanıcı ve resmî kurumlar.</w:t>
-            </w:r>
-          </w:p>
-        </w:tc>
-      </w:tr>
-      <w:tr>
-        <w:trPr>
-          <w:cantSplit/>
-        </w:trPr>
-        <w:tc>
-          <w:tcPr>
-            <w:tcW w:type="dxa" w:w="1377"/>
-            <w:vAlign w:val="center"/>
-            <w:shd w:fill="FFFFFF"/>
-            <w:tcBorders>
-              <w:top w:val="single" w:sz="4" w:color="D1D5DB"/>
-              <w:left w:val="single" w:sz="4" w:color="D1D5DB"/>
-              <w:bottom w:val="single" w:sz="4" w:color="D1D5DB"/>
-              <w:right w:val="single" w:sz="4" w:color="D1D5DB"/>
-            </w:tcBorders>
-          </w:tcPr>
-          <w:p>
-            <w:pPr>
-              <w:spacing w:after="0"/>
-            </w:pPr>
-            <w:r>
-              <w:rPr>
-                <w:rFonts w:ascii="Aptos" w:hAnsi="Aptos" w:eastAsia="Aptos"/>
-                <w:b w:val="0"/>
-                <w:color w:val="1F2937"/>
-                <w:sz w:val="16"/>
-              </w:rPr>
-              <w:t>**Telif hakkı**</w:t>
-            </w:r>
-          </w:p>
-        </w:tc>
-        <w:tc>
-          <w:tcPr>
-            <w:tcW w:type="dxa" w:w="1377"/>
-            <w:vAlign w:val="center"/>
-            <w:shd w:fill="FFFFFF"/>
-            <w:tcBorders>
-              <w:top w:val="single" w:sz="4" w:color="D1D5DB"/>
-              <w:left w:val="single" w:sz="4" w:color="D1D5DB"/>
-              <w:bottom w:val="single" w:sz="4" w:color="D1D5DB"/>
-              <w:right w:val="single" w:sz="4" w:color="D1D5DB"/>
-            </w:tcBorders>
-          </w:tcPr>
-          <w:p>
-            <w:pPr>
-              <w:spacing w:after="0"/>
-            </w:pPr>
-            <w:r>
-              <w:rPr>
-                <w:rFonts w:ascii="Aptos" w:hAnsi="Aptos" w:eastAsia="Aptos"/>
-                <w:b w:val="0"/>
-                <w:color w:val="1F2937"/>
-                <w:sz w:val="16"/>
-              </w:rPr>
-              <w:t>Özgün yazı, görsel, müzik, video veya yazılım gibi eserlerle ilgili hak.</w:t>
-            </w:r>
-          </w:p>
-        </w:tc>
-        <w:tc>
-          <w:tcPr>
-            <w:tcW w:type="dxa" w:w="1377"/>
-            <w:vAlign w:val="center"/>
-            <w:shd w:fill="FFFFFF"/>
-            <w:tcBorders>
-              <w:top w:val="single" w:sz="4" w:color="D1D5DB"/>
-              <w:left w:val="single" w:sz="4" w:color="D1D5DB"/>
-              <w:bottom w:val="single" w:sz="4" w:color="D1D5DB"/>
-              <w:right w:val="single" w:sz="4" w:color="D1D5DB"/>
-            </w:tcBorders>
-          </w:tcPr>
-          <w:p>
-            <w:pPr>
-              <w:spacing w:after="0"/>
-            </w:pPr>
-            <w:r>
-              <w:rPr>
-                <w:rFonts w:ascii="Aptos" w:hAnsi="Aptos" w:eastAsia="Aptos"/>
-                <w:b w:val="0"/>
-                <w:color w:val="1F2937"/>
-                <w:sz w:val="16"/>
-              </w:rPr>
-              <w:t>Başkasının eseri kullanılacağı veya özgün eser paylaşılacağı zaman.</w:t>
-            </w:r>
-          </w:p>
-        </w:tc>
-        <w:tc>
-          <w:tcPr>
-            <w:tcW w:type="dxa" w:w="1377"/>
-            <w:vAlign w:val="center"/>
-            <w:shd w:fill="FFFFFF"/>
-            <w:tcBorders>
-              <w:top w:val="single" w:sz="4" w:color="D1D5DB"/>
-              <w:left w:val="single" w:sz="4" w:color="D1D5DB"/>
-              <w:bottom w:val="single" w:sz="4" w:color="D1D5DB"/>
-              <w:right w:val="single" w:sz="4" w:color="D1D5DB"/>
-            </w:tcBorders>
-          </w:tcPr>
-          <w:p>
-            <w:pPr>
-              <w:spacing w:after="0"/>
-            </w:pPr>
-            <w:r>
-              <w:rPr>
-                <w:rFonts w:ascii="Aptos" w:hAnsi="Aptos" w:eastAsia="Aptos"/>
-                <w:b w:val="0"/>
-                <w:color w:val="1F2937"/>
-                <w:sz w:val="16"/>
-              </w:rPr>
-              <w:t>Kitap, afiş, fotoğraf, sunum, video ve dijital içerikte.</w:t>
-            </w:r>
-          </w:p>
-        </w:tc>
-        <w:tc>
-          <w:tcPr>
-            <w:tcW w:type="dxa" w:w="1377"/>
-            <w:vAlign w:val="center"/>
-            <w:shd w:fill="FFFFFF"/>
-            <w:tcBorders>
-              <w:top w:val="single" w:sz="4" w:color="D1D5DB"/>
-              <w:left w:val="single" w:sz="4" w:color="D1D5DB"/>
-              <w:bottom w:val="single" w:sz="4" w:color="D1D5DB"/>
-              <w:right w:val="single" w:sz="4" w:color="D1D5DB"/>
-            </w:tcBorders>
-          </w:tcPr>
-          <w:p>
-            <w:pPr>
-              <w:spacing w:after="0"/>
-            </w:pPr>
-            <w:r>
-              <w:rPr>
-                <w:rFonts w:ascii="Aptos" w:hAnsi="Aptos" w:eastAsia="Aptos"/>
-                <w:b w:val="0"/>
-                <w:color w:val="1F2937"/>
-                <w:sz w:val="16"/>
-              </w:rPr>
-              <w:t>İzin/kullanım koşulu ve kaynak bilgisi kontrol edilerek.</w:t>
-            </w:r>
-          </w:p>
-        </w:tc>
-        <w:tc>
-          <w:tcPr>
-            <w:tcW w:type="dxa" w:w="1377"/>
-            <w:vAlign w:val="center"/>
-            <w:shd w:fill="FFFFFF"/>
-            <w:tcBorders>
-              <w:top w:val="single" w:sz="4" w:color="D1D5DB"/>
-              <w:left w:val="single" w:sz="4" w:color="D1D5DB"/>
-              <w:bottom w:val="single" w:sz="4" w:color="D1D5DB"/>
-              <w:right w:val="single" w:sz="4" w:color="D1D5DB"/>
-            </w:tcBorders>
-          </w:tcPr>
-          <w:p>
-            <w:pPr>
-              <w:spacing w:after="0"/>
-            </w:pPr>
-            <w:r>
-              <w:rPr>
-                <w:rFonts w:ascii="Aptos" w:hAnsi="Aptos" w:eastAsia="Aptos"/>
-                <w:b w:val="0"/>
-                <w:color w:val="1F2937"/>
-                <w:sz w:val="16"/>
-              </w:rPr>
-              <w:t>Emeğe saygı ve izinsiz kullanımı önlemek için.</w:t>
-            </w:r>
-          </w:p>
-        </w:tc>
-        <w:tc>
-          <w:tcPr>
-            <w:tcW w:type="dxa" w:w="1377"/>
-            <w:vAlign w:val="center"/>
-            <w:shd w:fill="FFFFFF"/>
-            <w:tcBorders>
-              <w:top w:val="single" w:sz="4" w:color="D1D5DB"/>
-              <w:left w:val="single" w:sz="4" w:color="D1D5DB"/>
-              <w:bottom w:val="single" w:sz="4" w:color="D1D5DB"/>
-              <w:right w:val="single" w:sz="4" w:color="D1D5DB"/>
-            </w:tcBorders>
-          </w:tcPr>
-          <w:p>
-            <w:pPr>
-              <w:spacing w:after="0"/>
-            </w:pPr>
-            <w:r>
-              <w:rPr>
-                <w:rFonts w:ascii="Aptos" w:hAnsi="Aptos" w:eastAsia="Aptos"/>
-                <w:b w:val="0"/>
-                <w:color w:val="1F2937"/>
-                <w:sz w:val="16"/>
-              </w:rPr>
-              <w:t>Eser sahibi, kullanıcılar, yayıncılar ve öğrenciler.</w:t>
-            </w:r>
-          </w:p>
-        </w:tc>
-      </w:tr>
-      <w:tr>
-        <w:trPr>
-          <w:cantSplit/>
-        </w:trPr>
-        <w:tc>
-          <w:tcPr>
-            <w:tcW w:type="dxa" w:w="1377"/>
-            <w:vAlign w:val="center"/>
-            <w:shd w:fill="FFF8F3"/>
-            <w:tcBorders>
-              <w:top w:val="single" w:sz="4" w:color="D1D5DB"/>
-              <w:left w:val="single" w:sz="4" w:color="D1D5DB"/>
-              <w:bottom w:val="single" w:sz="4" w:color="D1D5DB"/>
-              <w:right w:val="single" w:sz="4" w:color="D1D5DB"/>
-            </w:tcBorders>
-          </w:tcPr>
-          <w:p>
-            <w:pPr>
-              <w:spacing w:after="0"/>
-            </w:pPr>
-            <w:r>
-              <w:rPr>
-                <w:rFonts w:ascii="Aptos" w:hAnsi="Aptos" w:eastAsia="Aptos"/>
-                <w:b w:val="0"/>
-                <w:color w:val="1F2937"/>
-                <w:sz w:val="16"/>
-              </w:rPr>
-              <w:t>**Etik**</w:t>
-            </w:r>
-          </w:p>
-        </w:tc>
-        <w:tc>
-          <w:tcPr>
-            <w:tcW w:type="dxa" w:w="1377"/>
-            <w:vAlign w:val="center"/>
-            <w:shd w:fill="FFF8F3"/>
-            <w:tcBorders>
-              <w:top w:val="single" w:sz="4" w:color="D1D5DB"/>
-              <w:left w:val="single" w:sz="4" w:color="D1D5DB"/>
-              <w:bottom w:val="single" w:sz="4" w:color="D1D5DB"/>
-              <w:right w:val="single" w:sz="4" w:color="D1D5DB"/>
-            </w:tcBorders>
-          </w:tcPr>
-          <w:p>
-            <w:pPr>
-              <w:spacing w:after="0"/>
-            </w:pPr>
-            <w:r>
-              <w:rPr>
-                <w:rFonts w:ascii="Aptos" w:hAnsi="Aptos" w:eastAsia="Aptos"/>
-                <w:b w:val="0"/>
-                <w:color w:val="1F2937"/>
-                <w:sz w:val="16"/>
-              </w:rPr>
-              <w:t>Doğru, adil ve sorumlu davranma ilkeleri.</w:t>
-            </w:r>
-          </w:p>
-        </w:tc>
-        <w:tc>
-          <w:tcPr>
-            <w:tcW w:type="dxa" w:w="1377"/>
-            <w:vAlign w:val="center"/>
-            <w:shd w:fill="FFF8F3"/>
-            <w:tcBorders>
-              <w:top w:val="single" w:sz="4" w:color="D1D5DB"/>
-              <w:left w:val="single" w:sz="4" w:color="D1D5DB"/>
-              <w:bottom w:val="single" w:sz="4" w:color="D1D5DB"/>
-              <w:right w:val="single" w:sz="4" w:color="D1D5DB"/>
-            </w:tcBorders>
-          </w:tcPr>
-          <w:p>
-            <w:pPr>
-              <w:spacing w:after="0"/>
-            </w:pPr>
-            <w:r>
-              <w:rPr>
-                <w:rFonts w:ascii="Aptos" w:hAnsi="Aptos" w:eastAsia="Aptos"/>
-                <w:b w:val="0"/>
-                <w:color w:val="1F2937"/>
-                <w:sz w:val="16"/>
-              </w:rPr>
-              <w:t>Araştırma, tasarım, paylaşım ve dönüt boyunca.</w:t>
-            </w:r>
-          </w:p>
-        </w:tc>
-        <w:tc>
-          <w:tcPr>
-            <w:tcW w:type="dxa" w:w="1377"/>
-            <w:vAlign w:val="center"/>
-            <w:shd w:fill="FFF8F3"/>
-            <w:tcBorders>
-              <w:top w:val="single" w:sz="4" w:color="D1D5DB"/>
-              <w:left w:val="single" w:sz="4" w:color="D1D5DB"/>
-              <w:bottom w:val="single" w:sz="4" w:color="D1D5DB"/>
-              <w:right w:val="single" w:sz="4" w:color="D1D5DB"/>
-            </w:tcBorders>
-          </w:tcPr>
-          <w:p>
-            <w:pPr>
-              <w:spacing w:after="0"/>
-            </w:pPr>
-            <w:r>
-              <w:rPr>
-                <w:rFonts w:ascii="Aptos" w:hAnsi="Aptos" w:eastAsia="Aptos"/>
-                <w:b w:val="0"/>
-                <w:color w:val="1F2937"/>
-                <w:sz w:val="16"/>
-              </w:rPr>
-              <w:t>Sınıfta, dijital ortamda, üretim ve tüketimde.</w:t>
-            </w:r>
-          </w:p>
-        </w:tc>
-        <w:tc>
-          <w:tcPr>
-            <w:tcW w:type="dxa" w:w="1377"/>
-            <w:vAlign w:val="center"/>
-            <w:shd w:fill="FFF8F3"/>
-            <w:tcBorders>
-              <w:top w:val="single" w:sz="4" w:color="D1D5DB"/>
-              <w:left w:val="single" w:sz="4" w:color="D1D5DB"/>
-              <w:bottom w:val="single" w:sz="4" w:color="D1D5DB"/>
-              <w:right w:val="single" w:sz="4" w:color="D1D5DB"/>
-            </w:tcBorders>
-          </w:tcPr>
-          <w:p>
-            <w:pPr>
-              <w:spacing w:after="0"/>
-            </w:pPr>
-            <w:r>
-              <w:rPr>
-                <w:rFonts w:ascii="Aptos" w:hAnsi="Aptos" w:eastAsia="Aptos"/>
-                <w:b w:val="0"/>
-                <w:color w:val="1F2937"/>
-                <w:sz w:val="16"/>
-              </w:rPr>
-              <w:t>Kaynak gösterme, izin alma, dürüstlük ve saygıyla.</w:t>
-            </w:r>
-          </w:p>
-        </w:tc>
-        <w:tc>
-          <w:tcPr>
-            <w:tcW w:type="dxa" w:w="1377"/>
-            <w:vAlign w:val="center"/>
-            <w:shd w:fill="FFF8F3"/>
-            <w:tcBorders>
-              <w:top w:val="single" w:sz="4" w:color="D1D5DB"/>
-              <w:left w:val="single" w:sz="4" w:color="D1D5DB"/>
-              <w:bottom w:val="single" w:sz="4" w:color="D1D5DB"/>
-              <w:right w:val="single" w:sz="4" w:color="D1D5DB"/>
-            </w:tcBorders>
-          </w:tcPr>
-          <w:p>
-            <w:pPr>
-              <w:spacing w:after="0"/>
-            </w:pPr>
-            <w:r>
-              <w:rPr>
-                <w:rFonts w:ascii="Aptos" w:hAnsi="Aptos" w:eastAsia="Aptos"/>
-                <w:b w:val="0"/>
-                <w:color w:val="1F2937"/>
-                <w:sz w:val="16"/>
-              </w:rPr>
-              <w:t>İnsanlara, emeğe ve haklara zarar vermemek için.</w:t>
-            </w:r>
-          </w:p>
-        </w:tc>
-        <w:tc>
-          <w:tcPr>
-            <w:tcW w:type="dxa" w:w="1377"/>
-            <w:vAlign w:val="center"/>
-            <w:shd w:fill="FFF8F3"/>
-            <w:tcBorders>
-              <w:top w:val="single" w:sz="4" w:color="D1D5DB"/>
-              <w:left w:val="single" w:sz="4" w:color="D1D5DB"/>
-              <w:bottom w:val="single" w:sz="4" w:color="D1D5DB"/>
-              <w:right w:val="single" w:sz="4" w:color="D1D5DB"/>
-            </w:tcBorders>
-          </w:tcPr>
-          <w:p>
-            <w:pPr>
-              <w:spacing w:after="0"/>
-            </w:pPr>
-            <w:r>
-              <w:rPr>
-                <w:rFonts w:ascii="Aptos" w:hAnsi="Aptos" w:eastAsia="Aptos"/>
-                <w:b w:val="0"/>
-                <w:color w:val="1F2937"/>
-                <w:sz w:val="16"/>
-              </w:rPr>
-              <w:t>Herkes; özellikle araştıran, tasarlayan ve paylaşan kişiler.</w:t>
-            </w:r>
-          </w:p>
-        </w:tc>
-      </w:tr>
-      <w:tr>
-        <w:trPr>
-          <w:cantSplit/>
-        </w:trPr>
-        <w:tc>
-          <w:tcPr>
-            <w:tcW w:type="dxa" w:w="1377"/>
-            <w:vAlign w:val="center"/>
-            <w:shd w:fill="FFFFFF"/>
-            <w:tcBorders>
-              <w:top w:val="single" w:sz="4" w:color="D1D5DB"/>
-              <w:left w:val="single" w:sz="4" w:color="D1D5DB"/>
-              <w:bottom w:val="single" w:sz="4" w:color="D1D5DB"/>
-              <w:right w:val="single" w:sz="4" w:color="D1D5DB"/>
-            </w:tcBorders>
-          </w:tcPr>
-          <w:p>
-            <w:pPr>
-              <w:spacing w:after="0"/>
-            </w:pPr>
-            <w:r>
-              <w:rPr>
-                <w:rFonts w:ascii="Aptos" w:hAnsi="Aptos" w:eastAsia="Aptos"/>
-                <w:b w:val="0"/>
-                <w:color w:val="1F2937"/>
-                <w:sz w:val="16"/>
-              </w:rPr>
-              <w:t>**Sürdürülebilirlik**</w:t>
-            </w:r>
-          </w:p>
-        </w:tc>
-        <w:tc>
-          <w:tcPr>
-            <w:tcW w:type="dxa" w:w="1377"/>
-            <w:vAlign w:val="center"/>
-            <w:shd w:fill="FFFFFF"/>
-            <w:tcBorders>
-              <w:top w:val="single" w:sz="4" w:color="D1D5DB"/>
-              <w:left w:val="single" w:sz="4" w:color="D1D5DB"/>
-              <w:bottom w:val="single" w:sz="4" w:color="D1D5DB"/>
-              <w:right w:val="single" w:sz="4" w:color="D1D5DB"/>
-            </w:tcBorders>
-          </w:tcPr>
-          <w:p>
-            <w:pPr>
-              <w:spacing w:after="0"/>
-            </w:pPr>
-            <w:r>
-              <w:rPr>
-                <w:rFonts w:ascii="Aptos" w:hAnsi="Aptos" w:eastAsia="Aptos"/>
-                <w:b w:val="0"/>
-                <w:color w:val="1F2937"/>
-                <w:sz w:val="16"/>
-              </w:rPr>
-              <w:t>Bugünün ihtiyacını karşılarken geleceğin kaynaklarını gözetme yaklaşımı.</w:t>
-            </w:r>
-          </w:p>
-        </w:tc>
-        <w:tc>
-          <w:tcPr>
-            <w:tcW w:type="dxa" w:w="1377"/>
-            <w:vAlign w:val="center"/>
-            <w:shd w:fill="FFFFFF"/>
-            <w:tcBorders>
-              <w:top w:val="single" w:sz="4" w:color="D1D5DB"/>
-              <w:left w:val="single" w:sz="4" w:color="D1D5DB"/>
-              <w:bottom w:val="single" w:sz="4" w:color="D1D5DB"/>
-              <w:right w:val="single" w:sz="4" w:color="D1D5DB"/>
-            </w:tcBorders>
-          </w:tcPr>
-          <w:p>
-            <w:pPr>
-              <w:spacing w:after="0"/>
-            </w:pPr>
-            <w:r>
-              <w:rPr>
-                <w:rFonts w:ascii="Aptos" w:hAnsi="Aptos" w:eastAsia="Aptos"/>
-                <w:b w:val="0"/>
-                <w:color w:val="1F2937"/>
-                <w:sz w:val="16"/>
-              </w:rPr>
-              <w:t>Ürün fikri, malzeme, enerji ve kullanım sonrası etkiler düşünülürken.</w:t>
-            </w:r>
-          </w:p>
-        </w:tc>
-        <w:tc>
-          <w:tcPr>
-            <w:tcW w:type="dxa" w:w="1377"/>
-            <w:vAlign w:val="center"/>
-            <w:shd w:fill="FFFFFF"/>
-            <w:tcBorders>
-              <w:top w:val="single" w:sz="4" w:color="D1D5DB"/>
-              <w:left w:val="single" w:sz="4" w:color="D1D5DB"/>
-              <w:bottom w:val="single" w:sz="4" w:color="D1D5DB"/>
-              <w:right w:val="single" w:sz="4" w:color="D1D5DB"/>
-            </w:tcBorders>
-          </w:tcPr>
-          <w:p>
-            <w:pPr>
-              <w:spacing w:after="0"/>
-            </w:pPr>
-            <w:r>
-              <w:rPr>
-                <w:rFonts w:ascii="Aptos" w:hAnsi="Aptos" w:eastAsia="Aptos"/>
-                <w:b w:val="0"/>
-                <w:color w:val="1F2937"/>
-                <w:sz w:val="16"/>
-              </w:rPr>
-              <w:t>Üretim, kullanım, atık ve toplumsal etkilerde.</w:t>
-            </w:r>
-          </w:p>
-        </w:tc>
-        <w:tc>
-          <w:tcPr>
-            <w:tcW w:type="dxa" w:w="1377"/>
-            <w:vAlign w:val="center"/>
-            <w:shd w:fill="FFFFFF"/>
-            <w:tcBorders>
-              <w:top w:val="single" w:sz="4" w:color="D1D5DB"/>
-              <w:left w:val="single" w:sz="4" w:color="D1D5DB"/>
-              <w:bottom w:val="single" w:sz="4" w:color="D1D5DB"/>
-              <w:right w:val="single" w:sz="4" w:color="D1D5DB"/>
-            </w:tcBorders>
-          </w:tcPr>
-          <w:p>
-            <w:pPr>
-              <w:spacing w:after="0"/>
-            </w:pPr>
-            <w:r>
-              <w:rPr>
-                <w:rFonts w:ascii="Aptos" w:hAnsi="Aptos" w:eastAsia="Aptos"/>
-                <w:b w:val="0"/>
-                <w:color w:val="1F2937"/>
-                <w:sz w:val="16"/>
-              </w:rPr>
-              <w:t>Malzeme, enerji, onarım, ömür ve atığı sorgulayarak.</w:t>
-            </w:r>
-          </w:p>
-        </w:tc>
-        <w:tc>
-          <w:tcPr>
-            <w:tcW w:type="dxa" w:w="1377"/>
-            <w:vAlign w:val="center"/>
-            <w:shd w:fill="FFFFFF"/>
-            <w:tcBorders>
-              <w:top w:val="single" w:sz="4" w:color="D1D5DB"/>
-              <w:left w:val="single" w:sz="4" w:color="D1D5DB"/>
-              <w:bottom w:val="single" w:sz="4" w:color="D1D5DB"/>
-              <w:right w:val="single" w:sz="4" w:color="D1D5DB"/>
-            </w:tcBorders>
-          </w:tcPr>
-          <w:p>
-            <w:pPr>
-              <w:spacing w:after="0"/>
-            </w:pPr>
-            <w:r>
-              <w:rPr>
-                <w:rFonts w:ascii="Aptos" w:hAnsi="Aptos" w:eastAsia="Aptos"/>
-                <w:b w:val="0"/>
-                <w:color w:val="1F2937"/>
-                <w:sz w:val="16"/>
-              </w:rPr>
-              <w:t>Çevresel, ekonomik ve toplumsal etkileri azaltmak için.</w:t>
-            </w:r>
-          </w:p>
-        </w:tc>
-        <w:tc>
-          <w:tcPr>
-            <w:tcW w:type="dxa" w:w="1377"/>
-            <w:vAlign w:val="center"/>
-            <w:shd w:fill="FFFFFF"/>
-            <w:tcBorders>
-              <w:top w:val="single" w:sz="4" w:color="D1D5DB"/>
-              <w:left w:val="single" w:sz="4" w:color="D1D5DB"/>
-              <w:bottom w:val="single" w:sz="4" w:color="D1D5DB"/>
-              <w:right w:val="single" w:sz="4" w:color="D1D5DB"/>
-            </w:tcBorders>
-          </w:tcPr>
-          <w:p>
-            <w:pPr>
-              <w:spacing w:after="0"/>
-            </w:pPr>
-            <w:r>
-              <w:rPr>
-                <w:rFonts w:ascii="Aptos" w:hAnsi="Aptos" w:eastAsia="Aptos"/>
-                <w:b w:val="0"/>
-                <w:color w:val="1F2937"/>
-                <w:sz w:val="16"/>
-              </w:rPr>
-              <w:t>Kullanıcılar, üreticiler, tasarımcılar ve toplum.</w:t>
-            </w:r>
-          </w:p>
-        </w:tc>
-      </w:tr>
-    </w:tbl>
-    <w:p/>
-    <w:p>
-      <w:r>
-        <w:br w:type="page"/>
-      </w:r>
-    </w:p>
-    <w:p>
-      <w:pPr>
-        <w:keepNext/>
-      </w:pPr>
-      <w:r>
-        <w:rPr>
-          <w:rFonts w:ascii="Aptos" w:hAnsi="Aptos" w:eastAsia="Aptos"/>
-          <w:b/>
-          <w:color w:val="EA580C"/>
-          <w:sz w:val="24"/>
-        </w:rPr>
-        <w:t>2. Öğrenci mini-formu — Seçilen üç kavram</w:t>
-      </w:r>
-    </w:p>
-    <w:p>
-      <w:r>
-        <w:rPr>
-          <w:rFonts w:ascii="Aptos" w:hAnsi="Aptos" w:eastAsia="Aptos"/>
-          <w:b w:val="0"/>
-          <w:color w:val="1F2937"/>
-          <w:sz w:val="20"/>
-        </w:rPr>
-        <w:t>**Grup adı:** ___________________________  **Tarih:** __________&lt;br/&gt;</w:t>
-      </w:r>
-    </w:p>
-    <w:p>
-      <w:r>
-        <w:rPr>
-          <w:rFonts w:ascii="Aptos" w:hAnsi="Aptos" w:eastAsia="Aptos"/>
-          <w:b w:val="0"/>
-          <w:color w:val="1F2937"/>
-          <w:sz w:val="20"/>
-        </w:rPr>
-        <w:t>**Üye 1:** __________________  **Üye 2:** __________________  **Üye 3:** __________________</w:t>
-      </w:r>
-    </w:p>
-    <w:p>
-      <w:pPr>
-        <w:shd w:fill="FFF7ED"/>
-      </w:pPr>
-      <w:r>
-        <w:rPr>
-          <w:rFonts w:ascii="Aptos" w:hAnsi="Aptos" w:eastAsia="Aptos"/>
-          <w:b w:val="0"/>
-          <w:color w:val="1F2937"/>
-          <w:sz w:val="20"/>
-        </w:rPr>
-        <w:t>**Yönerge:** Öğretmeninizin verdiği üç kavram kartından her birini 5N1K sorularıyla çözümleyin. Her hücreyi uzun cümlelerle doldurmanız gerekmez; anahtar sözcük, örnek veya “Araştırmalıyız” notu yazabilirsiniz. Patent, faydalı model, marka ve tasarım tescili için kesin karar vermeyin; resmî kaynağa yönelen soru yazın.</w:t>
-      </w:r>
-    </w:p>
-    <w:p>
-      <w:pPr>
-        <w:shd w:fill="FFF7ED"/>
-      </w:pPr>
-    </w:p>
-    <w:p>
-      <w:pPr>
-        <w:shd w:fill="FFF7ED"/>
-      </w:pPr>
-      <w:r>
-        <w:rPr>
-          <w:rFonts w:ascii="Aptos" w:hAnsi="Aptos" w:eastAsia="Aptos"/>
-          <w:b w:val="0"/>
-          <w:color w:val="1F2937"/>
-          <w:sz w:val="20"/>
-        </w:rPr>
-        <w:t>**Süre:** 10 dakika&lt;br/&gt;</w:t>
-      </w:r>
-    </w:p>
-    <w:p>
-      <w:pPr>
-        <w:shd w:fill="FFF7ED"/>
-      </w:pPr>
-      <w:r>
-        <w:rPr>
-          <w:rFonts w:ascii="Aptos" w:hAnsi="Aptos" w:eastAsia="Aptos"/>
-          <w:b w:val="0"/>
-          <w:color w:val="1F2937"/>
-          <w:sz w:val="20"/>
-        </w:rPr>
-        <w:t>**Ortak kanıt:** Seçilen üç kavram için 5N1K açıklaması ve bir araştırma sorusu</w:t>
-      </w:r>
-    </w:p>
-    <w:p>
-      <w:r>
-        <w:rPr>
-          <w:rFonts w:ascii="Aptos" w:hAnsi="Aptos" w:eastAsia="Aptos"/>
-          <w:b w:val="0"/>
-          <w:color w:val="1F2937"/>
-          <w:sz w:val="20"/>
-        </w:rPr>
-        <w:t>**İlgili öğrenme çıktısı:** TT.8.1.3 — Fikrî ve Sınai Mülkiyet Haklarının Korunması hakkında bilgi toplayabilme&lt;br/&gt;</w:t>
-      </w:r>
-    </w:p>
-    <w:p>
-      <w:r>
-        <w:rPr>
-          <w:rFonts w:ascii="Aptos" w:hAnsi="Aptos" w:eastAsia="Aptos"/>
-          <w:b w:val="0"/>
-          <w:color w:val="1F2937"/>
-          <w:sz w:val="20"/>
-        </w:rPr>
-        <w:t>**Beceri odağı:** KB2.6 Bilgi Toplama, KB2.8 Sorgulama, OB1 Bilgi Okuryazarlığı, OB2 Dijital Okuryazarlık, D1 Adalet, SDB2.2 İş Birliği</w:t>
-      </w:r>
-    </w:p>
-    <w:p>
-      <w:pPr>
-        <w:keepNext/>
-      </w:pPr>
-      <w:r>
-        <w:rPr>
-          <w:rFonts w:ascii="Aptos" w:hAnsi="Aptos" w:eastAsia="Aptos"/>
-          <w:b/>
-          <w:color w:val="EA580C"/>
-          <w:sz w:val="24"/>
-        </w:rPr>
-        <w:t>Kavram 1: __________________________</w:t>
-      </w:r>
-    </w:p>
-    <w:tbl>
-      <w:tblPr>
-        <w:tblW w:type="auto" w:w="0"/>
-        <w:tblLook w:firstColumn="1" w:firstRow="1" w:lastColumn="0" w:lastRow="0" w:noHBand="0" w:noVBand="1" w:val="04A0"/>
-      </w:tblPr>
-      <w:tblGrid>
-        <w:gridCol w:w="3213"/>
-        <w:gridCol w:w="3213"/>
-        <w:gridCol w:w="3213"/>
-      </w:tblGrid>
-      <w:tr>
-        <w:trPr>
-          <w:cantSplit/>
-          <w:tblHeader w:val="true"/>
-        </w:trPr>
-        <w:tc>
-          <w:tcPr>
-            <w:tcW w:type="dxa" w:w="3213"/>
-            <w:vAlign w:val="center"/>
-            <w:shd w:fill="C2410C"/>
-            <w:tcBorders>
-              <w:top w:val="single" w:sz="4" w:color="D1D5DB"/>
-              <w:left w:val="single" w:sz="4" w:color="D1D5DB"/>
-              <w:bottom w:val="single" w:sz="4" w:color="D1D5DB"/>
-              <w:right w:val="single" w:sz="4" w:color="D1D5DB"/>
-            </w:tcBorders>
-          </w:tcPr>
-          <w:p>
-            <w:pPr>
-              <w:spacing w:after="0"/>
-            </w:pPr>
-            <w:r>
-              <w:rPr>
-                <w:rFonts w:ascii="Aptos" w:hAnsi="Aptos" w:eastAsia="Aptos"/>
-                <w:b/>
-                <w:color w:val="FFFFFF"/>
-                <w:sz w:val="16"/>
-              </w:rPr>
-              <w:t>Ne?</w:t>
-            </w:r>
-          </w:p>
-        </w:tc>
-        <w:tc>
-          <w:tcPr>
-            <w:tcW w:type="dxa" w:w="3213"/>
-            <w:vAlign w:val="center"/>
-            <w:shd w:fill="C2410C"/>
-            <w:tcBorders>
-              <w:top w:val="single" w:sz="4" w:color="D1D5DB"/>
-              <w:left w:val="single" w:sz="4" w:color="D1D5DB"/>
-              <w:bottom w:val="single" w:sz="4" w:color="D1D5DB"/>
-              <w:right w:val="single" w:sz="4" w:color="D1D5DB"/>
-            </w:tcBorders>
-          </w:tcPr>
-          <w:p>
-            <w:pPr>
-              <w:spacing w:after="0"/>
-            </w:pPr>
-            <w:r>
-              <w:rPr>
-                <w:rFonts w:ascii="Aptos" w:hAnsi="Aptos" w:eastAsia="Aptos"/>
-                <w:b/>
-                <w:color w:val="FFFFFF"/>
-                <w:sz w:val="16"/>
-              </w:rPr>
-              <w:t>Ne zaman?</w:t>
-            </w:r>
-          </w:p>
-        </w:tc>
-        <w:tc>
-          <w:tcPr>
-            <w:tcW w:type="dxa" w:w="3213"/>
-            <w:vAlign w:val="center"/>
-            <w:shd w:fill="C2410C"/>
-            <w:tcBorders>
-              <w:top w:val="single" w:sz="4" w:color="D1D5DB"/>
-              <w:left w:val="single" w:sz="4" w:color="D1D5DB"/>
-              <w:bottom w:val="single" w:sz="4" w:color="D1D5DB"/>
-              <w:right w:val="single" w:sz="4" w:color="D1D5DB"/>
-            </w:tcBorders>
-          </w:tcPr>
-          <w:p>
-            <w:pPr>
-              <w:spacing w:after="0"/>
-            </w:pPr>
-            <w:r>
-              <w:rPr>
-                <w:rFonts w:ascii="Aptos" w:hAnsi="Aptos" w:eastAsia="Aptos"/>
-                <w:b/>
-                <w:color w:val="FFFFFF"/>
-                <w:sz w:val="16"/>
-              </w:rPr>
-              <w:t>Nerede?</w:t>
-            </w:r>
-          </w:p>
-        </w:tc>
-      </w:tr>
-      <w:tr>
-        <w:trPr>
-          <w:cantSplit/>
-        </w:trPr>
-        <w:tc>
-          <w:tcPr>
-            <w:tcW w:type="dxa" w:w="3213"/>
-            <w:vAlign w:val="center"/>
-            <w:shd w:fill="FFFFFF"/>
-            <w:tcBorders>
-              <w:top w:val="single" w:sz="4" w:color="D1D5DB"/>
-              <w:left w:val="single" w:sz="4" w:color="D1D5DB"/>
-              <w:bottom w:val="single" w:sz="4" w:color="D1D5DB"/>
-              <w:right w:val="single" w:sz="4" w:color="D1D5DB"/>
-            </w:tcBorders>
-          </w:tcPr>
-          <w:p>
-            <w:pPr>
-              <w:spacing w:after="0"/>
-            </w:pPr>
-          </w:p>
-        </w:tc>
-        <w:tc>
-          <w:tcPr>
-            <w:tcW w:type="dxa" w:w="3213"/>
-            <w:vAlign w:val="center"/>
-            <w:shd w:fill="FFFFFF"/>
-            <w:tcBorders>
-              <w:top w:val="single" w:sz="4" w:color="D1D5DB"/>
-              <w:left w:val="single" w:sz="4" w:color="D1D5DB"/>
-              <w:bottom w:val="single" w:sz="4" w:color="D1D5DB"/>
-              <w:right w:val="single" w:sz="4" w:color="D1D5DB"/>
-            </w:tcBorders>
-          </w:tcPr>
-          <w:p>
-            <w:pPr>
-              <w:spacing w:after="0"/>
-            </w:pPr>
-          </w:p>
-        </w:tc>
-        <w:tc>
-          <w:tcPr>
-            <w:tcW w:type="dxa" w:w="3213"/>
-            <w:vAlign w:val="center"/>
-            <w:shd w:fill="FFFFFF"/>
-            <w:tcBorders>
-              <w:top w:val="single" w:sz="4" w:color="D1D5DB"/>
-              <w:left w:val="single" w:sz="4" w:color="D1D5DB"/>
-              <w:bottom w:val="single" w:sz="4" w:color="D1D5DB"/>
-              <w:right w:val="single" w:sz="4" w:color="D1D5DB"/>
-            </w:tcBorders>
-          </w:tcPr>
-          <w:p>
-            <w:pPr>
-              <w:spacing w:after="0"/>
-            </w:pPr>
-          </w:p>
-        </w:tc>
-      </w:tr>
-    </w:tbl>
-    <w:p/>
-    <w:tbl>
-      <w:tblPr>
-        <w:tblW w:type="auto" w:w="0"/>
-        <w:tblLook w:firstColumn="1" w:firstRow="1" w:lastColumn="0" w:lastRow="0" w:noHBand="0" w:noVBand="1" w:val="04A0"/>
-      </w:tblPr>
-      <w:tblGrid>
-        <w:gridCol w:w="3213"/>
-        <w:gridCol w:w="3213"/>
-        <w:gridCol w:w="3213"/>
-      </w:tblGrid>
-      <w:tr>
-        <w:trPr>
-          <w:cantSplit/>
-          <w:tblHeader w:val="true"/>
-        </w:trPr>
-        <w:tc>
-          <w:tcPr>
-            <w:tcW w:type="dxa" w:w="3213"/>
-            <w:vAlign w:val="center"/>
-            <w:shd w:fill="C2410C"/>
-            <w:tcBorders>
-              <w:top w:val="single" w:sz="4" w:color="D1D5DB"/>
-              <w:left w:val="single" w:sz="4" w:color="D1D5DB"/>
-              <w:bottom w:val="single" w:sz="4" w:color="D1D5DB"/>
-              <w:right w:val="single" w:sz="4" w:color="D1D5DB"/>
-            </w:tcBorders>
-          </w:tcPr>
-          <w:p>
-            <w:pPr>
-              <w:spacing w:after="0"/>
-            </w:pPr>
-            <w:r>
-              <w:rPr>
-                <w:rFonts w:ascii="Aptos" w:hAnsi="Aptos" w:eastAsia="Aptos"/>
-                <w:b/>
-                <w:color w:val="FFFFFF"/>
-                <w:sz w:val="16"/>
-              </w:rPr>
-              <w:t>Nasıl?</w:t>
-            </w:r>
-          </w:p>
-        </w:tc>
-        <w:tc>
-          <w:tcPr>
-            <w:tcW w:type="dxa" w:w="3213"/>
-            <w:vAlign w:val="center"/>
-            <w:shd w:fill="C2410C"/>
-            <w:tcBorders>
-              <w:top w:val="single" w:sz="4" w:color="D1D5DB"/>
-              <w:left w:val="single" w:sz="4" w:color="D1D5DB"/>
-              <w:bottom w:val="single" w:sz="4" w:color="D1D5DB"/>
-              <w:right w:val="single" w:sz="4" w:color="D1D5DB"/>
-            </w:tcBorders>
-          </w:tcPr>
-          <w:p>
-            <w:pPr>
-              <w:spacing w:after="0"/>
-            </w:pPr>
-            <w:r>
-              <w:rPr>
-                <w:rFonts w:ascii="Aptos" w:hAnsi="Aptos" w:eastAsia="Aptos"/>
-                <w:b/>
-                <w:color w:val="FFFFFF"/>
-                <w:sz w:val="16"/>
-              </w:rPr>
-              <w:t>Neden?</w:t>
-            </w:r>
-          </w:p>
-        </w:tc>
-        <w:tc>
-          <w:tcPr>
-            <w:tcW w:type="dxa" w:w="3213"/>
-            <w:vAlign w:val="center"/>
-            <w:shd w:fill="C2410C"/>
-            <w:tcBorders>
-              <w:top w:val="single" w:sz="4" w:color="D1D5DB"/>
-              <w:left w:val="single" w:sz="4" w:color="D1D5DB"/>
-              <w:bottom w:val="single" w:sz="4" w:color="D1D5DB"/>
-              <w:right w:val="single" w:sz="4" w:color="D1D5DB"/>
-            </w:tcBorders>
-          </w:tcPr>
-          <w:p>
-            <w:pPr>
-              <w:spacing w:after="0"/>
-            </w:pPr>
-            <w:r>
-              <w:rPr>
-                <w:rFonts w:ascii="Aptos" w:hAnsi="Aptos" w:eastAsia="Aptos"/>
-                <w:b/>
-                <w:color w:val="FFFFFF"/>
-                <w:sz w:val="16"/>
-              </w:rPr>
-              <w:t>Kim?</w:t>
-            </w:r>
-          </w:p>
-        </w:tc>
-      </w:tr>
-      <w:tr>
-        <w:trPr>
-          <w:cantSplit/>
-        </w:trPr>
-        <w:tc>
-          <w:tcPr>
-            <w:tcW w:type="dxa" w:w="3213"/>
-            <w:vAlign w:val="center"/>
-            <w:shd w:fill="FFFFFF"/>
-            <w:tcBorders>
-              <w:top w:val="single" w:sz="4" w:color="D1D5DB"/>
-              <w:left w:val="single" w:sz="4" w:color="D1D5DB"/>
-              <w:bottom w:val="single" w:sz="4" w:color="D1D5DB"/>
-              <w:right w:val="single" w:sz="4" w:color="D1D5DB"/>
-            </w:tcBorders>
-          </w:tcPr>
-          <w:p>
-            <w:pPr>
-              <w:spacing w:after="0"/>
-            </w:pPr>
-          </w:p>
-        </w:tc>
-        <w:tc>
-          <w:tcPr>
-            <w:tcW w:type="dxa" w:w="3213"/>
-            <w:vAlign w:val="center"/>
-            <w:shd w:fill="FFFFFF"/>
-            <w:tcBorders>
-              <w:top w:val="single" w:sz="4" w:color="D1D5DB"/>
-              <w:left w:val="single" w:sz="4" w:color="D1D5DB"/>
-              <w:bottom w:val="single" w:sz="4" w:color="D1D5DB"/>
-              <w:right w:val="single" w:sz="4" w:color="D1D5DB"/>
-            </w:tcBorders>
-          </w:tcPr>
-          <w:p>
-            <w:pPr>
-              <w:spacing w:after="0"/>
-            </w:pPr>
-          </w:p>
-        </w:tc>
-        <w:tc>
-          <w:tcPr>
-            <w:tcW w:type="dxa" w:w="3213"/>
-            <w:vAlign w:val="center"/>
-            <w:shd w:fill="FFFFFF"/>
-            <w:tcBorders>
-              <w:top w:val="single" w:sz="4" w:color="D1D5DB"/>
-              <w:left w:val="single" w:sz="4" w:color="D1D5DB"/>
-              <w:bottom w:val="single" w:sz="4" w:color="D1D5DB"/>
-              <w:right w:val="single" w:sz="4" w:color="D1D5DB"/>
-            </w:tcBorders>
-          </w:tcPr>
-          <w:p>
-            <w:pPr>
-              <w:spacing w:after="0"/>
-            </w:pPr>
           </w:p>
         </w:tc>
       </w:tr>
@@ -4385,703 +1736,7 @@
           <w:color w:val="1F2937"/>
           <w:sz w:val="20"/>
         </w:rPr>
-        <w:t>Araştırma sorumuz veya “Araştırmalıyız” notumuz: _______________________</w:t>
-      </w:r>
-    </w:p>
-    <w:p>
-      <w:pPr>
-        <w:keepNext/>
-      </w:pPr>
-      <w:r>
-        <w:rPr>
-          <w:rFonts w:ascii="Aptos" w:hAnsi="Aptos" w:eastAsia="Aptos"/>
-          <w:b/>
-          <w:color w:val="EA580C"/>
-          <w:sz w:val="24"/>
-        </w:rPr>
-        <w:t>Kavram 2: __________________________</w:t>
-      </w:r>
-    </w:p>
-    <w:tbl>
-      <w:tblPr>
-        <w:tblW w:type="auto" w:w="0"/>
-        <w:tblLook w:firstColumn="1" w:firstRow="1" w:lastColumn="0" w:lastRow="0" w:noHBand="0" w:noVBand="1" w:val="04A0"/>
-      </w:tblPr>
-      <w:tblGrid>
-        <w:gridCol w:w="3213"/>
-        <w:gridCol w:w="3213"/>
-        <w:gridCol w:w="3213"/>
-      </w:tblGrid>
-      <w:tr>
-        <w:trPr>
-          <w:cantSplit/>
-          <w:tblHeader w:val="true"/>
-        </w:trPr>
-        <w:tc>
-          <w:tcPr>
-            <w:tcW w:type="dxa" w:w="3213"/>
-            <w:vAlign w:val="center"/>
-            <w:shd w:fill="C2410C"/>
-            <w:tcBorders>
-              <w:top w:val="single" w:sz="4" w:color="D1D5DB"/>
-              <w:left w:val="single" w:sz="4" w:color="D1D5DB"/>
-              <w:bottom w:val="single" w:sz="4" w:color="D1D5DB"/>
-              <w:right w:val="single" w:sz="4" w:color="D1D5DB"/>
-            </w:tcBorders>
-          </w:tcPr>
-          <w:p>
-            <w:pPr>
-              <w:spacing w:after="0"/>
-            </w:pPr>
-            <w:r>
-              <w:rPr>
-                <w:rFonts w:ascii="Aptos" w:hAnsi="Aptos" w:eastAsia="Aptos"/>
-                <w:b/>
-                <w:color w:val="FFFFFF"/>
-                <w:sz w:val="16"/>
-              </w:rPr>
-              <w:t>Ne?</w:t>
-            </w:r>
-          </w:p>
-        </w:tc>
-        <w:tc>
-          <w:tcPr>
-            <w:tcW w:type="dxa" w:w="3213"/>
-            <w:vAlign w:val="center"/>
-            <w:shd w:fill="C2410C"/>
-            <w:tcBorders>
-              <w:top w:val="single" w:sz="4" w:color="D1D5DB"/>
-              <w:left w:val="single" w:sz="4" w:color="D1D5DB"/>
-              <w:bottom w:val="single" w:sz="4" w:color="D1D5DB"/>
-              <w:right w:val="single" w:sz="4" w:color="D1D5DB"/>
-            </w:tcBorders>
-          </w:tcPr>
-          <w:p>
-            <w:pPr>
-              <w:spacing w:after="0"/>
-            </w:pPr>
-            <w:r>
-              <w:rPr>
-                <w:rFonts w:ascii="Aptos" w:hAnsi="Aptos" w:eastAsia="Aptos"/>
-                <w:b/>
-                <w:color w:val="FFFFFF"/>
-                <w:sz w:val="16"/>
-              </w:rPr>
-              <w:t>Ne zaman?</w:t>
-            </w:r>
-          </w:p>
-        </w:tc>
-        <w:tc>
-          <w:tcPr>
-            <w:tcW w:type="dxa" w:w="3213"/>
-            <w:vAlign w:val="center"/>
-            <w:shd w:fill="C2410C"/>
-            <w:tcBorders>
-              <w:top w:val="single" w:sz="4" w:color="D1D5DB"/>
-              <w:left w:val="single" w:sz="4" w:color="D1D5DB"/>
-              <w:bottom w:val="single" w:sz="4" w:color="D1D5DB"/>
-              <w:right w:val="single" w:sz="4" w:color="D1D5DB"/>
-            </w:tcBorders>
-          </w:tcPr>
-          <w:p>
-            <w:pPr>
-              <w:spacing w:after="0"/>
-            </w:pPr>
-            <w:r>
-              <w:rPr>
-                <w:rFonts w:ascii="Aptos" w:hAnsi="Aptos" w:eastAsia="Aptos"/>
-                <w:b/>
-                <w:color w:val="FFFFFF"/>
-                <w:sz w:val="16"/>
-              </w:rPr>
-              <w:t>Nerede?</w:t>
-            </w:r>
-          </w:p>
-        </w:tc>
-      </w:tr>
-      <w:tr>
-        <w:trPr>
-          <w:cantSplit/>
-        </w:trPr>
-        <w:tc>
-          <w:tcPr>
-            <w:tcW w:type="dxa" w:w="3213"/>
-            <w:vAlign w:val="center"/>
-            <w:shd w:fill="FFFFFF"/>
-            <w:tcBorders>
-              <w:top w:val="single" w:sz="4" w:color="D1D5DB"/>
-              <w:left w:val="single" w:sz="4" w:color="D1D5DB"/>
-              <w:bottom w:val="single" w:sz="4" w:color="D1D5DB"/>
-              <w:right w:val="single" w:sz="4" w:color="D1D5DB"/>
-            </w:tcBorders>
-          </w:tcPr>
-          <w:p>
-            <w:pPr>
-              <w:spacing w:after="0"/>
-            </w:pPr>
-          </w:p>
-        </w:tc>
-        <w:tc>
-          <w:tcPr>
-            <w:tcW w:type="dxa" w:w="3213"/>
-            <w:vAlign w:val="center"/>
-            <w:shd w:fill="FFFFFF"/>
-            <w:tcBorders>
-              <w:top w:val="single" w:sz="4" w:color="D1D5DB"/>
-              <w:left w:val="single" w:sz="4" w:color="D1D5DB"/>
-              <w:bottom w:val="single" w:sz="4" w:color="D1D5DB"/>
-              <w:right w:val="single" w:sz="4" w:color="D1D5DB"/>
-            </w:tcBorders>
-          </w:tcPr>
-          <w:p>
-            <w:pPr>
-              <w:spacing w:after="0"/>
-            </w:pPr>
-          </w:p>
-        </w:tc>
-        <w:tc>
-          <w:tcPr>
-            <w:tcW w:type="dxa" w:w="3213"/>
-            <w:vAlign w:val="center"/>
-            <w:shd w:fill="FFFFFF"/>
-            <w:tcBorders>
-              <w:top w:val="single" w:sz="4" w:color="D1D5DB"/>
-              <w:left w:val="single" w:sz="4" w:color="D1D5DB"/>
-              <w:bottom w:val="single" w:sz="4" w:color="D1D5DB"/>
-              <w:right w:val="single" w:sz="4" w:color="D1D5DB"/>
-            </w:tcBorders>
-          </w:tcPr>
-          <w:p>
-            <w:pPr>
-              <w:spacing w:after="0"/>
-            </w:pPr>
-          </w:p>
-        </w:tc>
-      </w:tr>
-    </w:tbl>
-    <w:p/>
-    <w:tbl>
-      <w:tblPr>
-        <w:tblW w:type="auto" w:w="0"/>
-        <w:tblLook w:firstColumn="1" w:firstRow="1" w:lastColumn="0" w:lastRow="0" w:noHBand="0" w:noVBand="1" w:val="04A0"/>
-      </w:tblPr>
-      <w:tblGrid>
-        <w:gridCol w:w="3213"/>
-        <w:gridCol w:w="3213"/>
-        <w:gridCol w:w="3213"/>
-      </w:tblGrid>
-      <w:tr>
-        <w:trPr>
-          <w:cantSplit/>
-          <w:tblHeader w:val="true"/>
-        </w:trPr>
-        <w:tc>
-          <w:tcPr>
-            <w:tcW w:type="dxa" w:w="3213"/>
-            <w:vAlign w:val="center"/>
-            <w:shd w:fill="C2410C"/>
-            <w:tcBorders>
-              <w:top w:val="single" w:sz="4" w:color="D1D5DB"/>
-              <w:left w:val="single" w:sz="4" w:color="D1D5DB"/>
-              <w:bottom w:val="single" w:sz="4" w:color="D1D5DB"/>
-              <w:right w:val="single" w:sz="4" w:color="D1D5DB"/>
-            </w:tcBorders>
-          </w:tcPr>
-          <w:p>
-            <w:pPr>
-              <w:spacing w:after="0"/>
-            </w:pPr>
-            <w:r>
-              <w:rPr>
-                <w:rFonts w:ascii="Aptos" w:hAnsi="Aptos" w:eastAsia="Aptos"/>
-                <w:b/>
-                <w:color w:val="FFFFFF"/>
-                <w:sz w:val="16"/>
-              </w:rPr>
-              <w:t>Nasıl?</w:t>
-            </w:r>
-          </w:p>
-        </w:tc>
-        <w:tc>
-          <w:tcPr>
-            <w:tcW w:type="dxa" w:w="3213"/>
-            <w:vAlign w:val="center"/>
-            <w:shd w:fill="C2410C"/>
-            <w:tcBorders>
-              <w:top w:val="single" w:sz="4" w:color="D1D5DB"/>
-              <w:left w:val="single" w:sz="4" w:color="D1D5DB"/>
-              <w:bottom w:val="single" w:sz="4" w:color="D1D5DB"/>
-              <w:right w:val="single" w:sz="4" w:color="D1D5DB"/>
-            </w:tcBorders>
-          </w:tcPr>
-          <w:p>
-            <w:pPr>
-              <w:spacing w:after="0"/>
-            </w:pPr>
-            <w:r>
-              <w:rPr>
-                <w:rFonts w:ascii="Aptos" w:hAnsi="Aptos" w:eastAsia="Aptos"/>
-                <w:b/>
-                <w:color w:val="FFFFFF"/>
-                <w:sz w:val="16"/>
-              </w:rPr>
-              <w:t>Neden?</w:t>
-            </w:r>
-          </w:p>
-        </w:tc>
-        <w:tc>
-          <w:tcPr>
-            <w:tcW w:type="dxa" w:w="3213"/>
-            <w:vAlign w:val="center"/>
-            <w:shd w:fill="C2410C"/>
-            <w:tcBorders>
-              <w:top w:val="single" w:sz="4" w:color="D1D5DB"/>
-              <w:left w:val="single" w:sz="4" w:color="D1D5DB"/>
-              <w:bottom w:val="single" w:sz="4" w:color="D1D5DB"/>
-              <w:right w:val="single" w:sz="4" w:color="D1D5DB"/>
-            </w:tcBorders>
-          </w:tcPr>
-          <w:p>
-            <w:pPr>
-              <w:spacing w:after="0"/>
-            </w:pPr>
-            <w:r>
-              <w:rPr>
-                <w:rFonts w:ascii="Aptos" w:hAnsi="Aptos" w:eastAsia="Aptos"/>
-                <w:b/>
-                <w:color w:val="FFFFFF"/>
-                <w:sz w:val="16"/>
-              </w:rPr>
-              <w:t>Kim?</w:t>
-            </w:r>
-          </w:p>
-        </w:tc>
-      </w:tr>
-      <w:tr>
-        <w:trPr>
-          <w:cantSplit/>
-        </w:trPr>
-        <w:tc>
-          <w:tcPr>
-            <w:tcW w:type="dxa" w:w="3213"/>
-            <w:vAlign w:val="center"/>
-            <w:shd w:fill="FFFFFF"/>
-            <w:tcBorders>
-              <w:top w:val="single" w:sz="4" w:color="D1D5DB"/>
-              <w:left w:val="single" w:sz="4" w:color="D1D5DB"/>
-              <w:bottom w:val="single" w:sz="4" w:color="D1D5DB"/>
-              <w:right w:val="single" w:sz="4" w:color="D1D5DB"/>
-            </w:tcBorders>
-          </w:tcPr>
-          <w:p>
-            <w:pPr>
-              <w:spacing w:after="0"/>
-            </w:pPr>
-          </w:p>
-        </w:tc>
-        <w:tc>
-          <w:tcPr>
-            <w:tcW w:type="dxa" w:w="3213"/>
-            <w:vAlign w:val="center"/>
-            <w:shd w:fill="FFFFFF"/>
-            <w:tcBorders>
-              <w:top w:val="single" w:sz="4" w:color="D1D5DB"/>
-              <w:left w:val="single" w:sz="4" w:color="D1D5DB"/>
-              <w:bottom w:val="single" w:sz="4" w:color="D1D5DB"/>
-              <w:right w:val="single" w:sz="4" w:color="D1D5DB"/>
-            </w:tcBorders>
-          </w:tcPr>
-          <w:p>
-            <w:pPr>
-              <w:spacing w:after="0"/>
-            </w:pPr>
-          </w:p>
-        </w:tc>
-        <w:tc>
-          <w:tcPr>
-            <w:tcW w:type="dxa" w:w="3213"/>
-            <w:vAlign w:val="center"/>
-            <w:shd w:fill="FFFFFF"/>
-            <w:tcBorders>
-              <w:top w:val="single" w:sz="4" w:color="D1D5DB"/>
-              <w:left w:val="single" w:sz="4" w:color="D1D5DB"/>
-              <w:bottom w:val="single" w:sz="4" w:color="D1D5DB"/>
-              <w:right w:val="single" w:sz="4" w:color="D1D5DB"/>
-            </w:tcBorders>
-          </w:tcPr>
-          <w:p>
-            <w:pPr>
-              <w:spacing w:after="0"/>
-            </w:pPr>
-          </w:p>
-        </w:tc>
-      </w:tr>
-    </w:tbl>
-    <w:p/>
-    <w:p>
-      <w:r>
-        <w:rPr>
-          <w:rFonts w:ascii="Aptos" w:hAnsi="Aptos" w:eastAsia="Aptos"/>
-          <w:b w:val="0"/>
-          <w:color w:val="1F2937"/>
-          <w:sz w:val="20"/>
-        </w:rPr>
-        <w:t>Araştırma sorumuz veya “Araştırmalıyız” notumuz: _______________________</w:t>
-      </w:r>
-    </w:p>
-    <w:p>
-      <w:pPr>
-        <w:keepNext/>
-      </w:pPr>
-      <w:r>
-        <w:rPr>
-          <w:rFonts w:ascii="Aptos" w:hAnsi="Aptos" w:eastAsia="Aptos"/>
-          <w:b/>
-          <w:color w:val="EA580C"/>
-          <w:sz w:val="24"/>
-        </w:rPr>
-        <w:t>Kavram 3: __________________________</w:t>
-      </w:r>
-    </w:p>
-    <w:tbl>
-      <w:tblPr>
-        <w:tblW w:type="auto" w:w="0"/>
-        <w:tblLook w:firstColumn="1" w:firstRow="1" w:lastColumn="0" w:lastRow="0" w:noHBand="0" w:noVBand="1" w:val="04A0"/>
-      </w:tblPr>
-      <w:tblGrid>
-        <w:gridCol w:w="3213"/>
-        <w:gridCol w:w="3213"/>
-        <w:gridCol w:w="3213"/>
-      </w:tblGrid>
-      <w:tr>
-        <w:trPr>
-          <w:cantSplit/>
-          <w:tblHeader w:val="true"/>
-        </w:trPr>
-        <w:tc>
-          <w:tcPr>
-            <w:tcW w:type="dxa" w:w="3213"/>
-            <w:vAlign w:val="center"/>
-            <w:shd w:fill="C2410C"/>
-            <w:tcBorders>
-              <w:top w:val="single" w:sz="4" w:color="D1D5DB"/>
-              <w:left w:val="single" w:sz="4" w:color="D1D5DB"/>
-              <w:bottom w:val="single" w:sz="4" w:color="D1D5DB"/>
-              <w:right w:val="single" w:sz="4" w:color="D1D5DB"/>
-            </w:tcBorders>
-          </w:tcPr>
-          <w:p>
-            <w:pPr>
-              <w:spacing w:after="0"/>
-            </w:pPr>
-            <w:r>
-              <w:rPr>
-                <w:rFonts w:ascii="Aptos" w:hAnsi="Aptos" w:eastAsia="Aptos"/>
-                <w:b/>
-                <w:color w:val="FFFFFF"/>
-                <w:sz w:val="16"/>
-              </w:rPr>
-              <w:t>Ne?</w:t>
-            </w:r>
-          </w:p>
-        </w:tc>
-        <w:tc>
-          <w:tcPr>
-            <w:tcW w:type="dxa" w:w="3213"/>
-            <w:vAlign w:val="center"/>
-            <w:shd w:fill="C2410C"/>
-            <w:tcBorders>
-              <w:top w:val="single" w:sz="4" w:color="D1D5DB"/>
-              <w:left w:val="single" w:sz="4" w:color="D1D5DB"/>
-              <w:bottom w:val="single" w:sz="4" w:color="D1D5DB"/>
-              <w:right w:val="single" w:sz="4" w:color="D1D5DB"/>
-            </w:tcBorders>
-          </w:tcPr>
-          <w:p>
-            <w:pPr>
-              <w:spacing w:after="0"/>
-            </w:pPr>
-            <w:r>
-              <w:rPr>
-                <w:rFonts w:ascii="Aptos" w:hAnsi="Aptos" w:eastAsia="Aptos"/>
-                <w:b/>
-                <w:color w:val="FFFFFF"/>
-                <w:sz w:val="16"/>
-              </w:rPr>
-              <w:t>Ne zaman?</w:t>
-            </w:r>
-          </w:p>
-        </w:tc>
-        <w:tc>
-          <w:tcPr>
-            <w:tcW w:type="dxa" w:w="3213"/>
-            <w:vAlign w:val="center"/>
-            <w:shd w:fill="C2410C"/>
-            <w:tcBorders>
-              <w:top w:val="single" w:sz="4" w:color="D1D5DB"/>
-              <w:left w:val="single" w:sz="4" w:color="D1D5DB"/>
-              <w:bottom w:val="single" w:sz="4" w:color="D1D5DB"/>
-              <w:right w:val="single" w:sz="4" w:color="D1D5DB"/>
-            </w:tcBorders>
-          </w:tcPr>
-          <w:p>
-            <w:pPr>
-              <w:spacing w:after="0"/>
-            </w:pPr>
-            <w:r>
-              <w:rPr>
-                <w:rFonts w:ascii="Aptos" w:hAnsi="Aptos" w:eastAsia="Aptos"/>
-                <w:b/>
-                <w:color w:val="FFFFFF"/>
-                <w:sz w:val="16"/>
-              </w:rPr>
-              <w:t>Nerede?</w:t>
-            </w:r>
-          </w:p>
-        </w:tc>
-      </w:tr>
-      <w:tr>
-        <w:trPr>
-          <w:cantSplit/>
-        </w:trPr>
-        <w:tc>
-          <w:tcPr>
-            <w:tcW w:type="dxa" w:w="3213"/>
-            <w:vAlign w:val="center"/>
-            <w:shd w:fill="FFFFFF"/>
-            <w:tcBorders>
-              <w:top w:val="single" w:sz="4" w:color="D1D5DB"/>
-              <w:left w:val="single" w:sz="4" w:color="D1D5DB"/>
-              <w:bottom w:val="single" w:sz="4" w:color="D1D5DB"/>
-              <w:right w:val="single" w:sz="4" w:color="D1D5DB"/>
-            </w:tcBorders>
-          </w:tcPr>
-          <w:p>
-            <w:pPr>
-              <w:spacing w:after="0"/>
-            </w:pPr>
-          </w:p>
-        </w:tc>
-        <w:tc>
-          <w:tcPr>
-            <w:tcW w:type="dxa" w:w="3213"/>
-            <w:vAlign w:val="center"/>
-            <w:shd w:fill="FFFFFF"/>
-            <w:tcBorders>
-              <w:top w:val="single" w:sz="4" w:color="D1D5DB"/>
-              <w:left w:val="single" w:sz="4" w:color="D1D5DB"/>
-              <w:bottom w:val="single" w:sz="4" w:color="D1D5DB"/>
-              <w:right w:val="single" w:sz="4" w:color="D1D5DB"/>
-            </w:tcBorders>
-          </w:tcPr>
-          <w:p>
-            <w:pPr>
-              <w:spacing w:after="0"/>
-            </w:pPr>
-          </w:p>
-        </w:tc>
-        <w:tc>
-          <w:tcPr>
-            <w:tcW w:type="dxa" w:w="3213"/>
-            <w:vAlign w:val="center"/>
-            <w:shd w:fill="FFFFFF"/>
-            <w:tcBorders>
-              <w:top w:val="single" w:sz="4" w:color="D1D5DB"/>
-              <w:left w:val="single" w:sz="4" w:color="D1D5DB"/>
-              <w:bottom w:val="single" w:sz="4" w:color="D1D5DB"/>
-              <w:right w:val="single" w:sz="4" w:color="D1D5DB"/>
-            </w:tcBorders>
-          </w:tcPr>
-          <w:p>
-            <w:pPr>
-              <w:spacing w:after="0"/>
-            </w:pPr>
-          </w:p>
-        </w:tc>
-      </w:tr>
-    </w:tbl>
-    <w:p/>
-    <w:tbl>
-      <w:tblPr>
-        <w:tblW w:type="auto" w:w="0"/>
-        <w:tblLook w:firstColumn="1" w:firstRow="1" w:lastColumn="0" w:lastRow="0" w:noHBand="0" w:noVBand="1" w:val="04A0"/>
-      </w:tblPr>
-      <w:tblGrid>
-        <w:gridCol w:w="3213"/>
-        <w:gridCol w:w="3213"/>
-        <w:gridCol w:w="3213"/>
-      </w:tblGrid>
-      <w:tr>
-        <w:trPr>
-          <w:cantSplit/>
-          <w:tblHeader w:val="true"/>
-        </w:trPr>
-        <w:tc>
-          <w:tcPr>
-            <w:tcW w:type="dxa" w:w="3213"/>
-            <w:vAlign w:val="center"/>
-            <w:shd w:fill="C2410C"/>
-            <w:tcBorders>
-              <w:top w:val="single" w:sz="4" w:color="D1D5DB"/>
-              <w:left w:val="single" w:sz="4" w:color="D1D5DB"/>
-              <w:bottom w:val="single" w:sz="4" w:color="D1D5DB"/>
-              <w:right w:val="single" w:sz="4" w:color="D1D5DB"/>
-            </w:tcBorders>
-          </w:tcPr>
-          <w:p>
-            <w:pPr>
-              <w:spacing w:after="0"/>
-            </w:pPr>
-            <w:r>
-              <w:rPr>
-                <w:rFonts w:ascii="Aptos" w:hAnsi="Aptos" w:eastAsia="Aptos"/>
-                <w:b/>
-                <w:color w:val="FFFFFF"/>
-                <w:sz w:val="16"/>
-              </w:rPr>
-              <w:t>Nasıl?</w:t>
-            </w:r>
-          </w:p>
-        </w:tc>
-        <w:tc>
-          <w:tcPr>
-            <w:tcW w:type="dxa" w:w="3213"/>
-            <w:vAlign w:val="center"/>
-            <w:shd w:fill="C2410C"/>
-            <w:tcBorders>
-              <w:top w:val="single" w:sz="4" w:color="D1D5DB"/>
-              <w:left w:val="single" w:sz="4" w:color="D1D5DB"/>
-              <w:bottom w:val="single" w:sz="4" w:color="D1D5DB"/>
-              <w:right w:val="single" w:sz="4" w:color="D1D5DB"/>
-            </w:tcBorders>
-          </w:tcPr>
-          <w:p>
-            <w:pPr>
-              <w:spacing w:after="0"/>
-            </w:pPr>
-            <w:r>
-              <w:rPr>
-                <w:rFonts w:ascii="Aptos" w:hAnsi="Aptos" w:eastAsia="Aptos"/>
-                <w:b/>
-                <w:color w:val="FFFFFF"/>
-                <w:sz w:val="16"/>
-              </w:rPr>
-              <w:t>Neden?</w:t>
-            </w:r>
-          </w:p>
-        </w:tc>
-        <w:tc>
-          <w:tcPr>
-            <w:tcW w:type="dxa" w:w="3213"/>
-            <w:vAlign w:val="center"/>
-            <w:shd w:fill="C2410C"/>
-            <w:tcBorders>
-              <w:top w:val="single" w:sz="4" w:color="D1D5DB"/>
-              <w:left w:val="single" w:sz="4" w:color="D1D5DB"/>
-              <w:bottom w:val="single" w:sz="4" w:color="D1D5DB"/>
-              <w:right w:val="single" w:sz="4" w:color="D1D5DB"/>
-            </w:tcBorders>
-          </w:tcPr>
-          <w:p>
-            <w:pPr>
-              <w:spacing w:after="0"/>
-            </w:pPr>
-            <w:r>
-              <w:rPr>
-                <w:rFonts w:ascii="Aptos" w:hAnsi="Aptos" w:eastAsia="Aptos"/>
-                <w:b/>
-                <w:color w:val="FFFFFF"/>
-                <w:sz w:val="16"/>
-              </w:rPr>
-              <w:t>Kim?</w:t>
-            </w:r>
-          </w:p>
-        </w:tc>
-      </w:tr>
-      <w:tr>
-        <w:trPr>
-          <w:cantSplit/>
-        </w:trPr>
-        <w:tc>
-          <w:tcPr>
-            <w:tcW w:type="dxa" w:w="3213"/>
-            <w:vAlign w:val="center"/>
-            <w:shd w:fill="FFFFFF"/>
-            <w:tcBorders>
-              <w:top w:val="single" w:sz="4" w:color="D1D5DB"/>
-              <w:left w:val="single" w:sz="4" w:color="D1D5DB"/>
-              <w:bottom w:val="single" w:sz="4" w:color="D1D5DB"/>
-              <w:right w:val="single" w:sz="4" w:color="D1D5DB"/>
-            </w:tcBorders>
-          </w:tcPr>
-          <w:p>
-            <w:pPr>
-              <w:spacing w:after="0"/>
-            </w:pPr>
-          </w:p>
-        </w:tc>
-        <w:tc>
-          <w:tcPr>
-            <w:tcW w:type="dxa" w:w="3213"/>
-            <w:vAlign w:val="center"/>
-            <w:shd w:fill="FFFFFF"/>
-            <w:tcBorders>
-              <w:top w:val="single" w:sz="4" w:color="D1D5DB"/>
-              <w:left w:val="single" w:sz="4" w:color="D1D5DB"/>
-              <w:bottom w:val="single" w:sz="4" w:color="D1D5DB"/>
-              <w:right w:val="single" w:sz="4" w:color="D1D5DB"/>
-            </w:tcBorders>
-          </w:tcPr>
-          <w:p>
-            <w:pPr>
-              <w:spacing w:after="0"/>
-            </w:pPr>
-          </w:p>
-        </w:tc>
-        <w:tc>
-          <w:tcPr>
-            <w:tcW w:type="dxa" w:w="3213"/>
-            <w:vAlign w:val="center"/>
-            <w:shd w:fill="FFFFFF"/>
-            <w:tcBorders>
-              <w:top w:val="single" w:sz="4" w:color="D1D5DB"/>
-              <w:left w:val="single" w:sz="4" w:color="D1D5DB"/>
-              <w:bottom w:val="single" w:sz="4" w:color="D1D5DB"/>
-              <w:right w:val="single" w:sz="4" w:color="D1D5DB"/>
-            </w:tcBorders>
-          </w:tcPr>
-          <w:p>
-            <w:pPr>
-              <w:spacing w:after="0"/>
-            </w:pPr>
-          </w:p>
-        </w:tc>
-      </w:tr>
-    </w:tbl>
-    <w:p/>
-    <w:p>
-      <w:r>
-        <w:rPr>
-          <w:rFonts w:ascii="Aptos" w:hAnsi="Aptos" w:eastAsia="Aptos"/>
-          <w:b w:val="0"/>
-          <w:color w:val="1F2937"/>
-          <w:sz w:val="20"/>
-        </w:rPr>
-        <w:t>Araştırma sorumuz veya “Araştırmalıyız” notumuz: _______________________</w:t>
-      </w:r>
-    </w:p>
-    <w:p>
-      <w:pPr>
-        <w:keepNext/>
-      </w:pPr>
-      <w:r>
-        <w:rPr>
-          <w:rFonts w:ascii="Aptos" w:hAnsi="Aptos" w:eastAsia="Aptos"/>
-          <w:b/>
-          <w:color w:val="EA580C"/>
-          <w:sz w:val="24"/>
-        </w:rPr>
-        <w:t>Kısa paylaşım ve kontrol</w:t>
+        <w:t>Bir arkadaşımın açıklamasından öğrendiğim yeni şey:</w:t>
       </w:r>
     </w:p>
     <w:p>
@@ -5092,264 +1747,7 @@
           <w:color w:val="1F2937"/>
           <w:sz w:val="20"/>
         </w:rPr>
-        <w:t>Sınıfa açıklayacağımız kavram: ________________________________________</w:t>
-      </w:r>
-    </w:p>
-    <w:p>
-      <w:r>
-        <w:rPr>
-          <w:rFonts w:ascii="Aptos" w:hAnsi="Aptos" w:eastAsia="Aptos"/>
-          <w:b w:val="0"/>
-          <w:color w:val="1F2937"/>
-          <w:sz w:val="20"/>
-        </w:rPr>
-        <w:t>Bu kavramın sık karıştığı kavram: _____________________________________</w:t>
-      </w:r>
-    </w:p>
-    <w:p>
-      <w:r>
-        <w:rPr>
-          <w:rFonts w:ascii="Aptos" w:hAnsi="Aptos" w:eastAsia="Aptos"/>
-          <w:b w:val="0"/>
-          <w:color w:val="1F2937"/>
-          <w:sz w:val="20"/>
-        </w:rPr>
-        <w:t>Ayırt etme cümlemiz: _________________________________________________</w:t>
-      </w:r>
-    </w:p>
-    <w:p>
-      <w:pPr>
-        <w:pStyle w:val="ListBullet"/>
-      </w:pPr>
-      <w:r>
-        <w:rPr>
-          <w:rFonts w:ascii="Aptos" w:hAnsi="Aptos" w:eastAsia="Aptos"/>
-          <w:b w:val="0"/>
-          <w:color w:val="1F2937"/>
-          <w:sz w:val="20"/>
-        </w:rPr>
-        <w:t>Üç kavramın her biri için kısa 5N1K notu yazdık.</w:t>
-      </w:r>
-    </w:p>
-    <w:p>
-      <w:pPr>
-        <w:pStyle w:val="ListBullet"/>
-      </w:pPr>
-      <w:r>
-        <w:rPr>
-          <w:rFonts w:ascii="Aptos" w:hAnsi="Aptos" w:eastAsia="Aptos"/>
-          <w:b w:val="0"/>
-          <w:color w:val="1F2937"/>
-          <w:sz w:val="20"/>
-        </w:rPr>
-        <w:t>Bilmediğimiz yerde tahmin etmek yerine “Araştırmalıyız” notu düştük.</w:t>
-      </w:r>
-    </w:p>
-    <w:p>
-      <w:pPr>
-        <w:pStyle w:val="ListBullet"/>
-      </w:pPr>
-      <w:r>
-        <w:rPr>
-          <w:rFonts w:ascii="Aptos" w:hAnsi="Aptos" w:eastAsia="Aptos"/>
-          <w:b w:val="0"/>
-          <w:color w:val="1F2937"/>
-          <w:sz w:val="20"/>
-        </w:rPr>
-        <w:t>Teknik çözüm, görünüş, ad/işaret ve eseri birbirinden ayırmaya çalıştık.</w:t>
-      </w:r>
-    </w:p>
-    <w:p>
-      <w:pPr>
-        <w:pStyle w:val="ListBullet"/>
-      </w:pPr>
-      <w:r>
-        <w:rPr>
-          <w:rFonts w:ascii="Aptos" w:hAnsi="Aptos" w:eastAsia="Aptos"/>
-          <w:b w:val="0"/>
-          <w:color w:val="1F2937"/>
-          <w:sz w:val="20"/>
-        </w:rPr>
-        <w:t>Kesin hukukî karar vermeden resmî kaynağa yöneldik.</w:t>
-      </w:r>
-    </w:p>
-    <w:p>
-      <w:r>
-        <w:rPr>
-          <w:rFonts w:ascii="Aptos" w:hAnsi="Aptos" w:eastAsia="Aptos"/>
-          <w:b w:val="0"/>
-          <w:color w:val="1F2937"/>
-          <w:sz w:val="20"/>
-        </w:rPr>
-        <w:t>---</w:t>
-      </w:r>
-    </w:p>
-    <w:p>
-      <w:pPr>
-        <w:keepNext/>
-      </w:pPr>
-      <w:r>
-        <w:rPr>
-          <w:rFonts w:ascii="Aptos" w:hAnsi="Aptos" w:eastAsia="Aptos"/>
-          <w:b/>
-          <w:color w:val="EA580C"/>
-          <w:sz w:val="24"/>
-        </w:rPr>
-        <w:t>Öğretmen için kısa uygulama notu</w:t>
-      </w:r>
-    </w:p>
-    <w:p>
-      <w:pPr>
-        <w:pStyle w:val="ListBullet"/>
-      </w:pPr>
-      <w:r>
-        <w:rPr>
-          <w:rFonts w:ascii="Aptos" w:hAnsi="Aptos" w:eastAsia="Aptos"/>
-          <w:b w:val="0"/>
-          <w:color w:val="1F2937"/>
-          <w:sz w:val="20"/>
-        </w:rPr>
-        <w:t>Bu araç varsayılan olarak **6. derste**, Hak Türü Araştırma İstasyonu sonrasında 10 dakika kullanılır. Ayrı bir tam ders etkinliği veya ek çalışma kâğıdı paketi değildir.</w:t>
-      </w:r>
-    </w:p>
-    <w:p>
-      <w:pPr>
-        <w:pStyle w:val="ListBullet"/>
-      </w:pPr>
-      <w:r>
-        <w:rPr>
-          <w:rFonts w:ascii="Aptos" w:hAnsi="Aptos" w:eastAsia="Aptos"/>
-          <w:b w:val="0"/>
-          <w:color w:val="1F2937"/>
-          <w:sz w:val="20"/>
-        </w:rPr>
-        <w:t>Öğretmen, kavram kartlarından birbiriyle karışması muhtemel üçlüleri seçebilir: `patent–marka–tasarım tescili`, `inovasyon–AR-GE–inovatif ürün` veya `etik–telif hakkı–fikrî mülkiyet`.</w:t>
-      </w:r>
-    </w:p>
-    <w:p>
-      <w:pPr>
-        <w:pStyle w:val="ListBullet"/>
-      </w:pPr>
-      <w:r>
-        <w:rPr>
-          <w:rFonts w:ascii="Aptos" w:hAnsi="Aptos" w:eastAsia="Aptos"/>
-          <w:b w:val="0"/>
-          <w:color w:val="1F2937"/>
-          <w:sz w:val="20"/>
-        </w:rPr>
-        <w:t>Her grup yalnızca üç kavramla çalışır; diğer kavramlar, sınıf paylaşımında tamamlanır. 20 öğrencilik sınıfta 2–3 kişilik gruplar farklı üçlüler alabilir.</w:t>
-      </w:r>
-    </w:p>
-    <w:p>
-      <w:pPr>
-        <w:pStyle w:val="ListBullet"/>
-      </w:pPr>
-      <w:r>
-        <w:rPr>
-          <w:rFonts w:ascii="Aptos" w:hAnsi="Aptos" w:eastAsia="Aptos"/>
-          <w:b w:val="0"/>
-          <w:color w:val="1F2937"/>
-          <w:sz w:val="20"/>
-        </w:rPr>
-        <w:t>Öğrenci mini-formu, `U1_MD_03B_Grup_Calisma_Kagitlari.md` içindeki Grup Kopyası 2 ile aynı anda ikinci bir uzun form olarak dağıtılmaz. Öğretmen istasyon formundaki tek bir satırı işaretler veya 5N1K mini-formunu sonraki 10 dakikalık Pekiştir anında kullanır.</w:t>
-      </w:r>
-    </w:p>
-    <w:p>
-      <w:pPr>
-        <w:pStyle w:val="ListBullet"/>
-      </w:pPr>
-      <w:r>
-        <w:rPr>
-          <w:rFonts w:ascii="Aptos" w:hAnsi="Aptos" w:eastAsia="Aptos"/>
-          <w:b w:val="0"/>
-          <w:color w:val="1F2937"/>
-          <w:sz w:val="20"/>
-        </w:rPr>
-        <w:t>Destekleme için üç kavram yerine iki kavram, cümle başlangıçları ve öğretmen seçimi bir resmî kaynak verin. Zenginleştirme için öğrenci, iki koruma başlığını güvenilir kaynağa göre ayırt eden ek bir soru üretsin. Ayrıntılı paketler sonraki adımlarda üretilecektir.</w:t>
-      </w:r>
-    </w:p>
-    <w:p>
-      <w:pPr>
-        <w:keepNext/>
-      </w:pPr>
-      <w:r>
-        <w:rPr>
-          <w:rFonts w:ascii="Aptos" w:hAnsi="Aptos" w:eastAsia="Aptos"/>
-          <w:b/>
-          <w:color w:val="EA580C"/>
-          <w:sz w:val="24"/>
-        </w:rPr>
-        <w:t>Doğrulama kaydı</w:t>
-      </w:r>
-    </w:p>
-    <w:p>
-      <w:pPr>
-        <w:pStyle w:val="ListBullet"/>
-      </w:pPr>
-      <w:r>
-        <w:rPr>
-          <w:rFonts w:ascii="Aptos" w:hAnsi="Aptos" w:eastAsia="Aptos"/>
-          <w:b w:val="0"/>
-          <w:color w:val="1F2937"/>
-          <w:sz w:val="20"/>
-        </w:rPr>
-        <w:t>Canlı MEB Ünite 1 sayfasındaki inovasyon, AR-GE, ürün taslağı ve fikrî/sınai mülkiyet kapsamı doğrulandı.</w:t>
-      </w:r>
-    </w:p>
-    <w:p>
-      <w:pPr>
-        <w:pStyle w:val="ListBullet"/>
-      </w:pPr>
-      <w:r>
-        <w:rPr>
-          <w:rFonts w:ascii="Aptos" w:hAnsi="Aptos" w:eastAsia="Aptos"/>
-          <w:b w:val="0"/>
-          <w:color w:val="1F2937"/>
-          <w:sz w:val="20"/>
-        </w:rPr>
-        <w:t>15 ünite kavramı 5N1K başvuru tablosunda yer aldı.</w:t>
-      </w:r>
-    </w:p>
-    <w:p>
-      <w:pPr>
-        <w:pStyle w:val="ListBullet"/>
-      </w:pPr>
-      <w:r>
-        <w:rPr>
-          <w:rFonts w:ascii="Aptos" w:hAnsi="Aptos" w:eastAsia="Aptos"/>
-          <w:b w:val="0"/>
-          <w:color w:val="1F2937"/>
-          <w:sz w:val="20"/>
-        </w:rPr>
-        <w:t>Öğrenci uygulaması 2–3 kişilik grup için üç seçilmiş kavram ve 10 dakika ile sınırlandı.</w:t>
-      </w:r>
-    </w:p>
-    <w:p>
-      <w:pPr>
-        <w:pStyle w:val="ListBullet"/>
-      </w:pPr>
-      <w:r>
-        <w:rPr>
-          <w:rFonts w:ascii="Aptos" w:hAnsi="Aptos" w:eastAsia="Aptos"/>
-          <w:b w:val="0"/>
-          <w:color w:val="1F2937"/>
-          <w:sz w:val="20"/>
-        </w:rPr>
-        <w:t>Araç; bireysel/grup çalışma kâğıtları, destekleme ve zenginleştirme paketlerinden ayrı tutuldu.</w:t>
-      </w:r>
-    </w:p>
-    <w:p>
-      <w:pPr>
-        <w:pStyle w:val="ListBullet"/>
-      </w:pPr>
-      <w:r>
-        <w:rPr>
-          <w:rFonts w:ascii="Aptos" w:hAnsi="Aptos" w:eastAsia="Aptos"/>
-          <w:b w:val="0"/>
-          <w:color w:val="1F2937"/>
-          <w:sz w:val="20"/>
-        </w:rPr>
-        <w:t>Nihai sunum, HTML, portal katalog kaydı veya gerçek kaynak kimliği üretilmedi.</w:t>
+        <w:t>________________________________________________________________________________</w:t>
       </w:r>
     </w:p>
     <w:sectPr>
